--- a/PONENCIA PRESENCIA - JAIRO VARGAS (2).docx
+++ b/PONENCIA PRESENCIA - JAIRO VARGAS (2).docx
@@ -5588,6 +5588,17 @@
           <w:lang w:val="es-PE" w:eastAsia="es-PE"/>
         </w:rPr>
       </w:r>
+      <w:r>
+        <w:rPr>
+          <w:rFonts w:ascii="Neue Plak SemiBold" w:hAnsi="Neue Plak SemiBold"/>
+          <w:b/>
+          <w:bCs/>
+          <w:color w:val="0400cb"/>
+          <w:sz w:val="56"/>
+          <w:szCs w:val="56"/>
+          <w:lang w:val="es-PE" w:eastAsia="es-PE"/>
+        </w:rPr>
+      </w:r>
     </w:p>
     <w:p>
       <w:pPr>
@@ -5605,6 +5616,17 @@
           <w:lang w:val="es-PE" w:eastAsia="es-PE"/>
         </w:rPr>
       </w:pPr>
+      <w:r>
+        <w:rPr>
+          <w:rFonts w:ascii="Neue Plak SemiBold" w:hAnsi="Neue Plak SemiBold"/>
+          <w:b/>
+          <w:bCs/>
+          <w:color w:val="0400cb"/>
+          <w:sz w:val="56"/>
+          <w:szCs w:val="56"/>
+          <w:lang w:val="es-PE" w:eastAsia="es-PE"/>
+        </w:rPr>
+      </w:r>
       <w:r>
         <w:rPr>
           <w:rFonts w:ascii="Neue Plak SemiBold" w:hAnsi="Neue Plak SemiBold"/>
@@ -5749,12 +5771,19 @@
           <w:szCs w:val="80"/>
           <w:lang w:val="es-ES"/>
         </w:rPr>
-        <w:t xml:space="preserve">CERTIFICADO</w:t>
+        <w:t xml:space="preserve">[Tipo_Doc]</w:t>
       </w:r>
-      <w:bookmarkStart w:id="0" w:name="_GoBack"/>
-      <w:r/>
-      <w:bookmarkEnd w:id="0"/>
-      <w:r/>
+      <w:r>
+        <w:rPr>
+          <w:rFonts w:ascii="Neue Plak SemiBold" w:hAnsi="Neue Plak SemiBold"/>
+          <w:b/>
+          <w:bCs/>
+          <w:color w:val="0400cb"/>
+          <w:sz w:val="80"/>
+          <w:szCs w:val="80"/>
+          <w:lang w:val="es-ES"/>
+        </w:rPr>
+      </w:r>
       <w:r>
         <w:rPr>
           <w:rFonts w:ascii="Neue Plak SemiBold" w:hAnsi="Neue Plak SemiBold"/>
@@ -5806,6 +5835,14 @@
           <w:lang w:val="es-ES"/>
         </w:rPr>
         <w:t xml:space="preserve"> a:</w:t>
+      </w:r>
+      <w:r>
+        <w:rPr>
+          <w:rFonts w:ascii="Neue Plak Light" w:hAnsi="Neue Plak Light" w:cstheme="minorHAnsi"/>
+          <w:sz w:val="28"/>
+          <w:szCs w:val="28"/>
+          <w:lang w:val="es-ES"/>
+        </w:rPr>
       </w:r>
       <w:r>
         <w:rPr>
@@ -5929,6 +5966,14 @@
           <w:lang w:val="es-PE"/>
         </w:rPr>
       </w:r>
+      <w:r>
+        <w:rPr>
+          <w:rFonts w:ascii="Neue Plak SemiBold" w:hAnsi="Neue Plak SemiBold" w:cstheme="minorHAnsi"/>
+          <w:sz w:val="60"/>
+          <w:szCs w:val="60"/>
+          <w:lang w:val="es-PE"/>
+        </w:rPr>
+      </w:r>
     </w:p>
     <w:p>
       <w:pPr>
@@ -6010,18 +6055,7 @@
                                 <w:szCs w:val="16"/>
                                 <w:lang w:val="es-ES"/>
                               </w:rPr>
-                              <w:t xml:space="preserve">Por haber participado como </w:t>
-                            </w:r>
-                            <w:r>
-                              <w:rPr>
-                                <w:rFonts w:ascii="Neue Plak" w:hAnsi="Neue Plak"/>
-                                <w:b/>
-                                <w:bCs/>
-                                <w:sz w:val="20"/>
-                                <w:szCs w:val="16"/>
-                                <w:lang w:val="es-ES"/>
-                              </w:rPr>
-                              <w:t xml:space="preserve">PONENTE</w:t>
+                              <w:t xml:space="preserve">Por haber participado como [Rol]</w:t>
                             </w:r>
                             <w:r>
                               <w:rPr>
@@ -6030,7 +6064,7 @@
                                 <w:szCs w:val="16"/>
                                 <w:lang w:val="es-ES"/>
                               </w:rPr>
-                              <w:t xml:space="preserve"> con el tema </w:t>
+                              <w:t xml:space="preserve"> por </w:t>
                             </w:r>
                             <w:r>
                               <w:rPr>
@@ -6079,7 +6113,7 @@
                                 <w:szCs w:val="16"/>
                                 <w:lang w:val="es-ES"/>
                               </w:rPr>
-                              <w:t xml:space="preserve">E.A.P. de [Escuela profesional]</w:t>
+                              <w:t xml:space="preserve">P.A.  de [Escuela profesional]</w:t>
                             </w:r>
                             <w:r>
                               <w:rPr>
@@ -6170,6 +6204,14 @@
                                 <w:lang w:val="es-ES"/>
                               </w:rPr>
                             </w:r>
+                            <w:r>
+                              <w:rPr>
+                                <w:rFonts w:ascii="Neue Plak" w:hAnsi="Neue Plak"/>
+                                <w:sz w:val="20"/>
+                                <w:szCs w:val="16"/>
+                                <w:lang w:val="es-ES"/>
+                              </w:rPr>
+                            </w:r>
                           </w:p>
                         </w:txbxContent>
                       </wps:txbx>
@@ -6214,18 +6256,7 @@
                           <w:szCs w:val="16"/>
                           <w:lang w:val="es-ES"/>
                         </w:rPr>
-                        <w:t xml:space="preserve">Por haber participado como </w:t>
-                      </w:r>
-                      <w:r>
-                        <w:rPr>
-                          <w:rFonts w:ascii="Neue Plak" w:hAnsi="Neue Plak"/>
-                          <w:b/>
-                          <w:bCs/>
-                          <w:sz w:val="20"/>
-                          <w:szCs w:val="16"/>
-                          <w:lang w:val="es-ES"/>
-                        </w:rPr>
-                        <w:t xml:space="preserve">PONENTE</w:t>
+                        <w:t xml:space="preserve">Por haber participado como [Rol]</w:t>
                       </w:r>
                       <w:r>
                         <w:rPr>
@@ -6234,7 +6265,7 @@
                           <w:szCs w:val="16"/>
                           <w:lang w:val="es-ES"/>
                         </w:rPr>
-                        <w:t xml:space="preserve"> con el tema </w:t>
+                        <w:t xml:space="preserve"> por </w:t>
                       </w:r>
                       <w:r>
                         <w:rPr>
@@ -6283,7 +6314,7 @@
                           <w:szCs w:val="16"/>
                           <w:lang w:val="es-ES"/>
                         </w:rPr>
-                        <w:t xml:space="preserve">E.A.P. de [Escuela profesional]</w:t>
+                        <w:t xml:space="preserve">P.A.  de [Escuela profesional]</w:t>
                       </w:r>
                       <w:r>
                         <w:rPr>
@@ -6374,6 +6405,14 @@
                           <w:lang w:val="es-ES"/>
                         </w:rPr>
                       </w:r>
+                      <w:r>
+                        <w:rPr>
+                          <w:rFonts w:ascii="Neue Plak" w:hAnsi="Neue Plak"/>
+                          <w:sz w:val="20"/>
+                          <w:szCs w:val="16"/>
+                          <w:lang w:val="es-ES"/>
+                        </w:rPr>
+                      </w:r>
                     </w:p>
                   </w:txbxContent>
                 </v:textbox>
@@ -6381,6 +6420,14 @@
             </w:pict>
           </mc:Fallback>
         </mc:AlternateContent>
+      </w:r>
+      <w:r>
+        <w:rPr>
+          <w:rFonts w:ascii="Neue Plak SemiBold" w:hAnsi="Neue Plak SemiBold" w:cstheme="minorHAnsi"/>
+          <w:sz w:val="72"/>
+          <w:szCs w:val="72"/>
+          <w:lang w:val="es-ES"/>
+        </w:rPr>
       </w:r>
       <w:r>
         <w:rPr>
@@ -6607,6 +6654,15 @@
           <w:lang w:val="es-ES"/>
         </w:rPr>
       </w:r>
+      <w:r>
+        <w:rPr>
+          <w:rFonts w:ascii="Neue Plak SemiBold" w:hAnsi="Neue Plak SemiBold"/>
+          <w:b/>
+          <w:sz w:val="96"/>
+          <w:szCs w:val="80"/>
+          <w:lang w:val="es-ES"/>
+        </w:rPr>
+      </w:r>
     </w:p>
     <w:p>
       <w:pPr>
@@ -6617,6 +6673,11 @@
           <w:lang w:val="es-PE"/>
         </w:rPr>
       </w:pPr>
+      <w:r>
+        <w:rPr>
+          <w:lang w:val="es-PE"/>
+        </w:rPr>
+      </w:r>
       <w:r>
         <w:rPr>
           <w:lang w:val="es-PE"/>
@@ -6647,16 +6708,26 @@
           <w:lang w:val="es-PE"/>
         </w:rPr>
       </w:r>
-    </w:p>
-    <w:p>
-      <w:pPr>
-        <w:pBdr/>
-        <w:spacing/>
-        <w:ind/>
+      <w:r>
         <w:rPr>
           <w:lang w:val="es-PE"/>
         </w:rPr>
-      </w:pPr>
+      </w:r>
+    </w:p>
+    <w:p>
+      <w:pPr>
+        <w:pBdr/>
+        <w:spacing/>
+        <w:ind/>
+        <w:rPr>
+          <w:lang w:val="es-PE"/>
+        </w:rPr>
+      </w:pPr>
+      <w:r>
+        <w:rPr>
+          <w:lang w:val="es-PE"/>
+        </w:rPr>
+      </w:r>
       <w:r>
         <w:rPr>
           <w:lang w:val="es-PE"/>
@@ -6687,16 +6758,26 @@
           <w:lang w:val="es-PE"/>
         </w:rPr>
       </w:r>
-    </w:p>
-    <w:p>
-      <w:pPr>
-        <w:pBdr/>
-        <w:spacing/>
-        <w:ind/>
+      <w:r>
         <w:rPr>
           <w:lang w:val="es-PE"/>
         </w:rPr>
-      </w:pPr>
+      </w:r>
+    </w:p>
+    <w:p>
+      <w:pPr>
+        <w:pBdr/>
+        <w:spacing/>
+        <w:ind/>
+        <w:rPr>
+          <w:lang w:val="es-PE"/>
+        </w:rPr>
+      </w:pPr>
+      <w:r>
+        <w:rPr>
+          <w:lang w:val="es-PE"/>
+        </w:rPr>
+      </w:r>
       <w:r>
         <w:rPr>
           <w:lang w:val="es-PE"/>
@@ -6995,16 +7076,26 @@
           <w:lang w:val="es-PE"/>
         </w:rPr>
       </w:r>
-    </w:p>
-    <w:p>
-      <w:pPr>
-        <w:pBdr/>
-        <w:spacing/>
-        <w:ind/>
+      <w:r>
         <w:rPr>
           <w:lang w:val="es-PE"/>
         </w:rPr>
-      </w:pPr>
+      </w:r>
+    </w:p>
+    <w:p>
+      <w:pPr>
+        <w:pBdr/>
+        <w:spacing/>
+        <w:ind/>
+        <w:rPr>
+          <w:lang w:val="es-PE"/>
+        </w:rPr>
+      </w:pPr>
+      <w:r>
+        <w:rPr>
+          <w:lang w:val="es-PE"/>
+        </w:rPr>
+      </w:r>
       <w:r>
         <w:rPr>
           <w:lang w:val="es-PE"/>
@@ -7133,6 +7224,14 @@
                                       <w:lang w:val="es-PE"/>
                                     </w:rPr>
                                   </w:r>
+                                  <w:r>
+                                    <w:rPr>
+                                      <w:rFonts w:ascii="Neue Plak Light" w:hAnsi="Neue Plak Light"/>
+                                      <w:sz w:val="16"/>
+                                      <w:szCs w:val="16"/>
+                                      <w:lang w:val="es-PE"/>
+                                    </w:rPr>
+                                  </w:r>
                                 </w:p>
                               </w:tc>
                               <w:tc>
@@ -7175,6 +7274,14 @@
                                       <w:lang w:val="es-PE"/>
                                     </w:rPr>
                                   </w:r>
+                                  <w:r>
+                                    <w:rPr>
+                                      <w:rFonts w:ascii="Neue Plak Light" w:hAnsi="Neue Plak Light"/>
+                                      <w:sz w:val="16"/>
+                                      <w:szCs w:val="16"/>
+                                      <w:lang w:val="es-PE"/>
+                                    </w:rPr>
+                                  </w:r>
                                 </w:p>
                               </w:tc>
                               <w:tc>
@@ -7208,6 +7315,15 @@
                                       <w:lang w:val="es-PE"/>
                                     </w:rPr>
                                     <w:t xml:space="preserve">UNIVERSIDAD CONTINENTAL</w:t>
+                                  </w:r>
+                                  <w:r>
+                                    <w:rPr>
+                                      <w:rFonts w:ascii="Neue Plak Light" w:hAnsi="Neue Plak Light"/>
+                                      <w:b/>
+                                      <w:sz w:val="16"/>
+                                      <w:szCs w:val="16"/>
+                                      <w:lang w:val="es-PE"/>
+                                    </w:rPr>
                                   </w:r>
                                   <w:r>
                                     <w:rPr>
@@ -7263,6 +7379,14 @@
                                       <w:lang w:val="es-PE"/>
                                     </w:rPr>
                                   </w:r>
+                                  <w:r>
+                                    <w:rPr>
+                                      <w:rFonts w:ascii="Neue Plak Light" w:hAnsi="Neue Plak Light"/>
+                                      <w:sz w:val="16"/>
+                                      <w:szCs w:val="16"/>
+                                      <w:lang w:val="es-PE"/>
+                                    </w:rPr>
+                                  </w:r>
                                 </w:p>
                               </w:tc>
                               <w:tc>
@@ -7296,6 +7420,14 @@
                                       <w:lang w:val="es-PE"/>
                                     </w:rPr>
                                     <w:t xml:space="preserve">:</w:t>
+                                  </w:r>
+                                  <w:r>
+                                    <w:rPr>
+                                      <w:rFonts w:ascii="Neue Plak Light" w:hAnsi="Neue Plak Light"/>
+                                      <w:sz w:val="16"/>
+                                      <w:szCs w:val="16"/>
+                                      <w:lang w:val="es-PE"/>
+                                    </w:rPr>
                                   </w:r>
                                   <w:r>
                                     <w:rPr>
@@ -7339,6 +7471,15 @@
                                     </w:rPr>
                                     <w:t xml:space="preserve">[Facultad]
 </w:t>
+                                  </w:r>
+                                  <w:r>
+                                    <w:rPr>
+                                      <w:rFonts w:ascii="Neue Plak Light" w:hAnsi="Neue Plak Light"/>
+                                      <w:b/>
+                                      <w:sz w:val="16"/>
+                                      <w:szCs w:val="16"/>
+                                      <w:lang w:val="es-PE"/>
+                                    </w:rPr>
                                   </w:r>
                                   <w:r>
                                     <w:rPr>
@@ -7403,6 +7544,14 @@
                                       <w:lang w:val="es-PE"/>
                                     </w:rPr>
                                   </w:r>
+                                  <w:r>
+                                    <w:rPr>
+                                      <w:rFonts w:ascii="Neue Plak Light" w:hAnsi="Neue Plak Light"/>
+                                      <w:sz w:val="16"/>
+                                      <w:szCs w:val="16"/>
+                                      <w:lang w:val="es-PE"/>
+                                    </w:rPr>
+                                  </w:r>
                                 </w:p>
                               </w:tc>
                               <w:tc>
@@ -7436,6 +7585,14 @@
                                       <w:lang w:val="es-PE"/>
                                     </w:rPr>
                                     <w:t xml:space="preserve">:</w:t>
+                                  </w:r>
+                                  <w:r>
+                                    <w:rPr>
+                                      <w:rFonts w:ascii="Neue Plak Light" w:hAnsi="Neue Plak Light"/>
+                                      <w:sz w:val="16"/>
+                                      <w:szCs w:val="16"/>
+                                      <w:lang w:val="es-PE"/>
+                                    </w:rPr>
                                   </w:r>
                                   <w:r>
                                     <w:rPr>
@@ -7498,6 +7655,15 @@
                                       <w:lang w:val="es-PE"/>
                                     </w:rPr>
                                   </w:r>
+                                  <w:r>
+                                    <w:rPr>
+                                      <w:rFonts w:ascii="Neue Plak Light" w:hAnsi="Neue Plak Light"/>
+                                      <w:b/>
+                                      <w:sz w:val="16"/>
+                                      <w:szCs w:val="16"/>
+                                      <w:lang w:val="es-PE"/>
+                                    </w:rPr>
+                                  </w:r>
                                 </w:p>
                               </w:tc>
                             </w:tr>
@@ -7534,6 +7700,14 @@
                                       <w:lang w:val="es-PE"/>
                                     </w:rPr>
                                     <w:t xml:space="preserve">Fecha de Evento</w:t>
+                                  </w:r>
+                                  <w:r>
+                                    <w:rPr>
+                                      <w:rFonts w:ascii="Neue Plak Light" w:hAnsi="Neue Plak Light"/>
+                                      <w:sz w:val="16"/>
+                                      <w:szCs w:val="16"/>
+                                      <w:lang w:val="es-PE"/>
+                                    </w:rPr>
                                   </w:r>
                                   <w:r>
                                     <w:rPr>
@@ -7585,6 +7759,14 @@
                                       <w:lang w:val="es-PE"/>
                                     </w:rPr>
                                   </w:r>
+                                  <w:r>
+                                    <w:rPr>
+                                      <w:rFonts w:ascii="Neue Plak Light" w:hAnsi="Neue Plak Light"/>
+                                      <w:sz w:val="16"/>
+                                      <w:szCs w:val="16"/>
+                                      <w:lang w:val="es-PE"/>
+                                    </w:rPr>
+                                  </w:r>
                                 </w:p>
                               </w:tc>
                               <w:tc>
@@ -7618,6 +7800,15 @@
                                       <w:lang w:val="es-ES"/>
                                     </w:rPr>
                                     <w:t xml:space="preserve">[Fecha de evento]</w:t>
+                                  </w:r>
+                                  <w:r>
+                                    <w:rPr>
+                                      <w:rFonts w:ascii="Neue Plak Light" w:hAnsi="Neue Plak Light"/>
+                                      <w:b/>
+                                      <w:sz w:val="16"/>
+                                      <w:szCs w:val="16"/>
+                                      <w:lang w:val="es-PE"/>
+                                    </w:rPr>
                                   </w:r>
                                   <w:r>
                                     <w:rPr>
@@ -7683,6 +7874,14 @@
                                       <w:lang w:val="es-PE"/>
                                     </w:rPr>
                                   </w:r>
+                                  <w:r>
+                                    <w:rPr>
+                                      <w:rFonts w:ascii="Neue Plak Light" w:hAnsi="Neue Plak Light"/>
+                                      <w:sz w:val="16"/>
+                                      <w:szCs w:val="16"/>
+                                      <w:lang w:val="es-PE"/>
+                                    </w:rPr>
+                                  </w:r>
                                 </w:p>
                               </w:tc>
                               <w:tc>
@@ -7725,6 +7924,14 @@
                                       <w:lang w:val="es-PE"/>
                                     </w:rPr>
                                   </w:r>
+                                  <w:r>
+                                    <w:rPr>
+                                      <w:rFonts w:ascii="Neue Plak Light" w:hAnsi="Neue Plak Light"/>
+                                      <w:sz w:val="16"/>
+                                      <w:szCs w:val="16"/>
+                                      <w:lang w:val="es-PE"/>
+                                    </w:rPr>
+                                  </w:r>
                                 </w:p>
                               </w:tc>
                               <w:tc>
@@ -7757,7 +7964,16 @@
                                       <w:szCs w:val="16"/>
                                       <w:lang w:val="es-PE"/>
                                     </w:rPr>
-                                    <w:t xml:space="preserve">001</w:t>
+                                    <w:t xml:space="preserve">[Codigo Diploma]</w:t>
+                                  </w:r>
+                                  <w:r>
+                                    <w:rPr>
+                                      <w:rFonts w:ascii="Neue Plak Light" w:hAnsi="Neue Plak Light"/>
+                                      <w:b/>
+                                      <w:sz w:val="16"/>
+                                      <w:szCs w:val="16"/>
+                                      <w:lang w:val="es-PE"/>
+                                    </w:rPr>
                                   </w:r>
                                   <w:r>
                                     <w:rPr>
@@ -7813,6 +8029,14 @@
                                       <w:lang w:val="es-PE"/>
                                     </w:rPr>
                                   </w:r>
+                                  <w:r>
+                                    <w:rPr>
+                                      <w:rFonts w:ascii="Neue Plak Light" w:hAnsi="Neue Plak Light"/>
+                                      <w:sz w:val="16"/>
+                                      <w:szCs w:val="16"/>
+                                      <w:lang w:val="es-PE"/>
+                                    </w:rPr>
+                                  </w:r>
                                 </w:p>
                               </w:tc>
                               <w:tc>
@@ -7848,6 +8072,15 @@
                                       <w:lang w:val="es-PE"/>
                                     </w:rPr>
                                     <w:t xml:space="preserve">:</w:t>
+                                  </w:r>
+                                  <w:r>
+                                    <w:rPr>
+                                      <w:rFonts w:ascii="Neue Plak Light" w:hAnsi="Neue Plak Light"/>
+                                      <w:b/>
+                                      <w:sz w:val="16"/>
+                                      <w:szCs w:val="16"/>
+                                      <w:lang w:val="es-PE"/>
+                                    </w:rPr>
                                   </w:r>
                                   <w:r>
                                     <w:rPr>
@@ -7973,6 +8206,14 @@
                                       <w:lang w:val="es-PE"/>
                                     </w:rPr>
                                   </w:r>
+                                  <w:r>
+                                    <w:rPr>
+                                      <w:rFonts w:ascii="Neue Plak Light" w:hAnsi="Neue Plak Light"/>
+                                      <w:sz w:val="16"/>
+                                      <w:szCs w:val="16"/>
+                                      <w:lang w:val="es-PE"/>
+                                    </w:rPr>
+                                  </w:r>
                                 </w:p>
                               </w:tc>
                               <w:tc>
@@ -8018,6 +8259,15 @@
                                       <w:lang w:val="es-PE"/>
                                     </w:rPr>
                                   </w:r>
+                                  <w:r>
+                                    <w:rPr>
+                                      <w:rFonts w:ascii="Neue Plak Light" w:hAnsi="Neue Plak Light"/>
+                                      <w:b/>
+                                      <w:sz w:val="16"/>
+                                      <w:szCs w:val="16"/>
+                                      <w:lang w:val="es-PE"/>
+                                    </w:rPr>
+                                  </w:r>
                                 </w:p>
                               </w:tc>
                               <w:tc>
@@ -8051,7 +8301,16 @@
                                       <w:szCs w:val="16"/>
                                       <w:lang w:val="es-PE"/>
                                     </w:rPr>
-                                    <w:t xml:space="preserve">PONENTE </w:t>
+                                    <w:t xml:space="preserve">[Rol] </w:t>
+                                  </w:r>
+                                  <w:r>
+                                    <w:rPr>
+                                      <w:rFonts w:ascii="Neue Plak Light" w:hAnsi="Neue Plak Light"/>
+                                      <w:b/>
+                                      <w:sz w:val="16"/>
+                                      <w:szCs w:val="16"/>
+                                      <w:lang w:val="es-PE"/>
+                                    </w:rPr>
                                   </w:r>
                                   <w:r>
                                     <w:rPr>
@@ -8096,6 +8355,15 @@
                                       <w:lang w:val="es-PE"/>
                                     </w:rPr>
                                   </w:r>
+                                  <w:r>
+                                    <w:rPr>
+                                      <w:rFonts w:ascii="Neue Plak Light" w:hAnsi="Neue Plak Light"/>
+                                      <w:b/>
+                                      <w:sz w:val="16"/>
+                                      <w:szCs w:val="16"/>
+                                      <w:lang w:val="es-PE"/>
+                                    </w:rPr>
+                                  </w:r>
                                 </w:p>
                               </w:tc>
                             </w:tr>
@@ -8113,6 +8381,15 @@
                                 <w:lang w:val="es-PE"/>
                               </w:rPr>
                             </w:pPr>
+                            <w:r>
+                              <w:rPr>
+                                <w:rFonts w:ascii="Neue Plak Light" w:hAnsi="Neue Plak Light"/>
+                                <w:b/>
+                                <w:sz w:val="16"/>
+                                <w:szCs w:val="16"/>
+                                <w:lang w:val="es-PE"/>
+                              </w:rPr>
+                            </w:r>
                             <w:r>
                               <w:rPr>
                                 <w:rFonts w:ascii="Neue Plak Light" w:hAnsi="Neue Plak Light"/>
@@ -8215,6 +8492,14 @@
                                 <w:lang w:val="es-PE"/>
                               </w:rPr>
                             </w:r>
+                            <w:r>
+                              <w:rPr>
+                                <w:rFonts w:ascii="Neue Plak Light" w:hAnsi="Neue Plak Light"/>
+                                <w:sz w:val="16"/>
+                                <w:szCs w:val="16"/>
+                                <w:lang w:val="es-PE"/>
+                              </w:rPr>
+                            </w:r>
                           </w:p>
                         </w:tc>
                         <w:tc>
@@ -8257,6 +8542,14 @@
                                 <w:lang w:val="es-PE"/>
                               </w:rPr>
                             </w:r>
+                            <w:r>
+                              <w:rPr>
+                                <w:rFonts w:ascii="Neue Plak Light" w:hAnsi="Neue Plak Light"/>
+                                <w:sz w:val="16"/>
+                                <w:szCs w:val="16"/>
+                                <w:lang w:val="es-PE"/>
+                              </w:rPr>
+                            </w:r>
                           </w:p>
                         </w:tc>
                         <w:tc>
@@ -8290,6 +8583,15 @@
                                 <w:lang w:val="es-PE"/>
                               </w:rPr>
                               <w:t xml:space="preserve">UNIVERSIDAD CONTINENTAL</w:t>
+                            </w:r>
+                            <w:r>
+                              <w:rPr>
+                                <w:rFonts w:ascii="Neue Plak Light" w:hAnsi="Neue Plak Light"/>
+                                <w:b/>
+                                <w:sz w:val="16"/>
+                                <w:szCs w:val="16"/>
+                                <w:lang w:val="es-PE"/>
+                              </w:rPr>
                             </w:r>
                             <w:r>
                               <w:rPr>
@@ -8345,6 +8647,14 @@
                                 <w:lang w:val="es-PE"/>
                               </w:rPr>
                             </w:r>
+                            <w:r>
+                              <w:rPr>
+                                <w:rFonts w:ascii="Neue Plak Light" w:hAnsi="Neue Plak Light"/>
+                                <w:sz w:val="16"/>
+                                <w:szCs w:val="16"/>
+                                <w:lang w:val="es-PE"/>
+                              </w:rPr>
+                            </w:r>
                           </w:p>
                         </w:tc>
                         <w:tc>
@@ -8378,6 +8688,14 @@
                                 <w:lang w:val="es-PE"/>
                               </w:rPr>
                               <w:t xml:space="preserve">:</w:t>
+                            </w:r>
+                            <w:r>
+                              <w:rPr>
+                                <w:rFonts w:ascii="Neue Plak Light" w:hAnsi="Neue Plak Light"/>
+                                <w:sz w:val="16"/>
+                                <w:szCs w:val="16"/>
+                                <w:lang w:val="es-PE"/>
+                              </w:rPr>
                             </w:r>
                             <w:r>
                               <w:rPr>
@@ -8421,6 +8739,15 @@
                               </w:rPr>
                               <w:t xml:space="preserve">[Facultad]
 </w:t>
+                            </w:r>
+                            <w:r>
+                              <w:rPr>
+                                <w:rFonts w:ascii="Neue Plak Light" w:hAnsi="Neue Plak Light"/>
+                                <w:b/>
+                                <w:sz w:val="16"/>
+                                <w:szCs w:val="16"/>
+                                <w:lang w:val="es-PE"/>
+                              </w:rPr>
                             </w:r>
                             <w:r>
                               <w:rPr>
@@ -8485,6 +8812,14 @@
                                 <w:lang w:val="es-PE"/>
                               </w:rPr>
                             </w:r>
+                            <w:r>
+                              <w:rPr>
+                                <w:rFonts w:ascii="Neue Plak Light" w:hAnsi="Neue Plak Light"/>
+                                <w:sz w:val="16"/>
+                                <w:szCs w:val="16"/>
+                                <w:lang w:val="es-PE"/>
+                              </w:rPr>
+                            </w:r>
                           </w:p>
                         </w:tc>
                         <w:tc>
@@ -8518,6 +8853,14 @@
                                 <w:lang w:val="es-PE"/>
                               </w:rPr>
                               <w:t xml:space="preserve">:</w:t>
+                            </w:r>
+                            <w:r>
+                              <w:rPr>
+                                <w:rFonts w:ascii="Neue Plak Light" w:hAnsi="Neue Plak Light"/>
+                                <w:sz w:val="16"/>
+                                <w:szCs w:val="16"/>
+                                <w:lang w:val="es-PE"/>
+                              </w:rPr>
                             </w:r>
                             <w:r>
                               <w:rPr>
@@ -8580,6 +8923,15 @@
                                 <w:lang w:val="es-PE"/>
                               </w:rPr>
                             </w:r>
+                            <w:r>
+                              <w:rPr>
+                                <w:rFonts w:ascii="Neue Plak Light" w:hAnsi="Neue Plak Light"/>
+                                <w:b/>
+                                <w:sz w:val="16"/>
+                                <w:szCs w:val="16"/>
+                                <w:lang w:val="es-PE"/>
+                              </w:rPr>
+                            </w:r>
                           </w:p>
                         </w:tc>
                       </w:tr>
@@ -8616,6 +8968,14 @@
                                 <w:lang w:val="es-PE"/>
                               </w:rPr>
                               <w:t xml:space="preserve">Fecha de Evento</w:t>
+                            </w:r>
+                            <w:r>
+                              <w:rPr>
+                                <w:rFonts w:ascii="Neue Plak Light" w:hAnsi="Neue Plak Light"/>
+                                <w:sz w:val="16"/>
+                                <w:szCs w:val="16"/>
+                                <w:lang w:val="es-PE"/>
+                              </w:rPr>
                             </w:r>
                             <w:r>
                               <w:rPr>
@@ -8667,6 +9027,14 @@
                                 <w:lang w:val="es-PE"/>
                               </w:rPr>
                             </w:r>
+                            <w:r>
+                              <w:rPr>
+                                <w:rFonts w:ascii="Neue Plak Light" w:hAnsi="Neue Plak Light"/>
+                                <w:sz w:val="16"/>
+                                <w:szCs w:val="16"/>
+                                <w:lang w:val="es-PE"/>
+                              </w:rPr>
+                            </w:r>
                           </w:p>
                         </w:tc>
                         <w:tc>
@@ -8700,6 +9068,15 @@
                                 <w:lang w:val="es-ES"/>
                               </w:rPr>
                               <w:t xml:space="preserve">[Fecha de evento]</w:t>
+                            </w:r>
+                            <w:r>
+                              <w:rPr>
+                                <w:rFonts w:ascii="Neue Plak Light" w:hAnsi="Neue Plak Light"/>
+                                <w:b/>
+                                <w:sz w:val="16"/>
+                                <w:szCs w:val="16"/>
+                                <w:lang w:val="es-PE"/>
+                              </w:rPr>
                             </w:r>
                             <w:r>
                               <w:rPr>
@@ -8765,6 +9142,14 @@
                                 <w:lang w:val="es-PE"/>
                               </w:rPr>
                             </w:r>
+                            <w:r>
+                              <w:rPr>
+                                <w:rFonts w:ascii="Neue Plak Light" w:hAnsi="Neue Plak Light"/>
+                                <w:sz w:val="16"/>
+                                <w:szCs w:val="16"/>
+                                <w:lang w:val="es-PE"/>
+                              </w:rPr>
+                            </w:r>
                           </w:p>
                         </w:tc>
                         <w:tc>
@@ -8807,6 +9192,14 @@
                                 <w:lang w:val="es-PE"/>
                               </w:rPr>
                             </w:r>
+                            <w:r>
+                              <w:rPr>
+                                <w:rFonts w:ascii="Neue Plak Light" w:hAnsi="Neue Plak Light"/>
+                                <w:sz w:val="16"/>
+                                <w:szCs w:val="16"/>
+                                <w:lang w:val="es-PE"/>
+                              </w:rPr>
+                            </w:r>
                           </w:p>
                         </w:tc>
                         <w:tc>
@@ -8839,7 +9232,16 @@
                                 <w:szCs w:val="16"/>
                                 <w:lang w:val="es-PE"/>
                               </w:rPr>
-                              <w:t xml:space="preserve">001</w:t>
+                              <w:t xml:space="preserve">[Codigo Diploma]</w:t>
+                            </w:r>
+                            <w:r>
+                              <w:rPr>
+                                <w:rFonts w:ascii="Neue Plak Light" w:hAnsi="Neue Plak Light"/>
+                                <w:b/>
+                                <w:sz w:val="16"/>
+                                <w:szCs w:val="16"/>
+                                <w:lang w:val="es-PE"/>
+                              </w:rPr>
                             </w:r>
                             <w:r>
                               <w:rPr>
@@ -8895,6 +9297,14 @@
                                 <w:lang w:val="es-PE"/>
                               </w:rPr>
                             </w:r>
+                            <w:r>
+                              <w:rPr>
+                                <w:rFonts w:ascii="Neue Plak Light" w:hAnsi="Neue Plak Light"/>
+                                <w:sz w:val="16"/>
+                                <w:szCs w:val="16"/>
+                                <w:lang w:val="es-PE"/>
+                              </w:rPr>
+                            </w:r>
                           </w:p>
                         </w:tc>
                         <w:tc>
@@ -8930,6 +9340,15 @@
                                 <w:lang w:val="es-PE"/>
                               </w:rPr>
                               <w:t xml:space="preserve">:</w:t>
+                            </w:r>
+                            <w:r>
+                              <w:rPr>
+                                <w:rFonts w:ascii="Neue Plak Light" w:hAnsi="Neue Plak Light"/>
+                                <w:b/>
+                                <w:sz w:val="16"/>
+                                <w:szCs w:val="16"/>
+                                <w:lang w:val="es-PE"/>
+                              </w:rPr>
                             </w:r>
                             <w:r>
                               <w:rPr>
@@ -9055,6 +9474,14 @@
                                 <w:lang w:val="es-PE"/>
                               </w:rPr>
                             </w:r>
+                            <w:r>
+                              <w:rPr>
+                                <w:rFonts w:ascii="Neue Plak Light" w:hAnsi="Neue Plak Light"/>
+                                <w:sz w:val="16"/>
+                                <w:szCs w:val="16"/>
+                                <w:lang w:val="es-PE"/>
+                              </w:rPr>
+                            </w:r>
                           </w:p>
                         </w:tc>
                         <w:tc>
@@ -9100,6 +9527,15 @@
                                 <w:lang w:val="es-PE"/>
                               </w:rPr>
                             </w:r>
+                            <w:r>
+                              <w:rPr>
+                                <w:rFonts w:ascii="Neue Plak Light" w:hAnsi="Neue Plak Light"/>
+                                <w:b/>
+                                <w:sz w:val="16"/>
+                                <w:szCs w:val="16"/>
+                                <w:lang w:val="es-PE"/>
+                              </w:rPr>
+                            </w:r>
                           </w:p>
                         </w:tc>
                         <w:tc>
@@ -9133,7 +9569,16 @@
                                 <w:szCs w:val="16"/>
                                 <w:lang w:val="es-PE"/>
                               </w:rPr>
-                              <w:t xml:space="preserve">PONENTE </w:t>
+                              <w:t xml:space="preserve">[Rol] </w:t>
+                            </w:r>
+                            <w:r>
+                              <w:rPr>
+                                <w:rFonts w:ascii="Neue Plak Light" w:hAnsi="Neue Plak Light"/>
+                                <w:b/>
+                                <w:sz w:val="16"/>
+                                <w:szCs w:val="16"/>
+                                <w:lang w:val="es-PE"/>
+                              </w:rPr>
                             </w:r>
                             <w:r>
                               <w:rPr>
@@ -9168,6 +9613,15 @@
                                 <w:lang w:val="es-ES"/>
                               </w:rPr>
                               <w:t xml:space="preserve">[Tema]</w:t>
+                            </w:r>
+                            <w:r>
+                              <w:rPr>
+                                <w:rFonts w:ascii="Neue Plak Light" w:hAnsi="Neue Plak Light"/>
+                                <w:b/>
+                                <w:sz w:val="16"/>
+                                <w:szCs w:val="16"/>
+                                <w:lang w:val="es-PE"/>
+                              </w:rPr>
                             </w:r>
                             <w:r>
                               <w:rPr>
@@ -9213,6 +9667,15 @@
                           <w:lang w:val="es-PE"/>
                         </w:rPr>
                       </w:r>
+                      <w:r>
+                        <w:rPr>
+                          <w:rFonts w:ascii="Neue Plak Light" w:hAnsi="Neue Plak Light"/>
+                          <w:b/>
+                          <w:sz w:val="16"/>
+                          <w:szCs w:val="16"/>
+                          <w:lang w:val="es-PE"/>
+                        </w:rPr>
+                      </w:r>
                     </w:p>
                   </w:txbxContent>
                 </v:textbox>
@@ -9226,16 +9689,26 @@
           <w:lang w:val="es-PE"/>
         </w:rPr>
       </w:r>
-    </w:p>
-    <w:p>
-      <w:pPr>
-        <w:pBdr/>
-        <w:spacing/>
-        <w:ind/>
+      <w:r>
         <w:rPr>
           <w:lang w:val="es-PE"/>
         </w:rPr>
-      </w:pPr>
+      </w:r>
+    </w:p>
+    <w:p>
+      <w:pPr>
+        <w:pBdr/>
+        <w:spacing/>
+        <w:ind/>
+        <w:rPr>
+          <w:lang w:val="es-PE"/>
+        </w:rPr>
+      </w:pPr>
+      <w:r>
+        <w:rPr>
+          <w:lang w:val="es-PE"/>
+        </w:rPr>
+      </w:r>
       <w:r>
         <w:rPr>
           <w:lang w:val="es-PE"/>
@@ -9266,16 +9739,26 @@
           <w:lang w:val="es-PE"/>
         </w:rPr>
       </w:r>
-    </w:p>
-    <w:p>
-      <w:pPr>
-        <w:pBdr/>
-        <w:spacing/>
-        <w:ind/>
+      <w:r>
         <w:rPr>
           <w:lang w:val="es-PE"/>
         </w:rPr>
-      </w:pPr>
+      </w:r>
+    </w:p>
+    <w:p>
+      <w:pPr>
+        <w:pBdr/>
+        <w:spacing/>
+        <w:ind/>
+        <w:rPr>
+          <w:lang w:val="es-PE"/>
+        </w:rPr>
+      </w:pPr>
+      <w:r>
+        <w:rPr>
+          <w:lang w:val="es-PE"/>
+        </w:rPr>
+      </w:r>
       <w:r>
         <w:rPr>
           <w:lang w:val="es-PE"/>
@@ -9306,16 +9789,26 @@
           <w:lang w:val="es-PE"/>
         </w:rPr>
       </w:r>
-    </w:p>
-    <w:p>
-      <w:pPr>
-        <w:pBdr/>
-        <w:spacing/>
-        <w:ind/>
+      <w:r>
         <w:rPr>
           <w:lang w:val="es-PE"/>
         </w:rPr>
-      </w:pPr>
+      </w:r>
+    </w:p>
+    <w:p>
+      <w:pPr>
+        <w:pBdr/>
+        <w:spacing/>
+        <w:ind/>
+        <w:rPr>
+          <w:lang w:val="es-PE"/>
+        </w:rPr>
+      </w:pPr>
+      <w:r>
+        <w:rPr>
+          <w:lang w:val="es-PE"/>
+        </w:rPr>
+      </w:r>
       <w:r>
         <w:rPr>
           <w:lang w:val="es-PE"/>
@@ -9346,16 +9839,26 @@
           <w:lang w:val="es-PE"/>
         </w:rPr>
       </w:r>
-    </w:p>
-    <w:p>
-      <w:pPr>
-        <w:pBdr/>
-        <w:spacing/>
-        <w:ind/>
+      <w:r>
         <w:rPr>
           <w:lang w:val="es-PE"/>
         </w:rPr>
-      </w:pPr>
+      </w:r>
+    </w:p>
+    <w:p>
+      <w:pPr>
+        <w:pBdr/>
+        <w:spacing/>
+        <w:ind/>
+        <w:rPr>
+          <w:lang w:val="es-PE"/>
+        </w:rPr>
+      </w:pPr>
+      <w:r>
+        <w:rPr>
+          <w:lang w:val="es-PE"/>
+        </w:rPr>
+      </w:r>
       <w:r>
         <w:rPr>
           <w:lang w:val="es-PE"/>
@@ -9471,6 +9974,13 @@
                                 <w:lang w:val="es-ES"/>
                               </w:rPr>
                             </w:r>
+                            <w:r>
+                              <w:rPr>
+                                <w:rFonts w:ascii="Neue Plak Light" w:hAnsi="Neue Plak Light"/>
+                                <w:color w:val="a6a6a6" w:themeColor="background1" w:themeShade="A6"/>
+                                <w:lang w:val="es-ES"/>
+                              </w:rPr>
+                            </w:r>
                           </w:p>
                         </w:txbxContent>
                       </wps:txbx>
@@ -9538,6 +10048,13 @@
                           <w:lang w:val="es-ES"/>
                         </w:rPr>
                       </w:r>
+                      <w:r>
+                        <w:rPr>
+                          <w:rFonts w:ascii="Neue Plak Light" w:hAnsi="Neue Plak Light"/>
+                          <w:color w:val="a6a6a6" w:themeColor="background1" w:themeShade="A6"/>
+                          <w:lang w:val="es-ES"/>
+                        </w:rPr>
+                      </w:r>
                     </w:p>
                   </w:txbxContent>
                 </v:textbox>
@@ -9557,16 +10074,26 @@
           <w:lang w:val="es-PE"/>
         </w:rPr>
       </w:r>
-    </w:p>
-    <w:p>
-      <w:pPr>
-        <w:pBdr/>
-        <w:spacing w:after="0" w:line="240" w:lineRule="auto"/>
-        <w:ind/>
+      <w:r>
         <w:rPr>
           <w:lang w:val="es-PE"/>
         </w:rPr>
-      </w:pPr>
+      </w:r>
+    </w:p>
+    <w:p>
+      <w:pPr>
+        <w:pBdr/>
+        <w:spacing w:after="0" w:line="240" w:lineRule="auto"/>
+        <w:ind/>
+        <w:rPr>
+          <w:lang w:val="es-PE"/>
+        </w:rPr>
+      </w:pPr>
+      <w:r>
+        <w:rPr>
+          <w:lang w:val="es-PE"/>
+        </w:rPr>
+      </w:r>
       <w:r>
         <w:rPr>
           <w:lang w:val="es-PE"/>
@@ -9607,6 +10134,11 @@
           <w:lang w:val="es-PE"/>
         </w:rPr>
       </w:r>
+      <w:r>
+        <w:rPr>
+          <w:lang w:val="es-PE"/>
+        </w:rPr>
+      </w:r>
     </w:p>
     <w:p>
       <w:pPr>
@@ -9636,6 +10168,11 @@
           <w:lang w:val="es-PE"/>
         </w:rPr>
       </w:r>
+      <w:r>
+        <w:rPr>
+          <w:lang w:val="es-PE"/>
+        </w:rPr>
+      </w:r>
     </w:p>
     <w:p>
       <w:pPr>
@@ -9647,6 +10184,11 @@
           <w:lang w:val="es-PE"/>
         </w:rPr>
       </w:pPr>
+      <w:r>
+        <w:rPr>
+          <w:lang w:val="es-PE"/>
+        </w:rPr>
+      </w:r>
       <w:r>
         <w:rPr>
           <w:lang w:val="es-PE"/>
@@ -9894,9 +10436,9 @@
     <w:lsdException w:name="Bibliography" w:uiPriority="37"/>
     <w:lsdException w:name="TOC Heading" w:uiPriority="39" w:qFormat="1"/>
   </w:latentStyles>
-  <w:style w:type="table" w:styleId="12">
+  <w:style w:type="table" w:styleId="701">
     <w:name w:val="Table Grid"/>
-    <w:basedOn w:val="702"/>
+    <w:basedOn w:val="887"/>
     <w:uiPriority w:val="59"/>
     <w:pPr>
       <w:pBdr/>
@@ -10093,9 +10635,9 @@
       </w:tcPr>
     </w:tblStylePr>
   </w:style>
-  <w:style w:type="table" w:styleId="13">
+  <w:style w:type="table" w:styleId="702">
     <w:name w:val="Table Grid Light"/>
-    <w:basedOn w:val="702"/>
+    <w:basedOn w:val="887"/>
     <w:uiPriority w:val="59"/>
     <w:pPr>
       <w:pBdr/>
@@ -10292,9 +10834,9 @@
       </w:tcPr>
     </w:tblStylePr>
   </w:style>
-  <w:style w:type="table" w:styleId="14">
+  <w:style w:type="table" w:styleId="703">
     <w:name w:val="Plain Table 1"/>
-    <w:basedOn w:val="702"/>
+    <w:basedOn w:val="887"/>
     <w:uiPriority w:val="59"/>
     <w:pPr>
       <w:pBdr/>
@@ -10517,9 +11059,9 @@
       </w:tcPr>
     </w:tblStylePr>
   </w:style>
-  <w:style w:type="table" w:styleId="15">
+  <w:style w:type="table" w:styleId="704">
     <w:name w:val="Plain Table 2"/>
-    <w:basedOn w:val="702"/>
+    <w:basedOn w:val="887"/>
     <w:uiPriority w:val="59"/>
     <w:pPr>
       <w:pBdr/>
@@ -10750,9 +11292,9 @@
       </w:tcPr>
     </w:tblStylePr>
   </w:style>
-  <w:style w:type="table" w:styleId="16">
+  <w:style w:type="table" w:styleId="705">
     <w:name w:val="Plain Table 3"/>
-    <w:basedOn w:val="702"/>
+    <w:basedOn w:val="887"/>
     <w:uiPriority w:val="99"/>
     <w:pPr>
       <w:pBdr/>
@@ -10980,9 +11522,9 @@
       </w:tcPr>
     </w:tblStylePr>
   </w:style>
-  <w:style w:type="table" w:styleId="17">
+  <w:style w:type="table" w:styleId="706">
     <w:name w:val="Plain Table 4"/>
-    <w:basedOn w:val="702"/>
+    <w:basedOn w:val="887"/>
     <w:uiPriority w:val="99"/>
     <w:pPr>
       <w:pBdr/>
@@ -11196,9 +11738,9 @@
       </w:tcPr>
     </w:tblStylePr>
   </w:style>
-  <w:style w:type="table" w:styleId="18">
+  <w:style w:type="table" w:styleId="707">
     <w:name w:val="Plain Table 5"/>
-    <w:basedOn w:val="702"/>
+    <w:basedOn w:val="887"/>
     <w:uiPriority w:val="99"/>
     <w:pPr>
       <w:pBdr/>
@@ -11429,9 +11971,9 @@
       </w:tcPr>
     </w:tblStylePr>
   </w:style>
-  <w:style w:type="table" w:styleId="19">
+  <w:style w:type="table" w:styleId="708">
     <w:name w:val="Grid Table 1 Light"/>
-    <w:basedOn w:val="702"/>
+    <w:basedOn w:val="887"/>
     <w:uiPriority w:val="99"/>
     <w:pPr>
       <w:pBdr/>
@@ -11652,9 +12194,9 @@
       </w:tcPr>
     </w:tblStylePr>
   </w:style>
-  <w:style w:type="table" w:styleId="20">
+  <w:style w:type="table" w:styleId="709">
     <w:name w:val="Grid Table 1 Light - Accent 1"/>
-    <w:basedOn w:val="702"/>
+    <w:basedOn w:val="887"/>
     <w:uiPriority w:val="99"/>
     <w:pPr>
       <w:pBdr/>
@@ -11875,9 +12417,9 @@
       </w:tcPr>
     </w:tblStylePr>
   </w:style>
-  <w:style w:type="table" w:styleId="21">
+  <w:style w:type="table" w:styleId="710">
     <w:name w:val="Grid Table 1 Light - Accent 2"/>
-    <w:basedOn w:val="702"/>
+    <w:basedOn w:val="887"/>
     <w:uiPriority w:val="99"/>
     <w:pPr>
       <w:pBdr/>
@@ -12098,9 +12640,9 @@
       </w:tcPr>
     </w:tblStylePr>
   </w:style>
-  <w:style w:type="table" w:styleId="22">
+  <w:style w:type="table" w:styleId="711">
     <w:name w:val="Grid Table 1 Light - Accent 3"/>
-    <w:basedOn w:val="702"/>
+    <w:basedOn w:val="887"/>
     <w:uiPriority w:val="99"/>
     <w:pPr>
       <w:pBdr/>
@@ -12321,9 +12863,9 @@
       </w:tcPr>
     </w:tblStylePr>
   </w:style>
-  <w:style w:type="table" w:styleId="23">
+  <w:style w:type="table" w:styleId="712">
     <w:name w:val="Grid Table 1 Light - Accent 4"/>
-    <w:basedOn w:val="702"/>
+    <w:basedOn w:val="887"/>
     <w:uiPriority w:val="99"/>
     <w:pPr>
       <w:pBdr/>
@@ -12544,9 +13086,9 @@
       </w:tcPr>
     </w:tblStylePr>
   </w:style>
-  <w:style w:type="table" w:styleId="24">
+  <w:style w:type="table" w:styleId="713">
     <w:name w:val="Grid Table 1 Light - Accent 5"/>
-    <w:basedOn w:val="702"/>
+    <w:basedOn w:val="887"/>
     <w:uiPriority w:val="99"/>
     <w:pPr>
       <w:pBdr/>
@@ -12767,9 +13309,9 @@
       </w:tcPr>
     </w:tblStylePr>
   </w:style>
-  <w:style w:type="table" w:styleId="25">
+  <w:style w:type="table" w:styleId="714">
     <w:name w:val="Grid Table 1 Light - Accent 6"/>
-    <w:basedOn w:val="702"/>
+    <w:basedOn w:val="887"/>
     <w:uiPriority w:val="99"/>
     <w:pPr>
       <w:pBdr/>
@@ -12990,9 +13532,9 @@
       </w:tcPr>
     </w:tblStylePr>
   </w:style>
-  <w:style w:type="table" w:styleId="26">
+  <w:style w:type="table" w:styleId="715">
     <w:name w:val="Grid Table 2"/>
-    <w:basedOn w:val="702"/>
+    <w:basedOn w:val="887"/>
     <w:uiPriority w:val="99"/>
     <w:pPr>
       <w:pBdr/>
@@ -13222,9 +13764,9 @@
       </w:tcPr>
     </w:tblStylePr>
   </w:style>
-  <w:style w:type="table" w:styleId="27">
+  <w:style w:type="table" w:styleId="716">
     <w:name w:val="Grid Table 2 - Accent 1"/>
-    <w:basedOn w:val="702"/>
+    <w:basedOn w:val="887"/>
     <w:uiPriority w:val="99"/>
     <w:pPr>
       <w:pBdr/>
@@ -13454,9 +13996,9 @@
       </w:tcPr>
     </w:tblStylePr>
   </w:style>
-  <w:style w:type="table" w:styleId="28">
+  <w:style w:type="table" w:styleId="717">
     <w:name w:val="Grid Table 2 - Accent 2"/>
-    <w:basedOn w:val="702"/>
+    <w:basedOn w:val="887"/>
     <w:uiPriority w:val="99"/>
     <w:pPr>
       <w:pBdr/>
@@ -13686,9 +14228,9 @@
       </w:tcPr>
     </w:tblStylePr>
   </w:style>
-  <w:style w:type="table" w:styleId="29">
+  <w:style w:type="table" w:styleId="718">
     <w:name w:val="Grid Table 2 - Accent 3"/>
-    <w:basedOn w:val="702"/>
+    <w:basedOn w:val="887"/>
     <w:uiPriority w:val="99"/>
     <w:pPr>
       <w:pBdr/>
@@ -13918,9 +14460,9 @@
       </w:tcPr>
     </w:tblStylePr>
   </w:style>
-  <w:style w:type="table" w:styleId="30">
+  <w:style w:type="table" w:styleId="719">
     <w:name w:val="Grid Table 2 - Accent 4"/>
-    <w:basedOn w:val="702"/>
+    <w:basedOn w:val="887"/>
     <w:uiPriority w:val="99"/>
     <w:pPr>
       <w:pBdr/>
@@ -14150,9 +14692,9 @@
       </w:tcPr>
     </w:tblStylePr>
   </w:style>
-  <w:style w:type="table" w:styleId="31">
+  <w:style w:type="table" w:styleId="720">
     <w:name w:val="Grid Table 2 - Accent 5"/>
-    <w:basedOn w:val="702"/>
+    <w:basedOn w:val="887"/>
     <w:uiPriority w:val="99"/>
     <w:pPr>
       <w:pBdr/>
@@ -14382,9 +14924,9 @@
       </w:tcPr>
     </w:tblStylePr>
   </w:style>
-  <w:style w:type="table" w:styleId="32">
+  <w:style w:type="table" w:styleId="721">
     <w:name w:val="Grid Table 2 - Accent 6"/>
-    <w:basedOn w:val="702"/>
+    <w:basedOn w:val="887"/>
     <w:uiPriority w:val="99"/>
     <w:pPr>
       <w:pBdr/>
@@ -14614,9 +15156,9 @@
       </w:tcPr>
     </w:tblStylePr>
   </w:style>
-  <w:style w:type="table" w:styleId="33">
+  <w:style w:type="table" w:styleId="722">
     <w:name w:val="Grid Table 3"/>
-    <w:basedOn w:val="702"/>
+    <w:basedOn w:val="887"/>
     <w:uiPriority w:val="99"/>
     <w:pPr>
       <w:pBdr/>
@@ -14715,29 +15257,6 @@
         <w:tblBorders/>
       </w:tblPr>
       <w:tcPr>
-        <w:shd w:color="ffffff"/>
-        <w:tcBorders>
-          <w:top w:val="none" w:color="000000" w:sz="4" w:space="0"/>
-          <w:left w:val="none" w:color="000000" w:sz="4" w:space="0"/>
-          <w:bottom w:val="none" w:color="000000" w:sz="4" w:space="0"/>
-          <w:right w:val="none" w:color="000000" w:sz="4" w:space="0"/>
-        </w:tcBorders>
-      </w:tcPr>
-    </w:tblStylePr>
-    <w:tblStylePr w:type="firstRow">
-      <w:rPr>
-        <w:b/>
-        <w:color w:val="404040"/>
-      </w:rPr>
-      <w:pPr>
-        <w:pBdr/>
-        <w:spacing/>
-        <w:ind/>
-      </w:pPr>
-      <w:tblPr>
-        <w:tblBorders/>
-      </w:tblPr>
-      <w:tcPr>
         <w:shd w:val="clear" w:color="ffffff"/>
         <w:tcBorders>
           <w:top w:val="none" w:color="000000" w:sz="4" w:space="0"/>
@@ -14747,30 +15266,7 @@
         </w:tcBorders>
       </w:tcPr>
     </w:tblStylePr>
-    <w:tblStylePr w:type="lastCol">
-      <w:rPr>
-        <w:i/>
-        <w:color w:val="404040"/>
-      </w:rPr>
-      <w:pPr>
-        <w:pBdr/>
-        <w:spacing/>
-        <w:ind/>
-      </w:pPr>
-      <w:tblPr>
-        <w:tblBorders/>
-      </w:tblPr>
-      <w:tcPr>
-        <w:shd w:color="ffffff"/>
-        <w:tcBorders>
-          <w:top w:val="none" w:color="000000" w:sz="4" w:space="0"/>
-          <w:left w:val="none" w:color="000000" w:sz="4" w:space="0"/>
-          <w:bottom w:val="none" w:color="000000" w:sz="4" w:space="0"/>
-          <w:right w:val="none" w:color="000000" w:sz="4" w:space="0"/>
-        </w:tcBorders>
-      </w:tcPr>
-    </w:tblStylePr>
-    <w:tblStylePr w:type="lastRow">
+    <w:tblStylePr w:type="firstRow">
       <w:rPr>
         <w:b/>
         <w:color w:val="404040"/>
@@ -14793,6 +15289,52 @@
         </w:tcBorders>
       </w:tcPr>
     </w:tblStylePr>
+    <w:tblStylePr w:type="lastCol">
+      <w:rPr>
+        <w:i/>
+        <w:color w:val="404040"/>
+      </w:rPr>
+      <w:pPr>
+        <w:pBdr/>
+        <w:spacing/>
+        <w:ind/>
+      </w:pPr>
+      <w:tblPr>
+        <w:tblBorders/>
+      </w:tblPr>
+      <w:tcPr>
+        <w:shd w:val="clear" w:color="ffffff"/>
+        <w:tcBorders>
+          <w:top w:val="none" w:color="000000" w:sz="4" w:space="0"/>
+          <w:left w:val="none" w:color="000000" w:sz="4" w:space="0"/>
+          <w:bottom w:val="none" w:color="000000" w:sz="4" w:space="0"/>
+          <w:right w:val="none" w:color="000000" w:sz="4" w:space="0"/>
+        </w:tcBorders>
+      </w:tcPr>
+    </w:tblStylePr>
+    <w:tblStylePr w:type="lastRow">
+      <w:rPr>
+        <w:b/>
+        <w:color w:val="404040"/>
+      </w:rPr>
+      <w:pPr>
+        <w:pBdr/>
+        <w:spacing/>
+        <w:ind/>
+      </w:pPr>
+      <w:tblPr>
+        <w:tblBorders/>
+      </w:tblPr>
+      <w:tcPr>
+        <w:shd w:val="clear" w:color="ffffff"/>
+        <w:tcBorders>
+          <w:top w:val="none" w:color="000000" w:sz="4" w:space="0"/>
+          <w:left w:val="none" w:color="000000" w:sz="4" w:space="0"/>
+          <w:bottom w:val="none" w:color="000000" w:sz="4" w:space="0"/>
+          <w:right w:val="none" w:color="000000" w:sz="4" w:space="0"/>
+        </w:tcBorders>
+      </w:tcPr>
+    </w:tblStylePr>
     <w:tblStylePr w:type="nwCell">
       <w:pPr>
         <w:pBdr/>
@@ -14859,9 +15401,9 @@
       </w:tcPr>
     </w:tblStylePr>
   </w:style>
-  <w:style w:type="table" w:styleId="34">
+  <w:style w:type="table" w:styleId="723">
     <w:name w:val="Grid Table 3 - Accent 1"/>
-    <w:basedOn w:val="702"/>
+    <w:basedOn w:val="887"/>
     <w:uiPriority w:val="99"/>
     <w:pPr>
       <w:pBdr/>
@@ -14960,29 +15502,6 @@
         <w:tblBorders/>
       </w:tblPr>
       <w:tcPr>
-        <w:shd w:color="ffffff"/>
-        <w:tcBorders>
-          <w:top w:val="none" w:color="000000" w:sz="4" w:space="0"/>
-          <w:left w:val="none" w:color="000000" w:sz="4" w:space="0"/>
-          <w:bottom w:val="none" w:color="000000" w:sz="4" w:space="0"/>
-          <w:right w:val="none" w:color="000000" w:sz="4" w:space="0"/>
-        </w:tcBorders>
-      </w:tcPr>
-    </w:tblStylePr>
-    <w:tblStylePr w:type="firstRow">
-      <w:rPr>
-        <w:b/>
-        <w:color w:val="404040"/>
-      </w:rPr>
-      <w:pPr>
-        <w:pBdr/>
-        <w:spacing/>
-        <w:ind/>
-      </w:pPr>
-      <w:tblPr>
-        <w:tblBorders/>
-      </w:tblPr>
-      <w:tcPr>
         <w:shd w:val="clear" w:color="ffffff"/>
         <w:tcBorders>
           <w:top w:val="none" w:color="000000" w:sz="4" w:space="0"/>
@@ -14992,30 +15511,7 @@
         </w:tcBorders>
       </w:tcPr>
     </w:tblStylePr>
-    <w:tblStylePr w:type="lastCol">
-      <w:rPr>
-        <w:i/>
-        <w:color w:val="404040"/>
-      </w:rPr>
-      <w:pPr>
-        <w:pBdr/>
-        <w:spacing/>
-        <w:ind/>
-      </w:pPr>
-      <w:tblPr>
-        <w:tblBorders/>
-      </w:tblPr>
-      <w:tcPr>
-        <w:shd w:color="ffffff"/>
-        <w:tcBorders>
-          <w:top w:val="none" w:color="000000" w:sz="4" w:space="0"/>
-          <w:left w:val="none" w:color="000000" w:sz="4" w:space="0"/>
-          <w:bottom w:val="none" w:color="000000" w:sz="4" w:space="0"/>
-          <w:right w:val="none" w:color="000000" w:sz="4" w:space="0"/>
-        </w:tcBorders>
-      </w:tcPr>
-    </w:tblStylePr>
-    <w:tblStylePr w:type="lastRow">
+    <w:tblStylePr w:type="firstRow">
       <w:rPr>
         <w:b/>
         <w:color w:val="404040"/>
@@ -15038,6 +15534,52 @@
         </w:tcBorders>
       </w:tcPr>
     </w:tblStylePr>
+    <w:tblStylePr w:type="lastCol">
+      <w:rPr>
+        <w:i/>
+        <w:color w:val="404040"/>
+      </w:rPr>
+      <w:pPr>
+        <w:pBdr/>
+        <w:spacing/>
+        <w:ind/>
+      </w:pPr>
+      <w:tblPr>
+        <w:tblBorders/>
+      </w:tblPr>
+      <w:tcPr>
+        <w:shd w:val="clear" w:color="ffffff"/>
+        <w:tcBorders>
+          <w:top w:val="none" w:color="000000" w:sz="4" w:space="0"/>
+          <w:left w:val="none" w:color="000000" w:sz="4" w:space="0"/>
+          <w:bottom w:val="none" w:color="000000" w:sz="4" w:space="0"/>
+          <w:right w:val="none" w:color="000000" w:sz="4" w:space="0"/>
+        </w:tcBorders>
+      </w:tcPr>
+    </w:tblStylePr>
+    <w:tblStylePr w:type="lastRow">
+      <w:rPr>
+        <w:b/>
+        <w:color w:val="404040"/>
+      </w:rPr>
+      <w:pPr>
+        <w:pBdr/>
+        <w:spacing/>
+        <w:ind/>
+      </w:pPr>
+      <w:tblPr>
+        <w:tblBorders/>
+      </w:tblPr>
+      <w:tcPr>
+        <w:shd w:val="clear" w:color="ffffff"/>
+        <w:tcBorders>
+          <w:top w:val="none" w:color="000000" w:sz="4" w:space="0"/>
+          <w:left w:val="none" w:color="000000" w:sz="4" w:space="0"/>
+          <w:bottom w:val="none" w:color="000000" w:sz="4" w:space="0"/>
+          <w:right w:val="none" w:color="000000" w:sz="4" w:space="0"/>
+        </w:tcBorders>
+      </w:tcPr>
+    </w:tblStylePr>
     <w:tblStylePr w:type="nwCell">
       <w:pPr>
         <w:pBdr/>
@@ -15104,9 +15646,9 @@
       </w:tcPr>
     </w:tblStylePr>
   </w:style>
-  <w:style w:type="table" w:styleId="35">
+  <w:style w:type="table" w:styleId="724">
     <w:name w:val="Grid Table 3 - Accent 2"/>
-    <w:basedOn w:val="702"/>
+    <w:basedOn w:val="887"/>
     <w:uiPriority w:val="99"/>
     <w:pPr>
       <w:pBdr/>
@@ -15205,29 +15747,6 @@
         <w:tblBorders/>
       </w:tblPr>
       <w:tcPr>
-        <w:shd w:color="ffffff"/>
-        <w:tcBorders>
-          <w:top w:val="none" w:color="000000" w:sz="4" w:space="0"/>
-          <w:left w:val="none" w:color="000000" w:sz="4" w:space="0"/>
-          <w:bottom w:val="none" w:color="000000" w:sz="4" w:space="0"/>
-          <w:right w:val="none" w:color="000000" w:sz="4" w:space="0"/>
-        </w:tcBorders>
-      </w:tcPr>
-    </w:tblStylePr>
-    <w:tblStylePr w:type="firstRow">
-      <w:rPr>
-        <w:b/>
-        <w:color w:val="404040"/>
-      </w:rPr>
-      <w:pPr>
-        <w:pBdr/>
-        <w:spacing/>
-        <w:ind/>
-      </w:pPr>
-      <w:tblPr>
-        <w:tblBorders/>
-      </w:tblPr>
-      <w:tcPr>
         <w:shd w:val="clear" w:color="ffffff"/>
         <w:tcBorders>
           <w:top w:val="none" w:color="000000" w:sz="4" w:space="0"/>
@@ -15237,30 +15756,7 @@
         </w:tcBorders>
       </w:tcPr>
     </w:tblStylePr>
-    <w:tblStylePr w:type="lastCol">
-      <w:rPr>
-        <w:i/>
-        <w:color w:val="404040"/>
-      </w:rPr>
-      <w:pPr>
-        <w:pBdr/>
-        <w:spacing/>
-        <w:ind/>
-      </w:pPr>
-      <w:tblPr>
-        <w:tblBorders/>
-      </w:tblPr>
-      <w:tcPr>
-        <w:shd w:color="ffffff"/>
-        <w:tcBorders>
-          <w:top w:val="none" w:color="000000" w:sz="4" w:space="0"/>
-          <w:left w:val="none" w:color="000000" w:sz="4" w:space="0"/>
-          <w:bottom w:val="none" w:color="000000" w:sz="4" w:space="0"/>
-          <w:right w:val="none" w:color="000000" w:sz="4" w:space="0"/>
-        </w:tcBorders>
-      </w:tcPr>
-    </w:tblStylePr>
-    <w:tblStylePr w:type="lastRow">
+    <w:tblStylePr w:type="firstRow">
       <w:rPr>
         <w:b/>
         <w:color w:val="404040"/>
@@ -15283,6 +15779,52 @@
         </w:tcBorders>
       </w:tcPr>
     </w:tblStylePr>
+    <w:tblStylePr w:type="lastCol">
+      <w:rPr>
+        <w:i/>
+        <w:color w:val="404040"/>
+      </w:rPr>
+      <w:pPr>
+        <w:pBdr/>
+        <w:spacing/>
+        <w:ind/>
+      </w:pPr>
+      <w:tblPr>
+        <w:tblBorders/>
+      </w:tblPr>
+      <w:tcPr>
+        <w:shd w:val="clear" w:color="ffffff"/>
+        <w:tcBorders>
+          <w:top w:val="none" w:color="000000" w:sz="4" w:space="0"/>
+          <w:left w:val="none" w:color="000000" w:sz="4" w:space="0"/>
+          <w:bottom w:val="none" w:color="000000" w:sz="4" w:space="0"/>
+          <w:right w:val="none" w:color="000000" w:sz="4" w:space="0"/>
+        </w:tcBorders>
+      </w:tcPr>
+    </w:tblStylePr>
+    <w:tblStylePr w:type="lastRow">
+      <w:rPr>
+        <w:b/>
+        <w:color w:val="404040"/>
+      </w:rPr>
+      <w:pPr>
+        <w:pBdr/>
+        <w:spacing/>
+        <w:ind/>
+      </w:pPr>
+      <w:tblPr>
+        <w:tblBorders/>
+      </w:tblPr>
+      <w:tcPr>
+        <w:shd w:val="clear" w:color="ffffff"/>
+        <w:tcBorders>
+          <w:top w:val="none" w:color="000000" w:sz="4" w:space="0"/>
+          <w:left w:val="none" w:color="000000" w:sz="4" w:space="0"/>
+          <w:bottom w:val="none" w:color="000000" w:sz="4" w:space="0"/>
+          <w:right w:val="none" w:color="000000" w:sz="4" w:space="0"/>
+        </w:tcBorders>
+      </w:tcPr>
+    </w:tblStylePr>
     <w:tblStylePr w:type="nwCell">
       <w:pPr>
         <w:pBdr/>
@@ -15349,9 +15891,9 @@
       </w:tcPr>
     </w:tblStylePr>
   </w:style>
-  <w:style w:type="table" w:styleId="36">
+  <w:style w:type="table" w:styleId="725">
     <w:name w:val="Grid Table 3 - Accent 3"/>
-    <w:basedOn w:val="702"/>
+    <w:basedOn w:val="887"/>
     <w:uiPriority w:val="99"/>
     <w:pPr>
       <w:pBdr/>
@@ -15450,29 +15992,6 @@
         <w:tblBorders/>
       </w:tblPr>
       <w:tcPr>
-        <w:shd w:color="ffffff"/>
-        <w:tcBorders>
-          <w:top w:val="none" w:color="000000" w:sz="4" w:space="0"/>
-          <w:left w:val="none" w:color="000000" w:sz="4" w:space="0"/>
-          <w:bottom w:val="none" w:color="000000" w:sz="4" w:space="0"/>
-          <w:right w:val="none" w:color="000000" w:sz="4" w:space="0"/>
-        </w:tcBorders>
-      </w:tcPr>
-    </w:tblStylePr>
-    <w:tblStylePr w:type="firstRow">
-      <w:rPr>
-        <w:b/>
-        <w:color w:val="404040"/>
-      </w:rPr>
-      <w:pPr>
-        <w:pBdr/>
-        <w:spacing/>
-        <w:ind/>
-      </w:pPr>
-      <w:tblPr>
-        <w:tblBorders/>
-      </w:tblPr>
-      <w:tcPr>
         <w:shd w:val="clear" w:color="ffffff"/>
         <w:tcBorders>
           <w:top w:val="none" w:color="000000" w:sz="4" w:space="0"/>
@@ -15482,30 +16001,7 @@
         </w:tcBorders>
       </w:tcPr>
     </w:tblStylePr>
-    <w:tblStylePr w:type="lastCol">
-      <w:rPr>
-        <w:i/>
-        <w:color w:val="404040"/>
-      </w:rPr>
-      <w:pPr>
-        <w:pBdr/>
-        <w:spacing/>
-        <w:ind/>
-      </w:pPr>
-      <w:tblPr>
-        <w:tblBorders/>
-      </w:tblPr>
-      <w:tcPr>
-        <w:shd w:color="ffffff"/>
-        <w:tcBorders>
-          <w:top w:val="none" w:color="000000" w:sz="4" w:space="0"/>
-          <w:left w:val="none" w:color="000000" w:sz="4" w:space="0"/>
-          <w:bottom w:val="none" w:color="000000" w:sz="4" w:space="0"/>
-          <w:right w:val="none" w:color="000000" w:sz="4" w:space="0"/>
-        </w:tcBorders>
-      </w:tcPr>
-    </w:tblStylePr>
-    <w:tblStylePr w:type="lastRow">
+    <w:tblStylePr w:type="firstRow">
       <w:rPr>
         <w:b/>
         <w:color w:val="404040"/>
@@ -15528,6 +16024,52 @@
         </w:tcBorders>
       </w:tcPr>
     </w:tblStylePr>
+    <w:tblStylePr w:type="lastCol">
+      <w:rPr>
+        <w:i/>
+        <w:color w:val="404040"/>
+      </w:rPr>
+      <w:pPr>
+        <w:pBdr/>
+        <w:spacing/>
+        <w:ind/>
+      </w:pPr>
+      <w:tblPr>
+        <w:tblBorders/>
+      </w:tblPr>
+      <w:tcPr>
+        <w:shd w:val="clear" w:color="ffffff"/>
+        <w:tcBorders>
+          <w:top w:val="none" w:color="000000" w:sz="4" w:space="0"/>
+          <w:left w:val="none" w:color="000000" w:sz="4" w:space="0"/>
+          <w:bottom w:val="none" w:color="000000" w:sz="4" w:space="0"/>
+          <w:right w:val="none" w:color="000000" w:sz="4" w:space="0"/>
+        </w:tcBorders>
+      </w:tcPr>
+    </w:tblStylePr>
+    <w:tblStylePr w:type="lastRow">
+      <w:rPr>
+        <w:b/>
+        <w:color w:val="404040"/>
+      </w:rPr>
+      <w:pPr>
+        <w:pBdr/>
+        <w:spacing/>
+        <w:ind/>
+      </w:pPr>
+      <w:tblPr>
+        <w:tblBorders/>
+      </w:tblPr>
+      <w:tcPr>
+        <w:shd w:val="clear" w:color="ffffff"/>
+        <w:tcBorders>
+          <w:top w:val="none" w:color="000000" w:sz="4" w:space="0"/>
+          <w:left w:val="none" w:color="000000" w:sz="4" w:space="0"/>
+          <w:bottom w:val="none" w:color="000000" w:sz="4" w:space="0"/>
+          <w:right w:val="none" w:color="000000" w:sz="4" w:space="0"/>
+        </w:tcBorders>
+      </w:tcPr>
+    </w:tblStylePr>
     <w:tblStylePr w:type="nwCell">
       <w:pPr>
         <w:pBdr/>
@@ -15594,9 +16136,9 @@
       </w:tcPr>
     </w:tblStylePr>
   </w:style>
-  <w:style w:type="table" w:styleId="37">
+  <w:style w:type="table" w:styleId="726">
     <w:name w:val="Grid Table 3 - Accent 4"/>
-    <w:basedOn w:val="702"/>
+    <w:basedOn w:val="887"/>
     <w:uiPriority w:val="99"/>
     <w:pPr>
       <w:pBdr/>
@@ -15695,29 +16237,6 @@
         <w:tblBorders/>
       </w:tblPr>
       <w:tcPr>
-        <w:shd w:color="ffffff"/>
-        <w:tcBorders>
-          <w:top w:val="none" w:color="000000" w:sz="4" w:space="0"/>
-          <w:left w:val="none" w:color="000000" w:sz="4" w:space="0"/>
-          <w:bottom w:val="none" w:color="000000" w:sz="4" w:space="0"/>
-          <w:right w:val="none" w:color="000000" w:sz="4" w:space="0"/>
-        </w:tcBorders>
-      </w:tcPr>
-    </w:tblStylePr>
-    <w:tblStylePr w:type="firstRow">
-      <w:rPr>
-        <w:b/>
-        <w:color w:val="404040"/>
-      </w:rPr>
-      <w:pPr>
-        <w:pBdr/>
-        <w:spacing/>
-        <w:ind/>
-      </w:pPr>
-      <w:tblPr>
-        <w:tblBorders/>
-      </w:tblPr>
-      <w:tcPr>
         <w:shd w:val="clear" w:color="ffffff"/>
         <w:tcBorders>
           <w:top w:val="none" w:color="000000" w:sz="4" w:space="0"/>
@@ -15727,30 +16246,7 @@
         </w:tcBorders>
       </w:tcPr>
     </w:tblStylePr>
-    <w:tblStylePr w:type="lastCol">
-      <w:rPr>
-        <w:i/>
-        <w:color w:val="404040"/>
-      </w:rPr>
-      <w:pPr>
-        <w:pBdr/>
-        <w:spacing/>
-        <w:ind/>
-      </w:pPr>
-      <w:tblPr>
-        <w:tblBorders/>
-      </w:tblPr>
-      <w:tcPr>
-        <w:shd w:color="ffffff"/>
-        <w:tcBorders>
-          <w:top w:val="none" w:color="000000" w:sz="4" w:space="0"/>
-          <w:left w:val="none" w:color="000000" w:sz="4" w:space="0"/>
-          <w:bottom w:val="none" w:color="000000" w:sz="4" w:space="0"/>
-          <w:right w:val="none" w:color="000000" w:sz="4" w:space="0"/>
-        </w:tcBorders>
-      </w:tcPr>
-    </w:tblStylePr>
-    <w:tblStylePr w:type="lastRow">
+    <w:tblStylePr w:type="firstRow">
       <w:rPr>
         <w:b/>
         <w:color w:val="404040"/>
@@ -15773,6 +16269,52 @@
         </w:tcBorders>
       </w:tcPr>
     </w:tblStylePr>
+    <w:tblStylePr w:type="lastCol">
+      <w:rPr>
+        <w:i/>
+        <w:color w:val="404040"/>
+      </w:rPr>
+      <w:pPr>
+        <w:pBdr/>
+        <w:spacing/>
+        <w:ind/>
+      </w:pPr>
+      <w:tblPr>
+        <w:tblBorders/>
+      </w:tblPr>
+      <w:tcPr>
+        <w:shd w:val="clear" w:color="ffffff"/>
+        <w:tcBorders>
+          <w:top w:val="none" w:color="000000" w:sz="4" w:space="0"/>
+          <w:left w:val="none" w:color="000000" w:sz="4" w:space="0"/>
+          <w:bottom w:val="none" w:color="000000" w:sz="4" w:space="0"/>
+          <w:right w:val="none" w:color="000000" w:sz="4" w:space="0"/>
+        </w:tcBorders>
+      </w:tcPr>
+    </w:tblStylePr>
+    <w:tblStylePr w:type="lastRow">
+      <w:rPr>
+        <w:b/>
+        <w:color w:val="404040"/>
+      </w:rPr>
+      <w:pPr>
+        <w:pBdr/>
+        <w:spacing/>
+        <w:ind/>
+      </w:pPr>
+      <w:tblPr>
+        <w:tblBorders/>
+      </w:tblPr>
+      <w:tcPr>
+        <w:shd w:val="clear" w:color="ffffff"/>
+        <w:tcBorders>
+          <w:top w:val="none" w:color="000000" w:sz="4" w:space="0"/>
+          <w:left w:val="none" w:color="000000" w:sz="4" w:space="0"/>
+          <w:bottom w:val="none" w:color="000000" w:sz="4" w:space="0"/>
+          <w:right w:val="none" w:color="000000" w:sz="4" w:space="0"/>
+        </w:tcBorders>
+      </w:tcPr>
+    </w:tblStylePr>
     <w:tblStylePr w:type="nwCell">
       <w:pPr>
         <w:pBdr/>
@@ -15839,9 +16381,9 @@
       </w:tcPr>
     </w:tblStylePr>
   </w:style>
-  <w:style w:type="table" w:styleId="38">
+  <w:style w:type="table" w:styleId="727">
     <w:name w:val="Grid Table 3 - Accent 5"/>
-    <w:basedOn w:val="702"/>
+    <w:basedOn w:val="887"/>
     <w:uiPriority w:val="99"/>
     <w:pPr>
       <w:pBdr/>
@@ -15940,29 +16482,6 @@
         <w:tblBorders/>
       </w:tblPr>
       <w:tcPr>
-        <w:shd w:color="ffffff"/>
-        <w:tcBorders>
-          <w:top w:val="none" w:color="000000" w:sz="4" w:space="0"/>
-          <w:left w:val="none" w:color="000000" w:sz="4" w:space="0"/>
-          <w:bottom w:val="none" w:color="000000" w:sz="4" w:space="0"/>
-          <w:right w:val="none" w:color="000000" w:sz="4" w:space="0"/>
-        </w:tcBorders>
-      </w:tcPr>
-    </w:tblStylePr>
-    <w:tblStylePr w:type="firstRow">
-      <w:rPr>
-        <w:b/>
-        <w:color w:val="404040"/>
-      </w:rPr>
-      <w:pPr>
-        <w:pBdr/>
-        <w:spacing/>
-        <w:ind/>
-      </w:pPr>
-      <w:tblPr>
-        <w:tblBorders/>
-      </w:tblPr>
-      <w:tcPr>
         <w:shd w:val="clear" w:color="ffffff"/>
         <w:tcBorders>
           <w:top w:val="none" w:color="000000" w:sz="4" w:space="0"/>
@@ -15972,30 +16491,7 @@
         </w:tcBorders>
       </w:tcPr>
     </w:tblStylePr>
-    <w:tblStylePr w:type="lastCol">
-      <w:rPr>
-        <w:i/>
-        <w:color w:val="404040"/>
-      </w:rPr>
-      <w:pPr>
-        <w:pBdr/>
-        <w:spacing/>
-        <w:ind/>
-      </w:pPr>
-      <w:tblPr>
-        <w:tblBorders/>
-      </w:tblPr>
-      <w:tcPr>
-        <w:shd w:color="ffffff"/>
-        <w:tcBorders>
-          <w:top w:val="none" w:color="000000" w:sz="4" w:space="0"/>
-          <w:left w:val="none" w:color="000000" w:sz="4" w:space="0"/>
-          <w:bottom w:val="none" w:color="000000" w:sz="4" w:space="0"/>
-          <w:right w:val="none" w:color="000000" w:sz="4" w:space="0"/>
-        </w:tcBorders>
-      </w:tcPr>
-    </w:tblStylePr>
-    <w:tblStylePr w:type="lastRow">
+    <w:tblStylePr w:type="firstRow">
       <w:rPr>
         <w:b/>
         <w:color w:val="404040"/>
@@ -16018,6 +16514,52 @@
         </w:tcBorders>
       </w:tcPr>
     </w:tblStylePr>
+    <w:tblStylePr w:type="lastCol">
+      <w:rPr>
+        <w:i/>
+        <w:color w:val="404040"/>
+      </w:rPr>
+      <w:pPr>
+        <w:pBdr/>
+        <w:spacing/>
+        <w:ind/>
+      </w:pPr>
+      <w:tblPr>
+        <w:tblBorders/>
+      </w:tblPr>
+      <w:tcPr>
+        <w:shd w:val="clear" w:color="ffffff"/>
+        <w:tcBorders>
+          <w:top w:val="none" w:color="000000" w:sz="4" w:space="0"/>
+          <w:left w:val="none" w:color="000000" w:sz="4" w:space="0"/>
+          <w:bottom w:val="none" w:color="000000" w:sz="4" w:space="0"/>
+          <w:right w:val="none" w:color="000000" w:sz="4" w:space="0"/>
+        </w:tcBorders>
+      </w:tcPr>
+    </w:tblStylePr>
+    <w:tblStylePr w:type="lastRow">
+      <w:rPr>
+        <w:b/>
+        <w:color w:val="404040"/>
+      </w:rPr>
+      <w:pPr>
+        <w:pBdr/>
+        <w:spacing/>
+        <w:ind/>
+      </w:pPr>
+      <w:tblPr>
+        <w:tblBorders/>
+      </w:tblPr>
+      <w:tcPr>
+        <w:shd w:val="clear" w:color="ffffff"/>
+        <w:tcBorders>
+          <w:top w:val="none" w:color="000000" w:sz="4" w:space="0"/>
+          <w:left w:val="none" w:color="000000" w:sz="4" w:space="0"/>
+          <w:bottom w:val="none" w:color="000000" w:sz="4" w:space="0"/>
+          <w:right w:val="none" w:color="000000" w:sz="4" w:space="0"/>
+        </w:tcBorders>
+      </w:tcPr>
+    </w:tblStylePr>
     <w:tblStylePr w:type="nwCell">
       <w:pPr>
         <w:pBdr/>
@@ -16084,9 +16626,9 @@
       </w:tcPr>
     </w:tblStylePr>
   </w:style>
-  <w:style w:type="table" w:styleId="39">
+  <w:style w:type="table" w:styleId="728">
     <w:name w:val="Grid Table 3 - Accent 6"/>
-    <w:basedOn w:val="702"/>
+    <w:basedOn w:val="887"/>
     <w:uiPriority w:val="99"/>
     <w:pPr>
       <w:pBdr/>
@@ -16185,29 +16727,6 @@
         <w:tblBorders/>
       </w:tblPr>
       <w:tcPr>
-        <w:shd w:color="ffffff"/>
-        <w:tcBorders>
-          <w:top w:val="none" w:color="000000" w:sz="4" w:space="0"/>
-          <w:left w:val="none" w:color="000000" w:sz="4" w:space="0"/>
-          <w:bottom w:val="none" w:color="000000" w:sz="4" w:space="0"/>
-          <w:right w:val="none" w:color="000000" w:sz="4" w:space="0"/>
-        </w:tcBorders>
-      </w:tcPr>
-    </w:tblStylePr>
-    <w:tblStylePr w:type="firstRow">
-      <w:rPr>
-        <w:b/>
-        <w:color w:val="404040"/>
-      </w:rPr>
-      <w:pPr>
-        <w:pBdr/>
-        <w:spacing/>
-        <w:ind/>
-      </w:pPr>
-      <w:tblPr>
-        <w:tblBorders/>
-      </w:tblPr>
-      <w:tcPr>
         <w:shd w:val="clear" w:color="ffffff"/>
         <w:tcBorders>
           <w:top w:val="none" w:color="000000" w:sz="4" w:space="0"/>
@@ -16217,30 +16736,7 @@
         </w:tcBorders>
       </w:tcPr>
     </w:tblStylePr>
-    <w:tblStylePr w:type="lastCol">
-      <w:rPr>
-        <w:i/>
-        <w:color w:val="404040"/>
-      </w:rPr>
-      <w:pPr>
-        <w:pBdr/>
-        <w:spacing/>
-        <w:ind/>
-      </w:pPr>
-      <w:tblPr>
-        <w:tblBorders/>
-      </w:tblPr>
-      <w:tcPr>
-        <w:shd w:color="ffffff"/>
-        <w:tcBorders>
-          <w:top w:val="none" w:color="000000" w:sz="4" w:space="0"/>
-          <w:left w:val="none" w:color="000000" w:sz="4" w:space="0"/>
-          <w:bottom w:val="none" w:color="000000" w:sz="4" w:space="0"/>
-          <w:right w:val="none" w:color="000000" w:sz="4" w:space="0"/>
-        </w:tcBorders>
-      </w:tcPr>
-    </w:tblStylePr>
-    <w:tblStylePr w:type="lastRow">
+    <w:tblStylePr w:type="firstRow">
       <w:rPr>
         <w:b/>
         <w:color w:val="404040"/>
@@ -16263,6 +16759,52 @@
         </w:tcBorders>
       </w:tcPr>
     </w:tblStylePr>
+    <w:tblStylePr w:type="lastCol">
+      <w:rPr>
+        <w:i/>
+        <w:color w:val="404040"/>
+      </w:rPr>
+      <w:pPr>
+        <w:pBdr/>
+        <w:spacing/>
+        <w:ind/>
+      </w:pPr>
+      <w:tblPr>
+        <w:tblBorders/>
+      </w:tblPr>
+      <w:tcPr>
+        <w:shd w:val="clear" w:color="ffffff"/>
+        <w:tcBorders>
+          <w:top w:val="none" w:color="000000" w:sz="4" w:space="0"/>
+          <w:left w:val="none" w:color="000000" w:sz="4" w:space="0"/>
+          <w:bottom w:val="none" w:color="000000" w:sz="4" w:space="0"/>
+          <w:right w:val="none" w:color="000000" w:sz="4" w:space="0"/>
+        </w:tcBorders>
+      </w:tcPr>
+    </w:tblStylePr>
+    <w:tblStylePr w:type="lastRow">
+      <w:rPr>
+        <w:b/>
+        <w:color w:val="404040"/>
+      </w:rPr>
+      <w:pPr>
+        <w:pBdr/>
+        <w:spacing/>
+        <w:ind/>
+      </w:pPr>
+      <w:tblPr>
+        <w:tblBorders/>
+      </w:tblPr>
+      <w:tcPr>
+        <w:shd w:val="clear" w:color="ffffff"/>
+        <w:tcBorders>
+          <w:top w:val="none" w:color="000000" w:sz="4" w:space="0"/>
+          <w:left w:val="none" w:color="000000" w:sz="4" w:space="0"/>
+          <w:bottom w:val="none" w:color="000000" w:sz="4" w:space="0"/>
+          <w:right w:val="none" w:color="000000" w:sz="4" w:space="0"/>
+        </w:tcBorders>
+      </w:tcPr>
+    </w:tblStylePr>
     <w:tblStylePr w:type="nwCell">
       <w:pPr>
         <w:pBdr/>
@@ -16329,9 +16871,9 @@
       </w:tcPr>
     </w:tblStylePr>
   </w:style>
-  <w:style w:type="table" w:styleId="40">
+  <w:style w:type="table" w:styleId="729">
     <w:name w:val="Grid Table 4"/>
-    <w:basedOn w:val="702"/>
+    <w:basedOn w:val="887"/>
     <w:uiPriority w:val="59"/>
     <w:pPr>
       <w:pBdr/>
@@ -16562,9 +17104,9 @@
       </w:tcPr>
     </w:tblStylePr>
   </w:style>
-  <w:style w:type="table" w:styleId="41">
+  <w:style w:type="table" w:styleId="730">
     <w:name w:val="Grid Table 4 - Accent 1"/>
-    <w:basedOn w:val="702"/>
+    <w:basedOn w:val="887"/>
     <w:uiPriority w:val="59"/>
     <w:pPr>
       <w:pBdr/>
@@ -16795,9 +17337,9 @@
       </w:tcPr>
     </w:tblStylePr>
   </w:style>
-  <w:style w:type="table" w:styleId="42">
+  <w:style w:type="table" w:styleId="731">
     <w:name w:val="Grid Table 4 - Accent 2"/>
-    <w:basedOn w:val="702"/>
+    <w:basedOn w:val="887"/>
     <w:uiPriority w:val="59"/>
     <w:pPr>
       <w:pBdr/>
@@ -17028,9 +17570,9 @@
       </w:tcPr>
     </w:tblStylePr>
   </w:style>
-  <w:style w:type="table" w:styleId="43">
+  <w:style w:type="table" w:styleId="732">
     <w:name w:val="Grid Table 4 - Accent 3"/>
-    <w:basedOn w:val="702"/>
+    <w:basedOn w:val="887"/>
     <w:uiPriority w:val="59"/>
     <w:pPr>
       <w:pBdr/>
@@ -17261,9 +17803,9 @@
       </w:tcPr>
     </w:tblStylePr>
   </w:style>
-  <w:style w:type="table" w:styleId="44">
+  <w:style w:type="table" w:styleId="733">
     <w:name w:val="Grid Table 4 - Accent 4"/>
-    <w:basedOn w:val="702"/>
+    <w:basedOn w:val="887"/>
     <w:uiPriority w:val="59"/>
     <w:pPr>
       <w:pBdr/>
@@ -17494,9 +18036,9 @@
       </w:tcPr>
     </w:tblStylePr>
   </w:style>
-  <w:style w:type="table" w:styleId="45">
+  <w:style w:type="table" w:styleId="734">
     <w:name w:val="Grid Table 4 - Accent 5"/>
-    <w:basedOn w:val="702"/>
+    <w:basedOn w:val="887"/>
     <w:uiPriority w:val="59"/>
     <w:pPr>
       <w:pBdr/>
@@ -17727,9 +18269,9 @@
       </w:tcPr>
     </w:tblStylePr>
   </w:style>
-  <w:style w:type="table" w:styleId="46">
+  <w:style w:type="table" w:styleId="735">
     <w:name w:val="Grid Table 4 - Accent 6"/>
-    <w:basedOn w:val="702"/>
+    <w:basedOn w:val="887"/>
     <w:uiPriority w:val="59"/>
     <w:pPr>
       <w:pBdr/>
@@ -17960,9 +18502,9 @@
       </w:tcPr>
     </w:tblStylePr>
   </w:style>
-  <w:style w:type="table" w:styleId="47">
+  <w:style w:type="table" w:styleId="736">
     <w:name w:val="Grid Table 5 Dark"/>
-    <w:basedOn w:val="702"/>
+    <w:basedOn w:val="887"/>
     <w:uiPriority w:val="99"/>
     <w:pPr>
       <w:pBdr/>
@@ -18188,9 +18730,9 @@
       </w:tcPr>
     </w:tblStylePr>
   </w:style>
-  <w:style w:type="table" w:styleId="48">
+  <w:style w:type="table" w:styleId="737">
     <w:name w:val="Grid Table 5 Dark- Accent 1"/>
-    <w:basedOn w:val="702"/>
+    <w:basedOn w:val="887"/>
     <w:uiPriority w:val="99"/>
     <w:pPr>
       <w:pBdr/>
@@ -18416,9 +18958,9 @@
       </w:tcPr>
     </w:tblStylePr>
   </w:style>
-  <w:style w:type="table" w:styleId="49">
+  <w:style w:type="table" w:styleId="738">
     <w:name w:val="Grid Table 5 Dark - Accent 2"/>
-    <w:basedOn w:val="702"/>
+    <w:basedOn w:val="887"/>
     <w:uiPriority w:val="99"/>
     <w:pPr>
       <w:pBdr/>
@@ -18644,9 +19186,9 @@
       </w:tcPr>
     </w:tblStylePr>
   </w:style>
-  <w:style w:type="table" w:styleId="50">
+  <w:style w:type="table" w:styleId="739">
     <w:name w:val="Grid Table 5 Dark - Accent 3"/>
-    <w:basedOn w:val="702"/>
+    <w:basedOn w:val="887"/>
     <w:uiPriority w:val="99"/>
     <w:pPr>
       <w:pBdr/>
@@ -18872,9 +19414,9 @@
       </w:tcPr>
     </w:tblStylePr>
   </w:style>
-  <w:style w:type="table" w:styleId="51">
+  <w:style w:type="table" w:styleId="740">
     <w:name w:val="Grid Table 5 Dark- Accent 4"/>
-    <w:basedOn w:val="702"/>
+    <w:basedOn w:val="887"/>
     <w:uiPriority w:val="99"/>
     <w:pPr>
       <w:pBdr/>
@@ -19100,9 +19642,9 @@
       </w:tcPr>
     </w:tblStylePr>
   </w:style>
-  <w:style w:type="table" w:styleId="52">
+  <w:style w:type="table" w:styleId="741">
     <w:name w:val="Grid Table 5 Dark - Accent 5"/>
-    <w:basedOn w:val="702"/>
+    <w:basedOn w:val="887"/>
     <w:uiPriority w:val="99"/>
     <w:pPr>
       <w:pBdr/>
@@ -19328,9 +19870,9 @@
       </w:tcPr>
     </w:tblStylePr>
   </w:style>
-  <w:style w:type="table" w:styleId="53">
+  <w:style w:type="table" w:styleId="742">
     <w:name w:val="Grid Table 5 Dark - Accent 6"/>
-    <w:basedOn w:val="702"/>
+    <w:basedOn w:val="887"/>
     <w:uiPriority w:val="99"/>
     <w:pPr>
       <w:pBdr/>
@@ -19556,9 +20098,9 @@
       </w:tcPr>
     </w:tblStylePr>
   </w:style>
-  <w:style w:type="table" w:styleId="54">
+  <w:style w:type="table" w:styleId="743">
     <w:name w:val="Grid Table 6 Colorful"/>
-    <w:basedOn w:val="702"/>
+    <w:basedOn w:val="887"/>
     <w:uiPriority w:val="99"/>
     <w:pPr>
       <w:pBdr/>
@@ -19786,9 +20328,9 @@
       </w:tcPr>
     </w:tblStylePr>
   </w:style>
-  <w:style w:type="table" w:styleId="55">
+  <w:style w:type="table" w:styleId="744">
     <w:name w:val="Grid Table 6 Colorful - Accent 1"/>
-    <w:basedOn w:val="702"/>
+    <w:basedOn w:val="887"/>
     <w:uiPriority w:val="99"/>
     <w:pPr>
       <w:pBdr/>
@@ -20016,9 +20558,9 @@
       </w:tcPr>
     </w:tblStylePr>
   </w:style>
-  <w:style w:type="table" w:styleId="56">
+  <w:style w:type="table" w:styleId="745">
     <w:name w:val="Grid Table 6 Colorful - Accent 2"/>
-    <w:basedOn w:val="702"/>
+    <w:basedOn w:val="887"/>
     <w:uiPriority w:val="99"/>
     <w:pPr>
       <w:pBdr/>
@@ -20246,9 +20788,9 @@
       </w:tcPr>
     </w:tblStylePr>
   </w:style>
-  <w:style w:type="table" w:styleId="57">
+  <w:style w:type="table" w:styleId="746">
     <w:name w:val="Grid Table 6 Colorful - Accent 3"/>
-    <w:basedOn w:val="702"/>
+    <w:basedOn w:val="887"/>
     <w:uiPriority w:val="99"/>
     <w:pPr>
       <w:pBdr/>
@@ -20476,9 +21018,9 @@
       </w:tcPr>
     </w:tblStylePr>
   </w:style>
-  <w:style w:type="table" w:styleId="58">
+  <w:style w:type="table" w:styleId="747">
     <w:name w:val="Grid Table 6 Colorful - Accent 4"/>
-    <w:basedOn w:val="702"/>
+    <w:basedOn w:val="887"/>
     <w:uiPriority w:val="99"/>
     <w:pPr>
       <w:pBdr/>
@@ -20706,9 +21248,9 @@
       </w:tcPr>
     </w:tblStylePr>
   </w:style>
-  <w:style w:type="table" w:styleId="59">
+  <w:style w:type="table" w:styleId="748">
     <w:name w:val="Grid Table 6 Colorful - Accent 5"/>
-    <w:basedOn w:val="702"/>
+    <w:basedOn w:val="887"/>
     <w:uiPriority w:val="99"/>
     <w:pPr>
       <w:pBdr/>
@@ -20936,9 +21478,9 @@
       </w:tcPr>
     </w:tblStylePr>
   </w:style>
-  <w:style w:type="table" w:styleId="60">
+  <w:style w:type="table" w:styleId="749">
     <w:name w:val="Grid Table 6 Colorful - Accent 6"/>
-    <w:basedOn w:val="702"/>
+    <w:basedOn w:val="887"/>
     <w:uiPriority w:val="99"/>
     <w:pPr>
       <w:pBdr/>
@@ -21166,9 +21708,9 @@
       </w:tcPr>
     </w:tblStylePr>
   </w:style>
-  <w:style w:type="table" w:styleId="61">
+  <w:style w:type="table" w:styleId="750">
     <w:name w:val="Grid Table 7 Colorful"/>
-    <w:basedOn w:val="702"/>
+    <w:basedOn w:val="887"/>
     <w:uiPriority w:val="99"/>
     <w:pPr>
       <w:pBdr/>
@@ -21270,11 +21812,11 @@
         <w:tblBorders/>
       </w:tblPr>
       <w:tcPr>
-        <w:shd w:color="ffffff"/>
+        <w:shd w:val="clear" w:color="ffffff"/>
         <w:tcBorders>
-          <w:top w:val="none"/>
-          <w:left w:val="none"/>
-          <w:bottom w:val="none"/>
+          <w:top w:val="none" w:color="000000" w:sz="4" w:space="0"/>
+          <w:left w:val="none" w:color="000000" w:sz="4" w:space="0"/>
+          <w:bottom w:val="none" w:color="000000" w:sz="4" w:space="0"/>
           <w:right w:val="single" w:color="000000" w:themeColor="text1" w:themeTint="80" w:sz="4" w:space="0"/>
         </w:tcBorders>
       </w:tcPr>
@@ -21297,10 +21839,10 @@
       <w:tcPr>
         <w:shd w:val="clear" w:color="ffffff" w:themeColor="light1" w:fill="ffffff" w:themeFill="light1"/>
         <w:tcBorders>
-          <w:top w:val="none"/>
-          <w:left w:val="none"/>
+          <w:top w:val="none" w:color="000000" w:sz="4" w:space="0"/>
+          <w:left w:val="none" w:color="000000" w:sz="4" w:space="0"/>
           <w:bottom w:val="single" w:color="000000" w:themeColor="text1" w:themeTint="80" w:sz="4" w:space="0"/>
-          <w:right w:val="none"/>
+          <w:right w:val="none" w:color="000000" w:sz="4" w:space="0"/>
         </w:tcBorders>
       </w:tcPr>
     </w:tblStylePr>
@@ -21320,12 +21862,12 @@
         <w:tblBorders/>
       </w:tblPr>
       <w:tcPr>
-        <w:shd w:color="ffffff"/>
+        <w:shd w:val="clear" w:color="ffffff"/>
         <w:tcBorders>
-          <w:top w:val="none"/>
+          <w:top w:val="none" w:color="000000" w:sz="4" w:space="0"/>
           <w:left w:val="single" w:color="000000" w:themeColor="text1" w:themeTint="80" w:sz="4" w:space="0"/>
-          <w:bottom w:val="none"/>
-          <w:right w:val="none"/>
+          <w:bottom w:val="none" w:color="000000" w:sz="4" w:space="0"/>
+          <w:right w:val="none" w:color="000000" w:sz="4" w:space="0"/>
         </w:tcBorders>
       </w:tcPr>
     </w:tblStylePr>
@@ -21348,9 +21890,9 @@
         <w:shd w:val="clear" w:color="ffffff" w:themeColor="light1" w:fill="ffffff" w:themeFill="light1"/>
         <w:tcBorders>
           <w:top w:val="single" w:color="000000" w:themeColor="text1" w:themeTint="80" w:sz="4" w:space="0"/>
-          <w:left w:val="none"/>
-          <w:bottom w:val="none"/>
-          <w:right w:val="none"/>
+          <w:left w:val="none" w:color="000000" w:sz="4" w:space="0"/>
+          <w:bottom w:val="none" w:color="000000" w:sz="4" w:space="0"/>
+          <w:right w:val="none" w:color="000000" w:sz="4" w:space="0"/>
         </w:tcBorders>
       </w:tcPr>
     </w:tblStylePr>
@@ -21420,9 +21962,9 @@
       </w:tcPr>
     </w:tblStylePr>
   </w:style>
-  <w:style w:type="table" w:styleId="62">
+  <w:style w:type="table" w:styleId="751">
     <w:name w:val="Grid Table 7 Colorful - Accent 1"/>
-    <w:basedOn w:val="702"/>
+    <w:basedOn w:val="887"/>
     <w:uiPriority w:val="99"/>
     <w:pPr>
       <w:pBdr/>
@@ -21524,11 +22066,11 @@
         <w:tblBorders/>
       </w:tblPr>
       <w:tcPr>
-        <w:shd w:color="ffffff"/>
+        <w:shd w:val="clear" w:color="ffffff"/>
         <w:tcBorders>
-          <w:top w:val="none"/>
-          <w:left w:val="none"/>
-          <w:bottom w:val="none"/>
+          <w:top w:val="none" w:color="000000" w:sz="4" w:space="0"/>
+          <w:left w:val="none" w:color="000000" w:sz="4" w:space="0"/>
+          <w:bottom w:val="none" w:color="000000" w:sz="4" w:space="0"/>
           <w:right w:val="single" w:color="000000" w:themeColor="accent1" w:themeTint="80" w:sz="4" w:space="0"/>
         </w:tcBorders>
       </w:tcPr>
@@ -21551,10 +22093,10 @@
       <w:tcPr>
         <w:shd w:val="clear" w:color="ffffff" w:themeColor="light1" w:fill="ffffff" w:themeFill="light1"/>
         <w:tcBorders>
-          <w:top w:val="none"/>
-          <w:left w:val="none"/>
+          <w:top w:val="none" w:color="000000" w:sz="4" w:space="0"/>
+          <w:left w:val="none" w:color="000000" w:sz="4" w:space="0"/>
           <w:bottom w:val="single" w:color="000000" w:themeColor="accent1" w:themeTint="80" w:sz="4" w:space="0"/>
-          <w:right w:val="none"/>
+          <w:right w:val="none" w:color="000000" w:sz="4" w:space="0"/>
         </w:tcBorders>
       </w:tcPr>
     </w:tblStylePr>
@@ -21574,12 +22116,12 @@
         <w:tblBorders/>
       </w:tblPr>
       <w:tcPr>
-        <w:shd w:color="ffffff"/>
+        <w:shd w:val="clear" w:color="ffffff"/>
         <w:tcBorders>
-          <w:top w:val="none"/>
+          <w:top w:val="none" w:color="000000" w:sz="4" w:space="0"/>
           <w:left w:val="single" w:color="000000" w:themeColor="accent1" w:themeTint="80" w:sz="4" w:space="0"/>
-          <w:bottom w:val="none"/>
-          <w:right w:val="none"/>
+          <w:bottom w:val="none" w:color="000000" w:sz="4" w:space="0"/>
+          <w:right w:val="none" w:color="000000" w:sz="4" w:space="0"/>
         </w:tcBorders>
       </w:tcPr>
     </w:tblStylePr>
@@ -21602,9 +22144,9 @@
         <w:shd w:val="clear" w:color="ffffff" w:themeColor="light1" w:fill="ffffff" w:themeFill="light1"/>
         <w:tcBorders>
           <w:top w:val="single" w:color="000000" w:themeColor="accent1" w:themeTint="80" w:sz="4" w:space="0"/>
-          <w:left w:val="none"/>
-          <w:bottom w:val="none"/>
-          <w:right w:val="none"/>
+          <w:left w:val="none" w:color="000000" w:sz="4" w:space="0"/>
+          <w:bottom w:val="none" w:color="000000" w:sz="4" w:space="0"/>
+          <w:right w:val="none" w:color="000000" w:sz="4" w:space="0"/>
         </w:tcBorders>
       </w:tcPr>
     </w:tblStylePr>
@@ -21674,9 +22216,9 @@
       </w:tcPr>
     </w:tblStylePr>
   </w:style>
-  <w:style w:type="table" w:styleId="63">
+  <w:style w:type="table" w:styleId="752">
     <w:name w:val="Grid Table 7 Colorful - Accent 2"/>
-    <w:basedOn w:val="702"/>
+    <w:basedOn w:val="887"/>
     <w:uiPriority w:val="99"/>
     <w:pPr>
       <w:pBdr/>
@@ -21778,11 +22320,11 @@
         <w:tblBorders/>
       </w:tblPr>
       <w:tcPr>
-        <w:shd w:color="ffffff"/>
+        <w:shd w:val="clear" w:color="ffffff"/>
         <w:tcBorders>
-          <w:top w:val="none"/>
-          <w:left w:val="none"/>
-          <w:bottom w:val="none"/>
+          <w:top w:val="none" w:color="000000" w:sz="4" w:space="0"/>
+          <w:left w:val="none" w:color="000000" w:sz="4" w:space="0"/>
+          <w:bottom w:val="none" w:color="000000" w:sz="4" w:space="0"/>
           <w:right w:val="single" w:color="000000" w:themeColor="accent2" w:themeTint="97" w:sz="4" w:space="0"/>
         </w:tcBorders>
       </w:tcPr>
@@ -21805,10 +22347,10 @@
       <w:tcPr>
         <w:shd w:val="clear" w:color="ffffff" w:themeColor="light1" w:fill="ffffff" w:themeFill="light1"/>
         <w:tcBorders>
-          <w:top w:val="none"/>
-          <w:left w:val="none"/>
+          <w:top w:val="none" w:color="000000" w:sz="4" w:space="0"/>
+          <w:left w:val="none" w:color="000000" w:sz="4" w:space="0"/>
           <w:bottom w:val="single" w:color="000000" w:themeColor="accent2" w:themeTint="97" w:sz="4" w:space="0"/>
-          <w:right w:val="none"/>
+          <w:right w:val="none" w:color="000000" w:sz="4" w:space="0"/>
         </w:tcBorders>
       </w:tcPr>
     </w:tblStylePr>
@@ -21828,12 +22370,12 @@
         <w:tblBorders/>
       </w:tblPr>
       <w:tcPr>
-        <w:shd w:color="ffffff"/>
+        <w:shd w:val="clear" w:color="ffffff"/>
         <w:tcBorders>
-          <w:top w:val="none"/>
+          <w:top w:val="none" w:color="000000" w:sz="4" w:space="0"/>
           <w:left w:val="single" w:color="000000" w:themeColor="accent2" w:themeTint="97" w:sz="4" w:space="0"/>
-          <w:bottom w:val="none"/>
-          <w:right w:val="none"/>
+          <w:bottom w:val="none" w:color="000000" w:sz="4" w:space="0"/>
+          <w:right w:val="none" w:color="000000" w:sz="4" w:space="0"/>
         </w:tcBorders>
       </w:tcPr>
     </w:tblStylePr>
@@ -21856,9 +22398,9 @@
         <w:shd w:val="clear" w:color="ffffff" w:themeColor="light1" w:fill="ffffff" w:themeFill="light1"/>
         <w:tcBorders>
           <w:top w:val="single" w:color="000000" w:themeColor="accent2" w:themeTint="97" w:sz="4" w:space="0"/>
-          <w:left w:val="none"/>
-          <w:bottom w:val="none"/>
-          <w:right w:val="none"/>
+          <w:left w:val="none" w:color="000000" w:sz="4" w:space="0"/>
+          <w:bottom w:val="none" w:color="000000" w:sz="4" w:space="0"/>
+          <w:right w:val="none" w:color="000000" w:sz="4" w:space="0"/>
         </w:tcBorders>
       </w:tcPr>
     </w:tblStylePr>
@@ -21928,9 +22470,9 @@
       </w:tcPr>
     </w:tblStylePr>
   </w:style>
-  <w:style w:type="table" w:styleId="64">
+  <w:style w:type="table" w:styleId="753">
     <w:name w:val="Grid Table 7 Colorful - Accent 3"/>
-    <w:basedOn w:val="702"/>
+    <w:basedOn w:val="887"/>
     <w:uiPriority w:val="99"/>
     <w:pPr>
       <w:pBdr/>
@@ -22032,11 +22574,11 @@
         <w:tblBorders/>
       </w:tblPr>
       <w:tcPr>
-        <w:shd w:color="ffffff"/>
+        <w:shd w:val="clear" w:color="ffffff"/>
         <w:tcBorders>
-          <w:top w:val="none"/>
-          <w:left w:val="none"/>
-          <w:bottom w:val="none"/>
+          <w:top w:val="none" w:color="000000" w:sz="4" w:space="0"/>
+          <w:left w:val="none" w:color="000000" w:sz="4" w:space="0"/>
+          <w:bottom w:val="none" w:color="000000" w:sz="4" w:space="0"/>
           <w:right w:val="single" w:color="000000" w:themeColor="accent3" w:themeTint="FE" w:sz="4" w:space="0"/>
         </w:tcBorders>
       </w:tcPr>
@@ -22059,10 +22601,10 @@
       <w:tcPr>
         <w:shd w:val="clear" w:color="ffffff" w:themeColor="light1" w:fill="ffffff" w:themeFill="light1"/>
         <w:tcBorders>
-          <w:top w:val="none"/>
-          <w:left w:val="none"/>
+          <w:top w:val="none" w:color="000000" w:sz="4" w:space="0"/>
+          <w:left w:val="none" w:color="000000" w:sz="4" w:space="0"/>
           <w:bottom w:val="single" w:color="000000" w:themeColor="accent3" w:themeTint="FE" w:sz="4" w:space="0"/>
-          <w:right w:val="none"/>
+          <w:right w:val="none" w:color="000000" w:sz="4" w:space="0"/>
         </w:tcBorders>
       </w:tcPr>
     </w:tblStylePr>
@@ -22082,12 +22624,12 @@
         <w:tblBorders/>
       </w:tblPr>
       <w:tcPr>
-        <w:shd w:color="ffffff"/>
+        <w:shd w:val="clear" w:color="ffffff"/>
         <w:tcBorders>
-          <w:top w:val="none"/>
+          <w:top w:val="none" w:color="000000" w:sz="4" w:space="0"/>
           <w:left w:val="single" w:color="000000" w:themeColor="accent3" w:themeTint="FE" w:sz="4" w:space="0"/>
-          <w:bottom w:val="none"/>
-          <w:right w:val="none"/>
+          <w:bottom w:val="none" w:color="000000" w:sz="4" w:space="0"/>
+          <w:right w:val="none" w:color="000000" w:sz="4" w:space="0"/>
         </w:tcBorders>
       </w:tcPr>
     </w:tblStylePr>
@@ -22110,9 +22652,9 @@
         <w:shd w:val="clear" w:color="ffffff" w:themeColor="light1" w:fill="ffffff" w:themeFill="light1"/>
         <w:tcBorders>
           <w:top w:val="single" w:color="000000" w:themeColor="accent3" w:themeTint="FE" w:sz="4" w:space="0"/>
-          <w:left w:val="none"/>
-          <w:bottom w:val="none"/>
-          <w:right w:val="none"/>
+          <w:left w:val="none" w:color="000000" w:sz="4" w:space="0"/>
+          <w:bottom w:val="none" w:color="000000" w:sz="4" w:space="0"/>
+          <w:right w:val="none" w:color="000000" w:sz="4" w:space="0"/>
         </w:tcBorders>
       </w:tcPr>
     </w:tblStylePr>
@@ -22182,9 +22724,9 @@
       </w:tcPr>
     </w:tblStylePr>
   </w:style>
-  <w:style w:type="table" w:styleId="65">
+  <w:style w:type="table" w:styleId="754">
     <w:name w:val="Grid Table 7 Colorful - Accent 4"/>
-    <w:basedOn w:val="702"/>
+    <w:basedOn w:val="887"/>
     <w:uiPriority w:val="99"/>
     <w:pPr>
       <w:pBdr/>
@@ -22286,11 +22828,11 @@
         <w:tblBorders/>
       </w:tblPr>
       <w:tcPr>
-        <w:shd w:color="ffffff"/>
+        <w:shd w:val="clear" w:color="ffffff"/>
         <w:tcBorders>
-          <w:top w:val="none"/>
-          <w:left w:val="none"/>
-          <w:bottom w:val="none"/>
+          <w:top w:val="none" w:color="000000" w:sz="4" w:space="0"/>
+          <w:left w:val="none" w:color="000000" w:sz="4" w:space="0"/>
+          <w:bottom w:val="none" w:color="000000" w:sz="4" w:space="0"/>
           <w:right w:val="single" w:color="000000" w:themeColor="accent4" w:themeTint="9A" w:sz="4" w:space="0"/>
         </w:tcBorders>
       </w:tcPr>
@@ -22313,10 +22855,10 @@
       <w:tcPr>
         <w:shd w:val="clear" w:color="ffffff" w:themeColor="light1" w:fill="ffffff" w:themeFill="light1"/>
         <w:tcBorders>
-          <w:top w:val="none"/>
-          <w:left w:val="none"/>
+          <w:top w:val="none" w:color="000000" w:sz="4" w:space="0"/>
+          <w:left w:val="none" w:color="000000" w:sz="4" w:space="0"/>
           <w:bottom w:val="single" w:color="000000" w:themeColor="accent4" w:themeTint="9A" w:sz="4" w:space="0"/>
-          <w:right w:val="none"/>
+          <w:right w:val="none" w:color="000000" w:sz="4" w:space="0"/>
         </w:tcBorders>
       </w:tcPr>
     </w:tblStylePr>
@@ -22336,12 +22878,12 @@
         <w:tblBorders/>
       </w:tblPr>
       <w:tcPr>
-        <w:shd w:color="ffffff"/>
+        <w:shd w:val="clear" w:color="ffffff"/>
         <w:tcBorders>
-          <w:top w:val="none"/>
+          <w:top w:val="none" w:color="000000" w:sz="4" w:space="0"/>
           <w:left w:val="single" w:color="000000" w:themeColor="accent4" w:themeTint="9A" w:sz="4" w:space="0"/>
-          <w:bottom w:val="none"/>
-          <w:right w:val="none"/>
+          <w:bottom w:val="none" w:color="000000" w:sz="4" w:space="0"/>
+          <w:right w:val="none" w:color="000000" w:sz="4" w:space="0"/>
         </w:tcBorders>
       </w:tcPr>
     </w:tblStylePr>
@@ -22364,9 +22906,9 @@
         <w:shd w:val="clear" w:color="ffffff" w:themeColor="light1" w:fill="ffffff" w:themeFill="light1"/>
         <w:tcBorders>
           <w:top w:val="single" w:color="000000" w:themeColor="accent4" w:themeTint="9A" w:sz="4" w:space="0"/>
-          <w:left w:val="none"/>
-          <w:bottom w:val="none"/>
-          <w:right w:val="none"/>
+          <w:left w:val="none" w:color="000000" w:sz="4" w:space="0"/>
+          <w:bottom w:val="none" w:color="000000" w:sz="4" w:space="0"/>
+          <w:right w:val="none" w:color="000000" w:sz="4" w:space="0"/>
         </w:tcBorders>
       </w:tcPr>
     </w:tblStylePr>
@@ -22436,9 +22978,9 @@
       </w:tcPr>
     </w:tblStylePr>
   </w:style>
-  <w:style w:type="table" w:styleId="66">
+  <w:style w:type="table" w:styleId="755">
     <w:name w:val="Grid Table 7 Colorful - Accent 5"/>
-    <w:basedOn w:val="702"/>
+    <w:basedOn w:val="887"/>
     <w:uiPriority w:val="99"/>
     <w:pPr>
       <w:pBdr/>
@@ -22540,11 +23082,11 @@
         <w:tblBorders/>
       </w:tblPr>
       <w:tcPr>
-        <w:shd w:color="ffffff"/>
+        <w:shd w:val="clear" w:color="ffffff"/>
         <w:tcBorders>
-          <w:top w:val="none"/>
-          <w:left w:val="none"/>
-          <w:bottom w:val="none"/>
+          <w:top w:val="none" w:color="000000" w:sz="4" w:space="0"/>
+          <w:left w:val="none" w:color="000000" w:sz="4" w:space="0"/>
+          <w:bottom w:val="none" w:color="000000" w:sz="4" w:space="0"/>
           <w:right w:val="single" w:color="000000" w:themeColor="accent5" w:themeTint="90" w:sz="4" w:space="0"/>
         </w:tcBorders>
       </w:tcPr>
@@ -22567,10 +23109,10 @@
       <w:tcPr>
         <w:shd w:val="clear" w:color="ffffff" w:themeColor="light1" w:fill="ffffff" w:themeFill="light1"/>
         <w:tcBorders>
-          <w:top w:val="none"/>
-          <w:left w:val="none"/>
+          <w:top w:val="none" w:color="000000" w:sz="4" w:space="0"/>
+          <w:left w:val="none" w:color="000000" w:sz="4" w:space="0"/>
           <w:bottom w:val="single" w:color="000000" w:themeColor="accent5" w:themeTint="90" w:sz="4" w:space="0"/>
-          <w:right w:val="none"/>
+          <w:right w:val="none" w:color="000000" w:sz="4" w:space="0"/>
         </w:tcBorders>
       </w:tcPr>
     </w:tblStylePr>
@@ -22590,12 +23132,12 @@
         <w:tblBorders/>
       </w:tblPr>
       <w:tcPr>
-        <w:shd w:color="ffffff"/>
+        <w:shd w:val="clear" w:color="ffffff"/>
         <w:tcBorders>
-          <w:top w:val="none"/>
+          <w:top w:val="none" w:color="000000" w:sz="4" w:space="0"/>
           <w:left w:val="single" w:color="000000" w:themeColor="accent5" w:themeTint="90" w:sz="4" w:space="0"/>
-          <w:bottom w:val="none"/>
-          <w:right w:val="none"/>
+          <w:bottom w:val="none" w:color="000000" w:sz="4" w:space="0"/>
+          <w:right w:val="none" w:color="000000" w:sz="4" w:space="0"/>
         </w:tcBorders>
       </w:tcPr>
     </w:tblStylePr>
@@ -22618,9 +23160,9 @@
         <w:shd w:val="clear" w:color="ffffff" w:themeColor="light1" w:fill="ffffff" w:themeFill="light1"/>
         <w:tcBorders>
           <w:top w:val="single" w:color="000000" w:themeColor="accent5" w:themeTint="90" w:sz="4" w:space="0"/>
-          <w:left w:val="none"/>
-          <w:bottom w:val="none"/>
-          <w:right w:val="none"/>
+          <w:left w:val="none" w:color="000000" w:sz="4" w:space="0"/>
+          <w:bottom w:val="none" w:color="000000" w:sz="4" w:space="0"/>
+          <w:right w:val="none" w:color="000000" w:sz="4" w:space="0"/>
         </w:tcBorders>
       </w:tcPr>
     </w:tblStylePr>
@@ -22690,9 +23232,9 @@
       </w:tcPr>
     </w:tblStylePr>
   </w:style>
-  <w:style w:type="table" w:styleId="67">
+  <w:style w:type="table" w:styleId="756">
     <w:name w:val="Grid Table 7 Colorful - Accent 6"/>
-    <w:basedOn w:val="702"/>
+    <w:basedOn w:val="887"/>
     <w:uiPriority w:val="99"/>
     <w:pPr>
       <w:pBdr/>
@@ -22794,11 +23336,11 @@
         <w:tblBorders/>
       </w:tblPr>
       <w:tcPr>
-        <w:shd w:color="ffffff"/>
+        <w:shd w:val="clear" w:color="ffffff"/>
         <w:tcBorders>
-          <w:top w:val="none"/>
-          <w:left w:val="none"/>
-          <w:bottom w:val="none"/>
+          <w:top w:val="none" w:color="000000" w:sz="4" w:space="0"/>
+          <w:left w:val="none" w:color="000000" w:sz="4" w:space="0"/>
+          <w:bottom w:val="none" w:color="000000" w:sz="4" w:space="0"/>
           <w:right w:val="single" w:color="000000" w:themeColor="accent6" w:themeTint="90" w:sz="4" w:space="0"/>
         </w:tcBorders>
       </w:tcPr>
@@ -22821,10 +23363,10 @@
       <w:tcPr>
         <w:shd w:val="clear" w:color="ffffff" w:themeColor="light1" w:fill="ffffff" w:themeFill="light1"/>
         <w:tcBorders>
-          <w:top w:val="none"/>
-          <w:left w:val="none"/>
+          <w:top w:val="none" w:color="000000" w:sz="4" w:space="0"/>
+          <w:left w:val="none" w:color="000000" w:sz="4" w:space="0"/>
           <w:bottom w:val="single" w:color="000000" w:themeColor="accent6" w:themeTint="90" w:sz="4" w:space="0"/>
-          <w:right w:val="none"/>
+          <w:right w:val="none" w:color="000000" w:sz="4" w:space="0"/>
         </w:tcBorders>
       </w:tcPr>
     </w:tblStylePr>
@@ -22844,12 +23386,12 @@
         <w:tblBorders/>
       </w:tblPr>
       <w:tcPr>
-        <w:shd w:color="ffffff"/>
+        <w:shd w:val="clear" w:color="ffffff"/>
         <w:tcBorders>
-          <w:top w:val="none"/>
+          <w:top w:val="none" w:color="000000" w:sz="4" w:space="0"/>
           <w:left w:val="single" w:color="000000" w:themeColor="accent6" w:themeTint="90" w:sz="4" w:space="0"/>
-          <w:bottom w:val="none"/>
-          <w:right w:val="none"/>
+          <w:bottom w:val="none" w:color="000000" w:sz="4" w:space="0"/>
+          <w:right w:val="none" w:color="000000" w:sz="4" w:space="0"/>
         </w:tcBorders>
       </w:tcPr>
     </w:tblStylePr>
@@ -22872,9 +23414,9 @@
         <w:shd w:val="clear" w:color="ffffff" w:themeColor="light1" w:fill="ffffff" w:themeFill="light1"/>
         <w:tcBorders>
           <w:top w:val="single" w:color="000000" w:themeColor="accent6" w:themeTint="90" w:sz="4" w:space="0"/>
-          <w:left w:val="none"/>
-          <w:bottom w:val="none"/>
-          <w:right w:val="none"/>
+          <w:left w:val="none" w:color="000000" w:sz="4" w:space="0"/>
+          <w:bottom w:val="none" w:color="000000" w:sz="4" w:space="0"/>
+          <w:right w:val="none" w:color="000000" w:sz="4" w:space="0"/>
         </w:tcBorders>
       </w:tcPr>
     </w:tblStylePr>
@@ -22944,9 +23486,9 @@
       </w:tcPr>
     </w:tblStylePr>
   </w:style>
-  <w:style w:type="table" w:styleId="68">
+  <w:style w:type="table" w:styleId="757">
     <w:name w:val="List Table 1 Light"/>
-    <w:basedOn w:val="702"/>
+    <w:basedOn w:val="887"/>
     <w:uiPriority w:val="99"/>
     <w:pPr>
       <w:pBdr/>
@@ -23160,9 +23702,9 @@
       </w:tcPr>
     </w:tblStylePr>
   </w:style>
-  <w:style w:type="table" w:styleId="69">
+  <w:style w:type="table" w:styleId="758">
     <w:name w:val="List Table 1 Light - Accent 1"/>
-    <w:basedOn w:val="702"/>
+    <w:basedOn w:val="887"/>
     <w:uiPriority w:val="99"/>
     <w:pPr>
       <w:pBdr/>
@@ -23376,9 +23918,9 @@
       </w:tcPr>
     </w:tblStylePr>
   </w:style>
-  <w:style w:type="table" w:styleId="70">
+  <w:style w:type="table" w:styleId="759">
     <w:name w:val="List Table 1 Light - Accent 2"/>
-    <w:basedOn w:val="702"/>
+    <w:basedOn w:val="887"/>
     <w:uiPriority w:val="99"/>
     <w:pPr>
       <w:pBdr/>
@@ -23592,9 +24134,9 @@
       </w:tcPr>
     </w:tblStylePr>
   </w:style>
-  <w:style w:type="table" w:styleId="71">
+  <w:style w:type="table" w:styleId="760">
     <w:name w:val="List Table 1 Light - Accent 3"/>
-    <w:basedOn w:val="702"/>
+    <w:basedOn w:val="887"/>
     <w:uiPriority w:val="99"/>
     <w:pPr>
       <w:pBdr/>
@@ -23808,9 +24350,9 @@
       </w:tcPr>
     </w:tblStylePr>
   </w:style>
-  <w:style w:type="table" w:styleId="72">
+  <w:style w:type="table" w:styleId="761">
     <w:name w:val="List Table 1 Light - Accent 4"/>
-    <w:basedOn w:val="702"/>
+    <w:basedOn w:val="887"/>
     <w:uiPriority w:val="99"/>
     <w:pPr>
       <w:pBdr/>
@@ -24024,9 +24566,9 @@
       </w:tcPr>
     </w:tblStylePr>
   </w:style>
-  <w:style w:type="table" w:styleId="73">
+  <w:style w:type="table" w:styleId="762">
     <w:name w:val="List Table 1 Light - Accent 5"/>
-    <w:basedOn w:val="702"/>
+    <w:basedOn w:val="887"/>
     <w:uiPriority w:val="99"/>
     <w:pPr>
       <w:pBdr/>
@@ -24240,9 +24782,9 @@
       </w:tcPr>
     </w:tblStylePr>
   </w:style>
-  <w:style w:type="table" w:styleId="74">
+  <w:style w:type="table" w:styleId="763">
     <w:name w:val="List Table 1 Light - Accent 6"/>
-    <w:basedOn w:val="702"/>
+    <w:basedOn w:val="887"/>
     <w:uiPriority w:val="99"/>
     <w:pPr>
       <w:pBdr/>
@@ -24456,9 +24998,9 @@
       </w:tcPr>
     </w:tblStylePr>
   </w:style>
-  <w:style w:type="table" w:styleId="75">
+  <w:style w:type="table" w:styleId="764">
     <w:name w:val="List Table 2"/>
-    <w:basedOn w:val="702"/>
+    <w:basedOn w:val="887"/>
     <w:uiPriority w:val="99"/>
     <w:pPr>
       <w:pBdr/>
@@ -24694,9 +25236,9 @@
       </w:tcPr>
     </w:tblStylePr>
   </w:style>
-  <w:style w:type="table" w:styleId="76">
+  <w:style w:type="table" w:styleId="765">
     <w:name w:val="List Table 2 - Accent 1"/>
-    <w:basedOn w:val="702"/>
+    <w:basedOn w:val="887"/>
     <w:uiPriority w:val="99"/>
     <w:pPr>
       <w:pBdr/>
@@ -24932,9 +25474,9 @@
       </w:tcPr>
     </w:tblStylePr>
   </w:style>
-  <w:style w:type="table" w:styleId="77">
+  <w:style w:type="table" w:styleId="766">
     <w:name w:val="List Table 2 - Accent 2"/>
-    <w:basedOn w:val="702"/>
+    <w:basedOn w:val="887"/>
     <w:uiPriority w:val="99"/>
     <w:pPr>
       <w:pBdr/>
@@ -25170,9 +25712,9 @@
       </w:tcPr>
     </w:tblStylePr>
   </w:style>
-  <w:style w:type="table" w:styleId="78">
+  <w:style w:type="table" w:styleId="767">
     <w:name w:val="List Table 2 - Accent 3"/>
-    <w:basedOn w:val="702"/>
+    <w:basedOn w:val="887"/>
     <w:uiPriority w:val="99"/>
     <w:pPr>
       <w:pBdr/>
@@ -25408,9 +25950,9 @@
       </w:tcPr>
     </w:tblStylePr>
   </w:style>
-  <w:style w:type="table" w:styleId="79">
+  <w:style w:type="table" w:styleId="768">
     <w:name w:val="List Table 2 - Accent 4"/>
-    <w:basedOn w:val="702"/>
+    <w:basedOn w:val="887"/>
     <w:uiPriority w:val="99"/>
     <w:pPr>
       <w:pBdr/>
@@ -25646,9 +26188,9 @@
       </w:tcPr>
     </w:tblStylePr>
   </w:style>
-  <w:style w:type="table" w:styleId="80">
+  <w:style w:type="table" w:styleId="769">
     <w:name w:val="List Table 2 - Accent 5"/>
-    <w:basedOn w:val="702"/>
+    <w:basedOn w:val="887"/>
     <w:uiPriority w:val="99"/>
     <w:pPr>
       <w:pBdr/>
@@ -25884,9 +26426,9 @@
       </w:tcPr>
     </w:tblStylePr>
   </w:style>
-  <w:style w:type="table" w:styleId="81">
+  <w:style w:type="table" w:styleId="770">
     <w:name w:val="List Table 2 - Accent 6"/>
-    <w:basedOn w:val="702"/>
+    <w:basedOn w:val="887"/>
     <w:uiPriority w:val="99"/>
     <w:pPr>
       <w:pBdr/>
@@ -26122,9 +26664,9 @@
       </w:tcPr>
     </w:tblStylePr>
   </w:style>
-  <w:style w:type="table" w:styleId="82">
+  <w:style w:type="table" w:styleId="771">
     <w:name w:val="List Table 3"/>
-    <w:basedOn w:val="702"/>
+    <w:basedOn w:val="887"/>
     <w:uiPriority w:val="99"/>
     <w:pPr>
       <w:pBdr/>
@@ -26350,9 +26892,9 @@
       </w:tcPr>
     </w:tblStylePr>
   </w:style>
-  <w:style w:type="table" w:styleId="83">
+  <w:style w:type="table" w:styleId="772">
     <w:name w:val="List Table 3 - Accent 1"/>
-    <w:basedOn w:val="702"/>
+    <w:basedOn w:val="887"/>
     <w:uiPriority w:val="99"/>
     <w:pPr>
       <w:pBdr/>
@@ -26578,9 +27120,9 @@
       </w:tcPr>
     </w:tblStylePr>
   </w:style>
-  <w:style w:type="table" w:styleId="84">
+  <w:style w:type="table" w:styleId="773">
     <w:name w:val="List Table 3 - Accent 2"/>
-    <w:basedOn w:val="702"/>
+    <w:basedOn w:val="887"/>
     <w:uiPriority w:val="99"/>
     <w:pPr>
       <w:pBdr/>
@@ -26806,9 +27348,9 @@
       </w:tcPr>
     </w:tblStylePr>
   </w:style>
-  <w:style w:type="table" w:styleId="85">
+  <w:style w:type="table" w:styleId="774">
     <w:name w:val="List Table 3 - Accent 3"/>
-    <w:basedOn w:val="702"/>
+    <w:basedOn w:val="887"/>
     <w:uiPriority w:val="99"/>
     <w:pPr>
       <w:pBdr/>
@@ -27034,9 +27576,9 @@
       </w:tcPr>
     </w:tblStylePr>
   </w:style>
-  <w:style w:type="table" w:styleId="86">
+  <w:style w:type="table" w:styleId="775">
     <w:name w:val="List Table 3 - Accent 4"/>
-    <w:basedOn w:val="702"/>
+    <w:basedOn w:val="887"/>
     <w:uiPriority w:val="99"/>
     <w:pPr>
       <w:pBdr/>
@@ -27262,9 +27804,9 @@
       </w:tcPr>
     </w:tblStylePr>
   </w:style>
-  <w:style w:type="table" w:styleId="87">
+  <w:style w:type="table" w:styleId="776">
     <w:name w:val="List Table 3 - Accent 5"/>
-    <w:basedOn w:val="702"/>
+    <w:basedOn w:val="887"/>
     <w:uiPriority w:val="99"/>
     <w:pPr>
       <w:pBdr/>
@@ -27490,9 +28032,9 @@
       </w:tcPr>
     </w:tblStylePr>
   </w:style>
-  <w:style w:type="table" w:styleId="88">
+  <w:style w:type="table" w:styleId="777">
     <w:name w:val="List Table 3 - Accent 6"/>
-    <w:basedOn w:val="702"/>
+    <w:basedOn w:val="887"/>
     <w:uiPriority w:val="99"/>
     <w:pPr>
       <w:pBdr/>
@@ -27718,9 +28260,9 @@
       </w:tcPr>
     </w:tblStylePr>
   </w:style>
-  <w:style w:type="table" w:styleId="89">
+  <w:style w:type="table" w:styleId="778">
     <w:name w:val="List Table 4"/>
-    <w:basedOn w:val="702"/>
+    <w:basedOn w:val="887"/>
     <w:uiPriority w:val="99"/>
     <w:pPr>
       <w:pBdr/>
@@ -27943,9 +28485,9 @@
       </w:tcPr>
     </w:tblStylePr>
   </w:style>
-  <w:style w:type="table" w:styleId="90">
+  <w:style w:type="table" w:styleId="779">
     <w:name w:val="List Table 4 - Accent 1"/>
-    <w:basedOn w:val="702"/>
+    <w:basedOn w:val="887"/>
     <w:uiPriority w:val="99"/>
     <w:pPr>
       <w:pBdr/>
@@ -28168,9 +28710,9 @@
       </w:tcPr>
     </w:tblStylePr>
   </w:style>
-  <w:style w:type="table" w:styleId="91">
+  <w:style w:type="table" w:styleId="780">
     <w:name w:val="List Table 4 - Accent 2"/>
-    <w:basedOn w:val="702"/>
+    <w:basedOn w:val="887"/>
     <w:uiPriority w:val="99"/>
     <w:pPr>
       <w:pBdr/>
@@ -28393,9 +28935,9 @@
       </w:tcPr>
     </w:tblStylePr>
   </w:style>
-  <w:style w:type="table" w:styleId="92">
+  <w:style w:type="table" w:styleId="781">
     <w:name w:val="List Table 4 - Accent 3"/>
-    <w:basedOn w:val="702"/>
+    <w:basedOn w:val="887"/>
     <w:uiPriority w:val="99"/>
     <w:pPr>
       <w:pBdr/>
@@ -28618,9 +29160,9 @@
       </w:tcPr>
     </w:tblStylePr>
   </w:style>
-  <w:style w:type="table" w:styleId="93">
+  <w:style w:type="table" w:styleId="782">
     <w:name w:val="List Table 4 - Accent 4"/>
-    <w:basedOn w:val="702"/>
+    <w:basedOn w:val="887"/>
     <w:uiPriority w:val="99"/>
     <w:pPr>
       <w:pBdr/>
@@ -28843,9 +29385,9 @@
       </w:tcPr>
     </w:tblStylePr>
   </w:style>
-  <w:style w:type="table" w:styleId="94">
+  <w:style w:type="table" w:styleId="783">
     <w:name w:val="List Table 4 - Accent 5"/>
-    <w:basedOn w:val="702"/>
+    <w:basedOn w:val="887"/>
     <w:uiPriority w:val="99"/>
     <w:pPr>
       <w:pBdr/>
@@ -29068,9 +29610,9 @@
       </w:tcPr>
     </w:tblStylePr>
   </w:style>
-  <w:style w:type="table" w:styleId="95">
+  <w:style w:type="table" w:styleId="784">
     <w:name w:val="List Table 4 - Accent 6"/>
-    <w:basedOn w:val="702"/>
+    <w:basedOn w:val="887"/>
     <w:uiPriority w:val="99"/>
     <w:pPr>
       <w:pBdr/>
@@ -29293,9 +29835,9 @@
       </w:tcPr>
     </w:tblStylePr>
   </w:style>
-  <w:style w:type="table" w:styleId="96">
+  <w:style w:type="table" w:styleId="785">
     <w:name w:val="List Table 5 Dark"/>
-    <w:basedOn w:val="702"/>
+    <w:basedOn w:val="887"/>
     <w:uiPriority w:val="99"/>
     <w:pPr>
       <w:pBdr/>
@@ -29535,9 +30077,9 @@
       </w:tcPr>
     </w:tblStylePr>
   </w:style>
-  <w:style w:type="table" w:styleId="97">
+  <w:style w:type="table" w:styleId="786">
     <w:name w:val="List Table 5 Dark - Accent 1"/>
-    <w:basedOn w:val="702"/>
+    <w:basedOn w:val="887"/>
     <w:uiPriority w:val="99"/>
     <w:pPr>
       <w:pBdr/>
@@ -29777,9 +30319,9 @@
       </w:tcPr>
     </w:tblStylePr>
   </w:style>
-  <w:style w:type="table" w:styleId="98">
+  <w:style w:type="table" w:styleId="787">
     <w:name w:val="List Table 5 Dark - Accent 2"/>
-    <w:basedOn w:val="702"/>
+    <w:basedOn w:val="887"/>
     <w:uiPriority w:val="99"/>
     <w:pPr>
       <w:pBdr/>
@@ -30019,9 +30561,9 @@
       </w:tcPr>
     </w:tblStylePr>
   </w:style>
-  <w:style w:type="table" w:styleId="99">
+  <w:style w:type="table" w:styleId="788">
     <w:name w:val="List Table 5 Dark - Accent 3"/>
-    <w:basedOn w:val="702"/>
+    <w:basedOn w:val="887"/>
     <w:uiPriority w:val="99"/>
     <w:pPr>
       <w:pBdr/>
@@ -30261,9 +30803,9 @@
       </w:tcPr>
     </w:tblStylePr>
   </w:style>
-  <w:style w:type="table" w:styleId="100">
+  <w:style w:type="table" w:styleId="789">
     <w:name w:val="List Table 5 Dark - Accent 4"/>
-    <w:basedOn w:val="702"/>
+    <w:basedOn w:val="887"/>
     <w:uiPriority w:val="99"/>
     <w:pPr>
       <w:pBdr/>
@@ -30503,9 +31045,9 @@
       </w:tcPr>
     </w:tblStylePr>
   </w:style>
-  <w:style w:type="table" w:styleId="101">
+  <w:style w:type="table" w:styleId="790">
     <w:name w:val="List Table 5 Dark - Accent 5"/>
-    <w:basedOn w:val="702"/>
+    <w:basedOn w:val="887"/>
     <w:uiPriority w:val="99"/>
     <w:pPr>
       <w:pBdr/>
@@ -30745,9 +31287,9 @@
       </w:tcPr>
     </w:tblStylePr>
   </w:style>
-  <w:style w:type="table" w:styleId="102">
+  <w:style w:type="table" w:styleId="791">
     <w:name w:val="List Table 5 Dark - Accent 6"/>
-    <w:basedOn w:val="702"/>
+    <w:basedOn w:val="887"/>
     <w:uiPriority w:val="99"/>
     <w:pPr>
       <w:pBdr/>
@@ -30987,9 +31529,9 @@
       </w:tcPr>
     </w:tblStylePr>
   </w:style>
-  <w:style w:type="table" w:styleId="103">
+  <w:style w:type="table" w:styleId="792">
     <w:name w:val="List Table 6 Colorful"/>
-    <w:basedOn w:val="702"/>
+    <w:basedOn w:val="887"/>
     <w:uiPriority w:val="99"/>
     <w:pPr>
       <w:pBdr/>
@@ -31210,9 +31752,9 @@
       </w:tcPr>
     </w:tblStylePr>
   </w:style>
-  <w:style w:type="table" w:styleId="104">
+  <w:style w:type="table" w:styleId="793">
     <w:name w:val="List Table 6 Colorful - Accent 1"/>
-    <w:basedOn w:val="702"/>
+    <w:basedOn w:val="887"/>
     <w:uiPriority w:val="99"/>
     <w:pPr>
       <w:pBdr/>
@@ -31433,9 +31975,9 @@
       </w:tcPr>
     </w:tblStylePr>
   </w:style>
-  <w:style w:type="table" w:styleId="105">
+  <w:style w:type="table" w:styleId="794">
     <w:name w:val="List Table 6 Colorful - Accent 2"/>
-    <w:basedOn w:val="702"/>
+    <w:basedOn w:val="887"/>
     <w:uiPriority w:val="99"/>
     <w:pPr>
       <w:pBdr/>
@@ -31656,9 +32198,9 @@
       </w:tcPr>
     </w:tblStylePr>
   </w:style>
-  <w:style w:type="table" w:styleId="106">
+  <w:style w:type="table" w:styleId="795">
     <w:name w:val="List Table 6 Colorful - Accent 3"/>
-    <w:basedOn w:val="702"/>
+    <w:basedOn w:val="887"/>
     <w:uiPriority w:val="99"/>
     <w:pPr>
       <w:pBdr/>
@@ -31879,9 +32421,9 @@
       </w:tcPr>
     </w:tblStylePr>
   </w:style>
-  <w:style w:type="table" w:styleId="107">
+  <w:style w:type="table" w:styleId="796">
     <w:name w:val="List Table 6 Colorful - Accent 4"/>
-    <w:basedOn w:val="702"/>
+    <w:basedOn w:val="887"/>
     <w:uiPriority w:val="99"/>
     <w:pPr>
       <w:pBdr/>
@@ -32102,9 +32644,9 @@
       </w:tcPr>
     </w:tblStylePr>
   </w:style>
-  <w:style w:type="table" w:styleId="108">
+  <w:style w:type="table" w:styleId="797">
     <w:name w:val="List Table 6 Colorful - Accent 5"/>
-    <w:basedOn w:val="702"/>
+    <w:basedOn w:val="887"/>
     <w:uiPriority w:val="99"/>
     <w:pPr>
       <w:pBdr/>
@@ -32325,9 +32867,9 @@
       </w:tcPr>
     </w:tblStylePr>
   </w:style>
-  <w:style w:type="table" w:styleId="109">
+  <w:style w:type="table" w:styleId="798">
     <w:name w:val="List Table 6 Colorful - Accent 6"/>
-    <w:basedOn w:val="702"/>
+    <w:basedOn w:val="887"/>
     <w:uiPriority w:val="99"/>
     <w:pPr>
       <w:pBdr/>
@@ -32548,9 +33090,9 @@
       </w:tcPr>
     </w:tblStylePr>
   </w:style>
-  <w:style w:type="table" w:styleId="110">
+  <w:style w:type="table" w:styleId="799">
     <w:name w:val="List Table 7 Colorful"/>
-    <w:basedOn w:val="702"/>
+    <w:basedOn w:val="887"/>
     <w:uiPriority w:val="99"/>
     <w:pPr>
       <w:pBdr/>
@@ -32649,11 +33191,11 @@
         <w:tblBorders/>
       </w:tblPr>
       <w:tcPr>
-        <w:shd w:color="ffffff"/>
+        <w:shd w:val="clear" w:color="ffffff"/>
         <w:tcBorders>
-          <w:top w:val="none"/>
-          <w:left w:val="none"/>
-          <w:bottom w:val="none"/>
+          <w:top w:val="none" w:color="000000" w:sz="4" w:space="0"/>
+          <w:left w:val="none" w:color="000000" w:sz="4" w:space="0"/>
+          <w:bottom w:val="none" w:color="000000" w:sz="4" w:space="0"/>
           <w:right w:val="single" w:color="000000" w:themeColor="text1" w:themeTint="80" w:sz="4" w:space="0"/>
         </w:tcBorders>
       </w:tcPr>
@@ -32676,10 +33218,10 @@
       <w:tcPr>
         <w:shd w:val="clear" w:color="ffffff" w:themeColor="light1" w:fill="ffffff" w:themeFill="light1"/>
         <w:tcBorders>
-          <w:top w:val="none"/>
-          <w:left w:val="none"/>
+          <w:top w:val="none" w:color="000000" w:sz="4" w:space="0"/>
+          <w:left w:val="none" w:color="000000" w:sz="4" w:space="0"/>
           <w:bottom w:val="single" w:color="000000" w:themeColor="text1" w:themeTint="80" w:sz="4" w:space="0"/>
-          <w:right w:val="none"/>
+          <w:right w:val="none" w:color="000000" w:sz="4" w:space="0"/>
         </w:tcBorders>
       </w:tcPr>
     </w:tblStylePr>
@@ -32699,12 +33241,12 @@
         <w:tblBorders/>
       </w:tblPr>
       <w:tcPr>
-        <w:shd w:color="ffffff"/>
+        <w:shd w:val="clear" w:color="ffffff"/>
         <w:tcBorders>
-          <w:top w:val="none"/>
+          <w:top w:val="none" w:color="000000" w:sz="4" w:space="0"/>
           <w:left w:val="single" w:color="000000" w:themeColor="text1" w:themeTint="80" w:sz="4" w:space="0"/>
-          <w:bottom w:val="none"/>
-          <w:right w:val="none"/>
+          <w:bottom w:val="none" w:color="000000" w:sz="4" w:space="0"/>
+          <w:right w:val="none" w:color="000000" w:sz="4" w:space="0"/>
         </w:tcBorders>
       </w:tcPr>
     </w:tblStylePr>
@@ -32727,9 +33269,9 @@
         <w:shd w:val="clear" w:color="ffffff" w:themeColor="light1" w:fill="ffffff" w:themeFill="light1"/>
         <w:tcBorders>
           <w:top w:val="single" w:color="000000" w:themeColor="text1" w:themeTint="80" w:sz="4" w:space="0"/>
-          <w:left w:val="none"/>
-          <w:bottom w:val="none"/>
-          <w:right w:val="none"/>
+          <w:left w:val="none" w:color="000000" w:sz="4" w:space="0"/>
+          <w:bottom w:val="none" w:color="000000" w:sz="4" w:space="0"/>
+          <w:right w:val="none" w:color="000000" w:sz="4" w:space="0"/>
         </w:tcBorders>
       </w:tcPr>
     </w:tblStylePr>
@@ -32804,9 +33346,9 @@
       </w:tcPr>
     </w:tblStylePr>
   </w:style>
-  <w:style w:type="table" w:styleId="111">
+  <w:style w:type="table" w:styleId="800">
     <w:name w:val="List Table 7 Colorful - Accent 1"/>
-    <w:basedOn w:val="702"/>
+    <w:basedOn w:val="887"/>
     <w:uiPriority w:val="99"/>
     <w:pPr>
       <w:pBdr/>
@@ -32905,11 +33447,11 @@
         <w:tblBorders/>
       </w:tblPr>
       <w:tcPr>
-        <w:shd w:color="ffffff"/>
+        <w:shd w:val="clear" w:color="ffffff"/>
         <w:tcBorders>
-          <w:top w:val="none"/>
-          <w:left w:val="none"/>
-          <w:bottom w:val="none"/>
+          <w:top w:val="none" w:color="000000" w:sz="4" w:space="0"/>
+          <w:left w:val="none" w:color="000000" w:sz="4" w:space="0"/>
+          <w:bottom w:val="none" w:color="000000" w:sz="4" w:space="0"/>
           <w:right w:val="single" w:color="000000" w:themeColor="accent1" w:sz="4" w:space="0"/>
         </w:tcBorders>
       </w:tcPr>
@@ -32932,10 +33474,10 @@
       <w:tcPr>
         <w:shd w:val="clear" w:color="ffffff" w:themeColor="light1" w:fill="ffffff" w:themeFill="light1"/>
         <w:tcBorders>
-          <w:top w:val="none"/>
-          <w:left w:val="none"/>
+          <w:top w:val="none" w:color="000000" w:sz="4" w:space="0"/>
+          <w:left w:val="none" w:color="000000" w:sz="4" w:space="0"/>
           <w:bottom w:val="single" w:color="000000" w:themeColor="accent1" w:sz="4" w:space="0"/>
-          <w:right w:val="none"/>
+          <w:right w:val="none" w:color="000000" w:sz="4" w:space="0"/>
         </w:tcBorders>
       </w:tcPr>
     </w:tblStylePr>
@@ -32955,12 +33497,12 @@
         <w:tblBorders/>
       </w:tblPr>
       <w:tcPr>
-        <w:shd w:color="ffffff"/>
+        <w:shd w:val="clear" w:color="ffffff"/>
         <w:tcBorders>
-          <w:top w:val="none"/>
+          <w:top w:val="none" w:color="000000" w:sz="4" w:space="0"/>
           <w:left w:val="single" w:color="000000" w:themeColor="accent1" w:sz="4" w:space="0"/>
-          <w:bottom w:val="none"/>
-          <w:right w:val="none"/>
+          <w:bottom w:val="none" w:color="000000" w:sz="4" w:space="0"/>
+          <w:right w:val="none" w:color="000000" w:sz="4" w:space="0"/>
         </w:tcBorders>
       </w:tcPr>
     </w:tblStylePr>
@@ -32983,9 +33525,9 @@
         <w:shd w:val="clear" w:color="ffffff" w:themeColor="light1" w:fill="ffffff" w:themeFill="light1"/>
         <w:tcBorders>
           <w:top w:val="single" w:color="000000" w:themeColor="accent1" w:sz="4" w:space="0"/>
-          <w:left w:val="none"/>
-          <w:bottom w:val="none"/>
-          <w:right w:val="none"/>
+          <w:left w:val="none" w:color="000000" w:sz="4" w:space="0"/>
+          <w:bottom w:val="none" w:color="000000" w:sz="4" w:space="0"/>
+          <w:right w:val="none" w:color="000000" w:sz="4" w:space="0"/>
         </w:tcBorders>
       </w:tcPr>
     </w:tblStylePr>
@@ -33060,9 +33602,9 @@
       </w:tcPr>
     </w:tblStylePr>
   </w:style>
-  <w:style w:type="table" w:styleId="112">
+  <w:style w:type="table" w:styleId="801">
     <w:name w:val="List Table 7 Colorful - Accent 2"/>
-    <w:basedOn w:val="702"/>
+    <w:basedOn w:val="887"/>
     <w:uiPriority w:val="99"/>
     <w:pPr>
       <w:pBdr/>
@@ -33161,11 +33703,11 @@
         <w:tblBorders/>
       </w:tblPr>
       <w:tcPr>
-        <w:shd w:color="ffffff"/>
+        <w:shd w:val="clear" w:color="ffffff"/>
         <w:tcBorders>
-          <w:top w:val="none"/>
-          <w:left w:val="none"/>
-          <w:bottom w:val="none"/>
+          <w:top w:val="none" w:color="000000" w:sz="4" w:space="0"/>
+          <w:left w:val="none" w:color="000000" w:sz="4" w:space="0"/>
+          <w:bottom w:val="none" w:color="000000" w:sz="4" w:space="0"/>
           <w:right w:val="single" w:color="000000" w:themeColor="accent2" w:themeTint="97" w:sz="4" w:space="0"/>
         </w:tcBorders>
       </w:tcPr>
@@ -33188,10 +33730,10 @@
       <w:tcPr>
         <w:shd w:val="clear" w:color="ffffff" w:themeColor="light1" w:fill="ffffff" w:themeFill="light1"/>
         <w:tcBorders>
-          <w:top w:val="none"/>
-          <w:left w:val="none"/>
+          <w:top w:val="none" w:color="000000" w:sz="4" w:space="0"/>
+          <w:left w:val="none" w:color="000000" w:sz="4" w:space="0"/>
           <w:bottom w:val="single" w:color="000000" w:themeColor="accent2" w:themeTint="97" w:sz="4" w:space="0"/>
-          <w:right w:val="none"/>
+          <w:right w:val="none" w:color="000000" w:sz="4" w:space="0"/>
         </w:tcBorders>
       </w:tcPr>
     </w:tblStylePr>
@@ -33211,12 +33753,12 @@
         <w:tblBorders/>
       </w:tblPr>
       <w:tcPr>
-        <w:shd w:color="ffffff"/>
+        <w:shd w:val="clear" w:color="ffffff"/>
         <w:tcBorders>
-          <w:top w:val="none"/>
+          <w:top w:val="none" w:color="000000" w:sz="4" w:space="0"/>
           <w:left w:val="single" w:color="000000" w:themeColor="accent2" w:themeTint="97" w:sz="4" w:space="0"/>
-          <w:bottom w:val="none"/>
-          <w:right w:val="none"/>
+          <w:bottom w:val="none" w:color="000000" w:sz="4" w:space="0"/>
+          <w:right w:val="none" w:color="000000" w:sz="4" w:space="0"/>
         </w:tcBorders>
       </w:tcPr>
     </w:tblStylePr>
@@ -33239,9 +33781,9 @@
         <w:shd w:val="clear" w:color="ffffff" w:themeColor="light1" w:fill="ffffff" w:themeFill="light1"/>
         <w:tcBorders>
           <w:top w:val="single" w:color="000000" w:themeColor="accent2" w:themeTint="97" w:sz="4" w:space="0"/>
-          <w:left w:val="none"/>
-          <w:bottom w:val="none"/>
-          <w:right w:val="none"/>
+          <w:left w:val="none" w:color="000000" w:sz="4" w:space="0"/>
+          <w:bottom w:val="none" w:color="000000" w:sz="4" w:space="0"/>
+          <w:right w:val="none" w:color="000000" w:sz="4" w:space="0"/>
         </w:tcBorders>
       </w:tcPr>
     </w:tblStylePr>
@@ -33316,9 +33858,9 @@
       </w:tcPr>
     </w:tblStylePr>
   </w:style>
-  <w:style w:type="table" w:styleId="113">
+  <w:style w:type="table" w:styleId="802">
     <w:name w:val="List Table 7 Colorful - Accent 3"/>
-    <w:basedOn w:val="702"/>
+    <w:basedOn w:val="887"/>
     <w:uiPriority w:val="99"/>
     <w:pPr>
       <w:pBdr/>
@@ -33417,11 +33959,11 @@
         <w:tblBorders/>
       </w:tblPr>
       <w:tcPr>
-        <w:shd w:color="ffffff"/>
+        <w:shd w:val="clear" w:color="ffffff"/>
         <w:tcBorders>
-          <w:top w:val="none"/>
-          <w:left w:val="none"/>
-          <w:bottom w:val="none"/>
+          <w:top w:val="none" w:color="000000" w:sz="4" w:space="0"/>
+          <w:left w:val="none" w:color="000000" w:sz="4" w:space="0"/>
+          <w:bottom w:val="none" w:color="000000" w:sz="4" w:space="0"/>
           <w:right w:val="single" w:color="000000" w:themeColor="accent3" w:themeTint="98" w:sz="4" w:space="0"/>
         </w:tcBorders>
       </w:tcPr>
@@ -33444,10 +33986,10 @@
       <w:tcPr>
         <w:shd w:val="clear" w:color="ffffff" w:themeColor="light1" w:fill="ffffff" w:themeFill="light1"/>
         <w:tcBorders>
-          <w:top w:val="none"/>
-          <w:left w:val="none"/>
+          <w:top w:val="none" w:color="000000" w:sz="4" w:space="0"/>
+          <w:left w:val="none" w:color="000000" w:sz="4" w:space="0"/>
           <w:bottom w:val="single" w:color="000000" w:themeColor="accent3" w:themeTint="98" w:sz="4" w:space="0"/>
-          <w:right w:val="none"/>
+          <w:right w:val="none" w:color="000000" w:sz="4" w:space="0"/>
         </w:tcBorders>
       </w:tcPr>
     </w:tblStylePr>
@@ -33467,12 +34009,12 @@
         <w:tblBorders/>
       </w:tblPr>
       <w:tcPr>
-        <w:shd w:color="ffffff"/>
+        <w:shd w:val="clear" w:color="ffffff"/>
         <w:tcBorders>
-          <w:top w:val="none"/>
+          <w:top w:val="none" w:color="000000" w:sz="4" w:space="0"/>
           <w:left w:val="single" w:color="000000" w:themeColor="accent3" w:themeTint="98" w:sz="4" w:space="0"/>
-          <w:bottom w:val="none"/>
-          <w:right w:val="none"/>
+          <w:bottom w:val="none" w:color="000000" w:sz="4" w:space="0"/>
+          <w:right w:val="none" w:color="000000" w:sz="4" w:space="0"/>
         </w:tcBorders>
       </w:tcPr>
     </w:tblStylePr>
@@ -33495,9 +34037,9 @@
         <w:shd w:val="clear" w:color="ffffff" w:themeColor="light1" w:fill="ffffff" w:themeFill="light1"/>
         <w:tcBorders>
           <w:top w:val="single" w:color="000000" w:themeColor="accent3" w:themeTint="98" w:sz="4" w:space="0"/>
-          <w:left w:val="none"/>
-          <w:bottom w:val="none"/>
-          <w:right w:val="none"/>
+          <w:left w:val="none" w:color="000000" w:sz="4" w:space="0"/>
+          <w:bottom w:val="none" w:color="000000" w:sz="4" w:space="0"/>
+          <w:right w:val="none" w:color="000000" w:sz="4" w:space="0"/>
         </w:tcBorders>
       </w:tcPr>
     </w:tblStylePr>
@@ -33572,9 +34114,9 @@
       </w:tcPr>
     </w:tblStylePr>
   </w:style>
-  <w:style w:type="table" w:styleId="114">
+  <w:style w:type="table" w:styleId="803">
     <w:name w:val="List Table 7 Colorful - Accent 4"/>
-    <w:basedOn w:val="702"/>
+    <w:basedOn w:val="887"/>
     <w:uiPriority w:val="99"/>
     <w:pPr>
       <w:pBdr/>
@@ -33673,11 +34215,11 @@
         <w:tblBorders/>
       </w:tblPr>
       <w:tcPr>
-        <w:shd w:color="ffffff"/>
+        <w:shd w:val="clear" w:color="ffffff"/>
         <w:tcBorders>
-          <w:top w:val="none"/>
-          <w:left w:val="none"/>
-          <w:bottom w:val="none"/>
+          <w:top w:val="none" w:color="000000" w:sz="4" w:space="0"/>
+          <w:left w:val="none" w:color="000000" w:sz="4" w:space="0"/>
+          <w:bottom w:val="none" w:color="000000" w:sz="4" w:space="0"/>
           <w:right w:val="single" w:color="000000" w:themeColor="accent4" w:themeTint="9A" w:sz="4" w:space="0"/>
         </w:tcBorders>
       </w:tcPr>
@@ -33700,10 +34242,10 @@
       <w:tcPr>
         <w:shd w:val="clear" w:color="ffffff" w:themeColor="light1" w:fill="ffffff" w:themeFill="light1"/>
         <w:tcBorders>
-          <w:top w:val="none"/>
-          <w:left w:val="none"/>
+          <w:top w:val="none" w:color="000000" w:sz="4" w:space="0"/>
+          <w:left w:val="none" w:color="000000" w:sz="4" w:space="0"/>
           <w:bottom w:val="single" w:color="000000" w:themeColor="accent4" w:themeTint="9A" w:sz="4" w:space="0"/>
-          <w:right w:val="none"/>
+          <w:right w:val="none" w:color="000000" w:sz="4" w:space="0"/>
         </w:tcBorders>
       </w:tcPr>
     </w:tblStylePr>
@@ -33723,12 +34265,12 @@
         <w:tblBorders/>
       </w:tblPr>
       <w:tcPr>
-        <w:shd w:color="ffffff"/>
+        <w:shd w:val="clear" w:color="ffffff"/>
         <w:tcBorders>
-          <w:top w:val="none"/>
+          <w:top w:val="none" w:color="000000" w:sz="4" w:space="0"/>
           <w:left w:val="single" w:color="000000" w:themeColor="accent4" w:themeTint="9A" w:sz="4" w:space="0"/>
-          <w:bottom w:val="none"/>
-          <w:right w:val="none"/>
+          <w:bottom w:val="none" w:color="000000" w:sz="4" w:space="0"/>
+          <w:right w:val="none" w:color="000000" w:sz="4" w:space="0"/>
         </w:tcBorders>
       </w:tcPr>
     </w:tblStylePr>
@@ -33751,9 +34293,9 @@
         <w:shd w:val="clear" w:color="ffffff" w:themeColor="light1" w:fill="ffffff" w:themeFill="light1"/>
         <w:tcBorders>
           <w:top w:val="single" w:color="000000" w:themeColor="accent4" w:themeTint="9A" w:sz="4" w:space="0"/>
-          <w:left w:val="none"/>
-          <w:bottom w:val="none"/>
-          <w:right w:val="none"/>
+          <w:left w:val="none" w:color="000000" w:sz="4" w:space="0"/>
+          <w:bottom w:val="none" w:color="000000" w:sz="4" w:space="0"/>
+          <w:right w:val="none" w:color="000000" w:sz="4" w:space="0"/>
         </w:tcBorders>
       </w:tcPr>
     </w:tblStylePr>
@@ -33828,9 +34370,9 @@
       </w:tcPr>
     </w:tblStylePr>
   </w:style>
-  <w:style w:type="table" w:styleId="115">
+  <w:style w:type="table" w:styleId="804">
     <w:name w:val="List Table 7 Colorful - Accent 5"/>
-    <w:basedOn w:val="702"/>
+    <w:basedOn w:val="887"/>
     <w:uiPriority w:val="99"/>
     <w:pPr>
       <w:pBdr/>
@@ -33929,11 +34471,11 @@
         <w:tblBorders/>
       </w:tblPr>
       <w:tcPr>
-        <w:shd w:color="ffffff"/>
+        <w:shd w:val="clear" w:color="ffffff"/>
         <w:tcBorders>
-          <w:top w:val="none"/>
-          <w:left w:val="none"/>
-          <w:bottom w:val="none"/>
+          <w:top w:val="none" w:color="000000" w:sz="4" w:space="0"/>
+          <w:left w:val="none" w:color="000000" w:sz="4" w:space="0"/>
+          <w:bottom w:val="none" w:color="000000" w:sz="4" w:space="0"/>
           <w:right w:val="single" w:color="000000" w:themeColor="accent5" w:themeTint="9A" w:sz="4" w:space="0"/>
         </w:tcBorders>
       </w:tcPr>
@@ -33956,10 +34498,10 @@
       <w:tcPr>
         <w:shd w:val="clear" w:color="ffffff" w:themeColor="light1" w:fill="ffffff" w:themeFill="light1"/>
         <w:tcBorders>
-          <w:top w:val="none"/>
-          <w:left w:val="none"/>
+          <w:top w:val="none" w:color="000000" w:sz="4" w:space="0"/>
+          <w:left w:val="none" w:color="000000" w:sz="4" w:space="0"/>
           <w:bottom w:val="single" w:color="000000" w:themeColor="accent5" w:themeTint="9A" w:sz="4" w:space="0"/>
-          <w:right w:val="none"/>
+          <w:right w:val="none" w:color="000000" w:sz="4" w:space="0"/>
         </w:tcBorders>
       </w:tcPr>
     </w:tblStylePr>
@@ -33979,12 +34521,12 @@
         <w:tblBorders/>
       </w:tblPr>
       <w:tcPr>
-        <w:shd w:color="ffffff"/>
+        <w:shd w:val="clear" w:color="ffffff"/>
         <w:tcBorders>
-          <w:top w:val="none"/>
+          <w:top w:val="none" w:color="000000" w:sz="4" w:space="0"/>
           <w:left w:val="single" w:color="000000" w:themeColor="accent5" w:themeTint="9A" w:sz="4" w:space="0"/>
-          <w:bottom w:val="none"/>
-          <w:right w:val="none"/>
+          <w:bottom w:val="none" w:color="000000" w:sz="4" w:space="0"/>
+          <w:right w:val="none" w:color="000000" w:sz="4" w:space="0"/>
         </w:tcBorders>
       </w:tcPr>
     </w:tblStylePr>
@@ -34007,9 +34549,9 @@
         <w:shd w:val="clear" w:color="ffffff" w:themeColor="light1" w:fill="ffffff" w:themeFill="light1"/>
         <w:tcBorders>
           <w:top w:val="single" w:color="000000" w:themeColor="accent5" w:themeTint="9A" w:sz="4" w:space="0"/>
-          <w:left w:val="none"/>
-          <w:bottom w:val="none"/>
-          <w:right w:val="none"/>
+          <w:left w:val="none" w:color="000000" w:sz="4" w:space="0"/>
+          <w:bottom w:val="none" w:color="000000" w:sz="4" w:space="0"/>
+          <w:right w:val="none" w:color="000000" w:sz="4" w:space="0"/>
         </w:tcBorders>
       </w:tcPr>
     </w:tblStylePr>
@@ -34084,9 +34626,9 @@
       </w:tcPr>
     </w:tblStylePr>
   </w:style>
-  <w:style w:type="table" w:styleId="116">
+  <w:style w:type="table" w:styleId="805">
     <w:name w:val="List Table 7 Colorful - Accent 6"/>
-    <w:basedOn w:val="702"/>
+    <w:basedOn w:val="887"/>
     <w:uiPriority w:val="99"/>
     <w:pPr>
       <w:pBdr/>
@@ -34185,11 +34727,11 @@
         <w:tblBorders/>
       </w:tblPr>
       <w:tcPr>
-        <w:shd w:color="ffffff"/>
+        <w:shd w:val="clear" w:color="ffffff"/>
         <w:tcBorders>
-          <w:top w:val="none"/>
-          <w:left w:val="none"/>
-          <w:bottom w:val="none"/>
+          <w:top w:val="none" w:color="000000" w:sz="4" w:space="0"/>
+          <w:left w:val="none" w:color="000000" w:sz="4" w:space="0"/>
+          <w:bottom w:val="none" w:color="000000" w:sz="4" w:space="0"/>
           <w:right w:val="single" w:color="000000" w:themeColor="accent6" w:themeTint="98" w:sz="4" w:space="0"/>
         </w:tcBorders>
       </w:tcPr>
@@ -34212,10 +34754,10 @@
       <w:tcPr>
         <w:shd w:val="clear" w:color="ffffff" w:themeColor="light1" w:fill="ffffff" w:themeFill="light1"/>
         <w:tcBorders>
-          <w:top w:val="none"/>
-          <w:left w:val="none"/>
+          <w:top w:val="none" w:color="000000" w:sz="4" w:space="0"/>
+          <w:left w:val="none" w:color="000000" w:sz="4" w:space="0"/>
           <w:bottom w:val="single" w:color="000000" w:themeColor="accent6" w:themeTint="98" w:sz="4" w:space="0"/>
-          <w:right w:val="none"/>
+          <w:right w:val="none" w:color="000000" w:sz="4" w:space="0"/>
         </w:tcBorders>
       </w:tcPr>
     </w:tblStylePr>
@@ -34235,12 +34777,12 @@
         <w:tblBorders/>
       </w:tblPr>
       <w:tcPr>
-        <w:shd w:color="ffffff"/>
+        <w:shd w:val="clear" w:color="ffffff"/>
         <w:tcBorders>
-          <w:top w:val="none"/>
+          <w:top w:val="none" w:color="000000" w:sz="4" w:space="0"/>
           <w:left w:val="single" w:color="000000" w:themeColor="accent6" w:themeTint="98" w:sz="4" w:space="0"/>
-          <w:bottom w:val="none"/>
-          <w:right w:val="none"/>
+          <w:bottom w:val="none" w:color="000000" w:sz="4" w:space="0"/>
+          <w:right w:val="none" w:color="000000" w:sz="4" w:space="0"/>
         </w:tcBorders>
       </w:tcPr>
     </w:tblStylePr>
@@ -34263,9 +34805,9 @@
         <w:shd w:val="clear" w:color="ffffff" w:themeColor="light1" w:fill="ffffff" w:themeFill="light1"/>
         <w:tcBorders>
           <w:top w:val="single" w:color="000000" w:themeColor="accent6" w:themeTint="98" w:sz="4" w:space="0"/>
-          <w:left w:val="none"/>
-          <w:bottom w:val="none"/>
-          <w:right w:val="none"/>
+          <w:left w:val="none" w:color="000000" w:sz="4" w:space="0"/>
+          <w:bottom w:val="none" w:color="000000" w:sz="4" w:space="0"/>
+          <w:right w:val="none" w:color="000000" w:sz="4" w:space="0"/>
         </w:tcBorders>
       </w:tcPr>
     </w:tblStylePr>
@@ -34340,9 +34882,9 @@
       </w:tcPr>
     </w:tblStylePr>
   </w:style>
-  <w:style w:type="table" w:styleId="117">
+  <w:style w:type="table" w:styleId="806">
     <w:name w:val="Lined - Accent"/>
-    <w:basedOn w:val="702"/>
+    <w:basedOn w:val="887"/>
     <w:uiPriority w:val="99"/>
     <w:pPr>
       <w:pBdr/>
@@ -34577,9 +35119,9 @@
       </w:tcPr>
     </w:tblStylePr>
   </w:style>
-  <w:style w:type="table" w:styleId="118">
+  <w:style w:type="table" w:styleId="807">
     <w:name w:val="Lined - Accent 1"/>
-    <w:basedOn w:val="702"/>
+    <w:basedOn w:val="887"/>
     <w:uiPriority w:val="99"/>
     <w:pPr>
       <w:pBdr/>
@@ -34814,9 +35356,9 @@
       </w:tcPr>
     </w:tblStylePr>
   </w:style>
-  <w:style w:type="table" w:styleId="119">
+  <w:style w:type="table" w:styleId="808">
     <w:name w:val="Lined - Accent 2"/>
-    <w:basedOn w:val="702"/>
+    <w:basedOn w:val="887"/>
     <w:uiPriority w:val="99"/>
     <w:pPr>
       <w:pBdr/>
@@ -35051,9 +35593,9 @@
       </w:tcPr>
     </w:tblStylePr>
   </w:style>
-  <w:style w:type="table" w:styleId="120">
+  <w:style w:type="table" w:styleId="809">
     <w:name w:val="Lined - Accent 3"/>
-    <w:basedOn w:val="702"/>
+    <w:basedOn w:val="887"/>
     <w:uiPriority w:val="99"/>
     <w:pPr>
       <w:pBdr/>
@@ -35288,9 +35830,9 @@
       </w:tcPr>
     </w:tblStylePr>
   </w:style>
-  <w:style w:type="table" w:styleId="121">
+  <w:style w:type="table" w:styleId="810">
     <w:name w:val="Lined - Accent 4"/>
-    <w:basedOn w:val="702"/>
+    <w:basedOn w:val="887"/>
     <w:uiPriority w:val="99"/>
     <w:pPr>
       <w:pBdr/>
@@ -35525,9 +36067,9 @@
       </w:tcPr>
     </w:tblStylePr>
   </w:style>
-  <w:style w:type="table" w:styleId="122">
+  <w:style w:type="table" w:styleId="811">
     <w:name w:val="Lined - Accent 5"/>
-    <w:basedOn w:val="702"/>
+    <w:basedOn w:val="887"/>
     <w:uiPriority w:val="99"/>
     <w:pPr>
       <w:pBdr/>
@@ -35762,9 +36304,9 @@
       </w:tcPr>
     </w:tblStylePr>
   </w:style>
-  <w:style w:type="table" w:styleId="123">
+  <w:style w:type="table" w:styleId="812">
     <w:name w:val="Lined - Accent 6"/>
-    <w:basedOn w:val="702"/>
+    <w:basedOn w:val="887"/>
     <w:uiPriority w:val="99"/>
     <w:pPr>
       <w:pBdr/>
@@ -35999,9 +36541,9 @@
       </w:tcPr>
     </w:tblStylePr>
   </w:style>
-  <w:style w:type="table" w:styleId="124">
+  <w:style w:type="table" w:styleId="813">
     <w:name w:val="Bordered &amp; Lined - Accent"/>
-    <w:basedOn w:val="702"/>
+    <w:basedOn w:val="887"/>
     <w:uiPriority w:val="99"/>
     <w:pPr>
       <w:pBdr/>
@@ -36243,9 +36785,9 @@
       </w:tcPr>
     </w:tblStylePr>
   </w:style>
-  <w:style w:type="table" w:styleId="125">
+  <w:style w:type="table" w:styleId="814">
     <w:name w:val="Bordered &amp; Lined - Accent 1"/>
-    <w:basedOn w:val="702"/>
+    <w:basedOn w:val="887"/>
     <w:uiPriority w:val="99"/>
     <w:pPr>
       <w:pBdr/>
@@ -36487,9 +37029,9 @@
       </w:tcPr>
     </w:tblStylePr>
   </w:style>
-  <w:style w:type="table" w:styleId="126">
+  <w:style w:type="table" w:styleId="815">
     <w:name w:val="Bordered &amp; Lined - Accent 2"/>
-    <w:basedOn w:val="702"/>
+    <w:basedOn w:val="887"/>
     <w:uiPriority w:val="99"/>
     <w:pPr>
       <w:pBdr/>
@@ -36731,9 +37273,9 @@
       </w:tcPr>
     </w:tblStylePr>
   </w:style>
-  <w:style w:type="table" w:styleId="127">
+  <w:style w:type="table" w:styleId="816">
     <w:name w:val="Bordered &amp; Lined - Accent 3"/>
-    <w:basedOn w:val="702"/>
+    <w:basedOn w:val="887"/>
     <w:uiPriority w:val="99"/>
     <w:pPr>
       <w:pBdr/>
@@ -36975,9 +37517,9 @@
       </w:tcPr>
     </w:tblStylePr>
   </w:style>
-  <w:style w:type="table" w:styleId="128">
+  <w:style w:type="table" w:styleId="817">
     <w:name w:val="Bordered &amp; Lined - Accent 4"/>
-    <w:basedOn w:val="702"/>
+    <w:basedOn w:val="887"/>
     <w:uiPriority w:val="99"/>
     <w:pPr>
       <w:pBdr/>
@@ -37219,9 +37761,9 @@
       </w:tcPr>
     </w:tblStylePr>
   </w:style>
-  <w:style w:type="table" w:styleId="129">
+  <w:style w:type="table" w:styleId="818">
     <w:name w:val="Bordered &amp; Lined - Accent 5"/>
-    <w:basedOn w:val="702"/>
+    <w:basedOn w:val="887"/>
     <w:uiPriority w:val="99"/>
     <w:pPr>
       <w:pBdr/>
@@ -37463,9 +38005,9 @@
       </w:tcPr>
     </w:tblStylePr>
   </w:style>
-  <w:style w:type="table" w:styleId="130">
+  <w:style w:type="table" w:styleId="819">
     <w:name w:val="Bordered &amp; Lined - Accent 6"/>
-    <w:basedOn w:val="702"/>
+    <w:basedOn w:val="887"/>
     <w:uiPriority w:val="99"/>
     <w:pPr>
       <w:pBdr/>
@@ -37707,9 +38249,9 @@
       </w:tcPr>
     </w:tblStylePr>
   </w:style>
-  <w:style w:type="table" w:styleId="131">
+  <w:style w:type="table" w:styleId="820">
     <w:name w:val="Bordered"/>
-    <w:basedOn w:val="702"/>
+    <w:basedOn w:val="887"/>
     <w:uiPriority w:val="99"/>
     <w:pPr>
       <w:pBdr/>
@@ -37938,9 +38480,9 @@
       </w:tcPr>
     </w:tblStylePr>
   </w:style>
-  <w:style w:type="table" w:styleId="132">
+  <w:style w:type="table" w:styleId="821">
     <w:name w:val="Bordered - Accent 1"/>
-    <w:basedOn w:val="702"/>
+    <w:basedOn w:val="887"/>
     <w:uiPriority w:val="99"/>
     <w:pPr>
       <w:pBdr/>
@@ -38169,9 +38711,9 @@
       </w:tcPr>
     </w:tblStylePr>
   </w:style>
-  <w:style w:type="table" w:styleId="133">
+  <w:style w:type="table" w:styleId="822">
     <w:name w:val="Bordered - Accent 2"/>
-    <w:basedOn w:val="702"/>
+    <w:basedOn w:val="887"/>
     <w:uiPriority w:val="99"/>
     <w:pPr>
       <w:pBdr/>
@@ -38400,9 +38942,9 @@
       </w:tcPr>
     </w:tblStylePr>
   </w:style>
-  <w:style w:type="table" w:styleId="134">
+  <w:style w:type="table" w:styleId="823">
     <w:name w:val="Bordered - Accent 3"/>
-    <w:basedOn w:val="702"/>
+    <w:basedOn w:val="887"/>
     <w:uiPriority w:val="99"/>
     <w:pPr>
       <w:pBdr/>
@@ -38631,9 +39173,9 @@
       </w:tcPr>
     </w:tblStylePr>
   </w:style>
-  <w:style w:type="table" w:styleId="135">
+  <w:style w:type="table" w:styleId="824">
     <w:name w:val="Bordered - Accent 4"/>
-    <w:basedOn w:val="702"/>
+    <w:basedOn w:val="887"/>
     <w:uiPriority w:val="99"/>
     <w:pPr>
       <w:pBdr/>
@@ -38862,9 +39404,9 @@
       </w:tcPr>
     </w:tblStylePr>
   </w:style>
-  <w:style w:type="table" w:styleId="136">
+  <w:style w:type="table" w:styleId="825">
     <w:name w:val="Bordered - Accent 5"/>
-    <w:basedOn w:val="702"/>
+    <w:basedOn w:val="887"/>
     <w:uiPriority w:val="99"/>
     <w:pPr>
       <w:pBdr/>
@@ -39093,9 +39635,9 @@
       </w:tcPr>
     </w:tblStylePr>
   </w:style>
-  <w:style w:type="table" w:styleId="137">
+  <w:style w:type="table" w:styleId="826">
     <w:name w:val="Bordered - Accent 6"/>
-    <w:basedOn w:val="702"/>
+    <w:basedOn w:val="887"/>
     <w:uiPriority w:val="99"/>
     <w:pPr>
       <w:pBdr/>
@@ -39324,11 +39866,11 @@
       </w:tcPr>
     </w:tblStylePr>
   </w:style>
-  <w:style w:type="paragraph" w:styleId="139">
+  <w:style w:type="paragraph" w:styleId="827">
     <w:name w:val="Heading 1"/>
-    <w:basedOn w:val="700"/>
-    <w:next w:val="700"/>
-    <w:link w:val="150"/>
+    <w:basedOn w:val="885"/>
+    <w:next w:val="885"/>
+    <w:link w:val="836"/>
     <w:uiPriority w:val="9"/>
     <w:qFormat/>
     <w:pPr>
@@ -39346,11 +39888,11 @@
       <w:szCs w:val="40"/>
     </w:rPr>
   </w:style>
-  <w:style w:type="paragraph" w:styleId="140">
+  <w:style w:type="paragraph" w:styleId="828">
     <w:name w:val="Heading 2"/>
-    <w:basedOn w:val="700"/>
-    <w:next w:val="700"/>
-    <w:link w:val="151"/>
+    <w:basedOn w:val="885"/>
+    <w:next w:val="885"/>
+    <w:link w:val="837"/>
     <w:uiPriority w:val="9"/>
     <w:unhideWhenUsed/>
     <w:qFormat/>
@@ -39369,11 +39911,11 @@
       <w:szCs w:val="32"/>
     </w:rPr>
   </w:style>
-  <w:style w:type="paragraph" w:styleId="141">
+  <w:style w:type="paragraph" w:styleId="829">
     <w:name w:val="Heading 3"/>
-    <w:basedOn w:val="700"/>
-    <w:next w:val="700"/>
-    <w:link w:val="152"/>
+    <w:basedOn w:val="885"/>
+    <w:next w:val="885"/>
+    <w:link w:val="838"/>
     <w:uiPriority w:val="9"/>
     <w:unhideWhenUsed/>
     <w:qFormat/>
@@ -39392,11 +39934,11 @@
       <w:szCs w:val="28"/>
     </w:rPr>
   </w:style>
-  <w:style w:type="paragraph" w:styleId="142">
+  <w:style w:type="paragraph" w:styleId="830">
     <w:name w:val="Heading 4"/>
-    <w:basedOn w:val="700"/>
-    <w:next w:val="700"/>
-    <w:link w:val="153"/>
+    <w:basedOn w:val="885"/>
+    <w:next w:val="885"/>
+    <w:link w:val="839"/>
     <w:uiPriority w:val="9"/>
     <w:unhideWhenUsed/>
     <w:qFormat/>
@@ -39415,11 +39957,11 @@
       <w:color w:val="0f4761" w:themeColor="accent1" w:themeShade="BF"/>
     </w:rPr>
   </w:style>
-  <w:style w:type="paragraph" w:styleId="143">
+  <w:style w:type="paragraph" w:styleId="831">
     <w:name w:val="Heading 5"/>
-    <w:basedOn w:val="700"/>
-    <w:next w:val="700"/>
-    <w:link w:val="154"/>
+    <w:basedOn w:val="885"/>
+    <w:next w:val="885"/>
+    <w:link w:val="840"/>
     <w:uiPriority w:val="9"/>
     <w:unhideWhenUsed/>
     <w:qFormat/>
@@ -39436,11 +39978,11 @@
       <w:color w:val="0f4761" w:themeColor="accent1" w:themeShade="BF"/>
     </w:rPr>
   </w:style>
-  <w:style w:type="paragraph" w:styleId="144">
+  <w:style w:type="paragraph" w:styleId="832">
     <w:name w:val="Heading 6"/>
-    <w:basedOn w:val="700"/>
-    <w:next w:val="700"/>
-    <w:link w:val="155"/>
+    <w:basedOn w:val="885"/>
+    <w:next w:val="885"/>
+    <w:link w:val="841"/>
     <w:uiPriority w:val="9"/>
     <w:unhideWhenUsed/>
     <w:qFormat/>
@@ -39459,11 +40001,11 @@
       <w:color w:val="595959" w:themeColor="text1" w:themeTint="A6"/>
     </w:rPr>
   </w:style>
-  <w:style w:type="paragraph" w:styleId="145">
+  <w:style w:type="paragraph" w:styleId="833">
     <w:name w:val="Heading 7"/>
-    <w:basedOn w:val="700"/>
-    <w:next w:val="700"/>
-    <w:link w:val="156"/>
+    <w:basedOn w:val="885"/>
+    <w:next w:val="885"/>
+    <w:link w:val="842"/>
     <w:uiPriority w:val="9"/>
     <w:unhideWhenUsed/>
     <w:qFormat/>
@@ -39480,11 +40022,11 @@
       <w:color w:val="595959" w:themeColor="text1" w:themeTint="A6"/>
     </w:rPr>
   </w:style>
-  <w:style w:type="paragraph" w:styleId="146">
+  <w:style w:type="paragraph" w:styleId="834">
     <w:name w:val="Heading 8"/>
-    <w:basedOn w:val="700"/>
-    <w:next w:val="700"/>
-    <w:link w:val="157"/>
+    <w:basedOn w:val="885"/>
+    <w:next w:val="885"/>
+    <w:link w:val="843"/>
     <w:uiPriority w:val="9"/>
     <w:unhideWhenUsed/>
     <w:qFormat/>
@@ -39503,11 +40045,11 @@
       <w:color w:val="272727" w:themeColor="text1" w:themeTint="D8"/>
     </w:rPr>
   </w:style>
-  <w:style w:type="paragraph" w:styleId="147">
+  <w:style w:type="paragraph" w:styleId="835">
     <w:name w:val="Heading 9"/>
-    <w:basedOn w:val="700"/>
-    <w:next w:val="700"/>
-    <w:link w:val="158"/>
+    <w:basedOn w:val="885"/>
+    <w:next w:val="885"/>
+    <w:link w:val="844"/>
     <w:uiPriority w:val="9"/>
     <w:unhideWhenUsed/>
     <w:qFormat/>
@@ -39526,10 +40068,10 @@
       <w:color w:val="272727" w:themeColor="text1" w:themeTint="D8"/>
     </w:rPr>
   </w:style>
-  <w:style w:type="character" w:styleId="150">
+  <w:style w:type="character" w:styleId="836">
     <w:name w:val="Heading 1 Char"/>
-    <w:basedOn w:val="701"/>
-    <w:link w:val="139"/>
+    <w:basedOn w:val="886"/>
+    <w:link w:val="827"/>
     <w:uiPriority w:val="9"/>
     <w:pPr>
       <w:pBdr/>
@@ -39543,10 +40085,10 @@
       <w:szCs w:val="40"/>
     </w:rPr>
   </w:style>
-  <w:style w:type="character" w:styleId="151">
+  <w:style w:type="character" w:styleId="837">
     <w:name w:val="Heading 2 Char"/>
-    <w:basedOn w:val="701"/>
-    <w:link w:val="140"/>
+    <w:basedOn w:val="886"/>
+    <w:link w:val="828"/>
     <w:uiPriority w:val="9"/>
     <w:pPr>
       <w:pBdr/>
@@ -39560,10 +40102,10 @@
       <w:szCs w:val="32"/>
     </w:rPr>
   </w:style>
-  <w:style w:type="character" w:styleId="152">
+  <w:style w:type="character" w:styleId="838">
     <w:name w:val="Heading 3 Char"/>
-    <w:basedOn w:val="701"/>
-    <w:link w:val="141"/>
+    <w:basedOn w:val="886"/>
+    <w:link w:val="829"/>
     <w:uiPriority w:val="9"/>
     <w:pPr>
       <w:pBdr/>
@@ -39577,10 +40119,10 @@
       <w:szCs w:val="28"/>
     </w:rPr>
   </w:style>
-  <w:style w:type="character" w:styleId="153">
+  <w:style w:type="character" w:styleId="839">
     <w:name w:val="Heading 4 Char"/>
-    <w:basedOn w:val="701"/>
-    <w:link w:val="142"/>
+    <w:basedOn w:val="886"/>
+    <w:link w:val="830"/>
     <w:uiPriority w:val="9"/>
     <w:pPr>
       <w:pBdr/>
@@ -39594,10 +40136,10 @@
       <w:color w:val="0f4761" w:themeColor="accent1" w:themeShade="BF"/>
     </w:rPr>
   </w:style>
-  <w:style w:type="character" w:styleId="154">
+  <w:style w:type="character" w:styleId="840">
     <w:name w:val="Heading 5 Char"/>
-    <w:basedOn w:val="701"/>
-    <w:link w:val="143"/>
+    <w:basedOn w:val="886"/>
+    <w:link w:val="831"/>
     <w:uiPriority w:val="9"/>
     <w:pPr>
       <w:pBdr/>
@@ -39609,10 +40151,10 @@
       <w:color w:val="0f4761" w:themeColor="accent1" w:themeShade="BF"/>
     </w:rPr>
   </w:style>
-  <w:style w:type="character" w:styleId="155">
+  <w:style w:type="character" w:styleId="841">
     <w:name w:val="Heading 6 Char"/>
-    <w:basedOn w:val="701"/>
-    <w:link w:val="144"/>
+    <w:basedOn w:val="886"/>
+    <w:link w:val="832"/>
     <w:uiPriority w:val="9"/>
     <w:pPr>
       <w:pBdr/>
@@ -39626,10 +40168,10 @@
       <w:color w:val="595959" w:themeColor="text1" w:themeTint="A6"/>
     </w:rPr>
   </w:style>
-  <w:style w:type="character" w:styleId="156">
+  <w:style w:type="character" w:styleId="842">
     <w:name w:val="Heading 7 Char"/>
-    <w:basedOn w:val="701"/>
-    <w:link w:val="145"/>
+    <w:basedOn w:val="886"/>
+    <w:link w:val="833"/>
     <w:uiPriority w:val="9"/>
     <w:pPr>
       <w:pBdr/>
@@ -39641,10 +40183,10 @@
       <w:color w:val="595959" w:themeColor="text1" w:themeTint="A6"/>
     </w:rPr>
   </w:style>
-  <w:style w:type="character" w:styleId="157">
+  <w:style w:type="character" w:styleId="843">
     <w:name w:val="Heading 8 Char"/>
-    <w:basedOn w:val="701"/>
-    <w:link w:val="146"/>
+    <w:basedOn w:val="886"/>
+    <w:link w:val="834"/>
     <w:uiPriority w:val="9"/>
     <w:pPr>
       <w:pBdr/>
@@ -39658,10 +40200,10 @@
       <w:color w:val="272727" w:themeColor="text1" w:themeTint="D8"/>
     </w:rPr>
   </w:style>
-  <w:style w:type="character" w:styleId="158">
+  <w:style w:type="character" w:styleId="844">
     <w:name w:val="Heading 9 Char"/>
-    <w:basedOn w:val="701"/>
-    <w:link w:val="147"/>
+    <w:basedOn w:val="886"/>
+    <w:link w:val="835"/>
     <w:uiPriority w:val="9"/>
     <w:pPr>
       <w:pBdr/>
@@ -39675,11 +40217,11 @@
       <w:color w:val="272727" w:themeColor="text1" w:themeTint="D8"/>
     </w:rPr>
   </w:style>
-  <w:style w:type="paragraph" w:styleId="159">
+  <w:style w:type="paragraph" w:styleId="845">
     <w:name w:val="Title"/>
-    <w:basedOn w:val="700"/>
-    <w:next w:val="700"/>
-    <w:link w:val="160"/>
+    <w:basedOn w:val="885"/>
+    <w:next w:val="885"/>
+    <w:link w:val="846"/>
     <w:uiPriority w:val="10"/>
     <w:qFormat/>
     <w:pPr>
@@ -39695,10 +40237,10 @@
       <w:szCs w:val="56"/>
     </w:rPr>
   </w:style>
-  <w:style w:type="character" w:styleId="160">
+  <w:style w:type="character" w:styleId="846">
     <w:name w:val="Title Char"/>
-    <w:basedOn w:val="701"/>
-    <w:link w:val="159"/>
+    <w:basedOn w:val="886"/>
+    <w:link w:val="845"/>
     <w:uiPriority w:val="10"/>
     <w:pPr>
       <w:pBdr/>
@@ -39712,11 +40254,11 @@
       <w:szCs w:val="56"/>
     </w:rPr>
   </w:style>
-  <w:style w:type="paragraph" w:styleId="161">
+  <w:style w:type="paragraph" w:styleId="847">
     <w:name w:val="Subtitle"/>
-    <w:basedOn w:val="700"/>
-    <w:next w:val="700"/>
-    <w:link w:val="162"/>
+    <w:basedOn w:val="885"/>
+    <w:next w:val="885"/>
+    <w:link w:val="848"/>
     <w:uiPriority w:val="11"/>
     <w:qFormat/>
     <w:pPr>
@@ -39734,10 +40276,10 @@
       <w:szCs w:val="28"/>
     </w:rPr>
   </w:style>
-  <w:style w:type="character" w:styleId="162">
+  <w:style w:type="character" w:styleId="848">
     <w:name w:val="Subtitle Char"/>
-    <w:basedOn w:val="701"/>
-    <w:link w:val="161"/>
+    <w:basedOn w:val="886"/>
+    <w:link w:val="847"/>
     <w:uiPriority w:val="11"/>
     <w:pPr>
       <w:pBdr/>
@@ -39751,11 +40293,11 @@
       <w:szCs w:val="28"/>
     </w:rPr>
   </w:style>
-  <w:style w:type="paragraph" w:styleId="163">
+  <w:style w:type="paragraph" w:styleId="849">
     <w:name w:val="Quote"/>
-    <w:basedOn w:val="700"/>
-    <w:next w:val="700"/>
-    <w:link w:val="164"/>
+    <w:basedOn w:val="885"/>
+    <w:next w:val="885"/>
+    <w:link w:val="850"/>
     <w:uiPriority w:val="29"/>
     <w:qFormat/>
     <w:pPr>
@@ -39770,10 +40312,10 @@
       <w:color w:val="404040" w:themeColor="text1" w:themeTint="BF"/>
     </w:rPr>
   </w:style>
-  <w:style w:type="character" w:styleId="164">
+  <w:style w:type="character" w:styleId="850">
     <w:name w:val="Quote Char"/>
-    <w:basedOn w:val="701"/>
-    <w:link w:val="163"/>
+    <w:basedOn w:val="886"/>
+    <w:link w:val="849"/>
     <w:uiPriority w:val="29"/>
     <w:pPr>
       <w:pBdr/>
@@ -39786,9 +40328,9 @@
       <w:color w:val="404040" w:themeColor="text1" w:themeTint="BF"/>
     </w:rPr>
   </w:style>
-  <w:style w:type="paragraph" w:styleId="165">
+  <w:style w:type="paragraph" w:styleId="851">
     <w:name w:val="List Paragraph"/>
-    <w:basedOn w:val="700"/>
+    <w:basedOn w:val="885"/>
     <w:uiPriority w:val="34"/>
     <w:qFormat/>
     <w:pPr>
@@ -39798,9 +40340,9 @@
       <w:contextualSpacing w:val="true"/>
     </w:pPr>
   </w:style>
-  <w:style w:type="character" w:styleId="166">
+  <w:style w:type="character" w:styleId="852">
     <w:name w:val="Intense Emphasis"/>
-    <w:basedOn w:val="701"/>
+    <w:basedOn w:val="886"/>
     <w:uiPriority w:val="21"/>
     <w:qFormat/>
     <w:pPr>
@@ -39814,11 +40356,11 @@
       <w:color w:val="0f4761" w:themeColor="accent1" w:themeShade="BF"/>
     </w:rPr>
   </w:style>
-  <w:style w:type="paragraph" w:styleId="167">
+  <w:style w:type="paragraph" w:styleId="853">
     <w:name w:val="Intense Quote"/>
-    <w:basedOn w:val="700"/>
-    <w:next w:val="700"/>
-    <w:link w:val="168"/>
+    <w:basedOn w:val="885"/>
+    <w:next w:val="885"/>
+    <w:link w:val="854"/>
     <w:uiPriority w:val="30"/>
     <w:qFormat/>
     <w:pPr>
@@ -39836,10 +40378,10 @@
       <w:color w:val="0f4761" w:themeColor="accent1" w:themeShade="BF"/>
     </w:rPr>
   </w:style>
-  <w:style w:type="character" w:styleId="168">
+  <w:style w:type="character" w:styleId="854">
     <w:name w:val="Intense Quote Char"/>
-    <w:basedOn w:val="701"/>
-    <w:link w:val="167"/>
+    <w:basedOn w:val="886"/>
+    <w:link w:val="853"/>
     <w:uiPriority w:val="30"/>
     <w:pPr>
       <w:pBdr/>
@@ -39852,9 +40394,9 @@
       <w:color w:val="0f4761" w:themeColor="accent1" w:themeShade="BF"/>
     </w:rPr>
   </w:style>
-  <w:style w:type="character" w:styleId="169">
+  <w:style w:type="character" w:styleId="855">
     <w:name w:val="Intense Reference"/>
-    <w:basedOn w:val="701"/>
+    <w:basedOn w:val="886"/>
     <w:uiPriority w:val="32"/>
     <w:qFormat/>
     <w:pPr>
@@ -39870,9 +40412,9 @@
       <w:spacing w:val="5"/>
     </w:rPr>
   </w:style>
-  <w:style w:type="paragraph" w:styleId="170">
+  <w:style w:type="paragraph" w:styleId="856">
     <w:name w:val="No Spacing"/>
-    <w:basedOn w:val="700"/>
+    <w:basedOn w:val="885"/>
     <w:uiPriority w:val="1"/>
     <w:qFormat/>
     <w:pPr>
@@ -39881,9 +40423,9 @@
       <w:ind/>
     </w:pPr>
   </w:style>
-  <w:style w:type="character" w:styleId="171">
+  <w:style w:type="character" w:styleId="857">
     <w:name w:val="Subtle Emphasis"/>
-    <w:basedOn w:val="701"/>
+    <w:basedOn w:val="886"/>
     <w:uiPriority w:val="19"/>
     <w:qFormat/>
     <w:pPr>
@@ -39897,9 +40439,9 @@
       <w:color w:val="404040" w:themeColor="text1" w:themeTint="BF"/>
     </w:rPr>
   </w:style>
-  <w:style w:type="character" w:styleId="172">
+  <w:style w:type="character" w:styleId="858">
     <w:name w:val="Emphasis"/>
-    <w:basedOn w:val="701"/>
+    <w:basedOn w:val="886"/>
     <w:uiPriority w:val="20"/>
     <w:qFormat/>
     <w:pPr>
@@ -39912,9 +40454,9 @@
       <w:iCs/>
     </w:rPr>
   </w:style>
-  <w:style w:type="character" w:styleId="173">
+  <w:style w:type="character" w:styleId="859">
     <w:name w:val="Strong"/>
-    <w:basedOn w:val="701"/>
+    <w:basedOn w:val="886"/>
     <w:uiPriority w:val="22"/>
     <w:qFormat/>
     <w:pPr>
@@ -39927,9 +40469,9 @@
       <w:bCs/>
     </w:rPr>
   </w:style>
-  <w:style w:type="character" w:styleId="174">
+  <w:style w:type="character" w:styleId="860">
     <w:name w:val="Subtle Reference"/>
-    <w:basedOn w:val="701"/>
+    <w:basedOn w:val="886"/>
     <w:uiPriority w:val="31"/>
     <w:qFormat/>
     <w:pPr>
@@ -39942,9 +40484,9 @@
       <w:color w:val="5a5a5a" w:themeColor="text1" w:themeTint="A5"/>
     </w:rPr>
   </w:style>
-  <w:style w:type="character" w:styleId="175">
+  <w:style w:type="character" w:styleId="861">
     <w:name w:val="Book Title"/>
-    <w:basedOn w:val="701"/>
+    <w:basedOn w:val="886"/>
     <w:uiPriority w:val="33"/>
     <w:qFormat/>
     <w:pPr>
@@ -39960,10 +40502,10 @@
       <w:spacing w:val="5"/>
     </w:rPr>
   </w:style>
-  <w:style w:type="character" w:styleId="177">
+  <w:style w:type="character" w:styleId="862">
     <w:name w:val="Header Char"/>
-    <w:basedOn w:val="701"/>
-    <w:link w:val="704"/>
+    <w:basedOn w:val="886"/>
+    <w:link w:val="889"/>
     <w:uiPriority w:val="99"/>
     <w:pPr>
       <w:pBdr/>
@@ -39971,10 +40513,10 @@
       <w:ind/>
     </w:pPr>
   </w:style>
-  <w:style w:type="character" w:styleId="179">
+  <w:style w:type="character" w:styleId="863">
     <w:name w:val="Footer Char"/>
-    <w:basedOn w:val="701"/>
-    <w:link w:val="706"/>
+    <w:basedOn w:val="886"/>
+    <w:link w:val="891"/>
     <w:uiPriority w:val="99"/>
     <w:pPr>
       <w:pBdr/>
@@ -39982,10 +40524,10 @@
       <w:ind/>
     </w:pPr>
   </w:style>
-  <w:style w:type="paragraph" w:styleId="180">
+  <w:style w:type="paragraph" w:styleId="864">
     <w:name w:val="Caption"/>
-    <w:basedOn w:val="700"/>
-    <w:next w:val="700"/>
+    <w:basedOn w:val="885"/>
+    <w:next w:val="885"/>
     <w:uiPriority w:val="35"/>
     <w:unhideWhenUsed/>
     <w:qFormat/>
@@ -40002,10 +40544,10 @@
       <w:szCs w:val="18"/>
     </w:rPr>
   </w:style>
-  <w:style w:type="paragraph" w:styleId="181">
+  <w:style w:type="paragraph" w:styleId="865">
     <w:name w:val="footnote text"/>
-    <w:basedOn w:val="700"/>
-    <w:link w:val="182"/>
+    <w:basedOn w:val="885"/>
+    <w:link w:val="866"/>
     <w:uiPriority w:val="99"/>
     <w:semiHidden/>
     <w:unhideWhenUsed/>
@@ -40019,10 +40561,10 @@
       <w:szCs w:val="20"/>
     </w:rPr>
   </w:style>
-  <w:style w:type="character" w:styleId="182">
+  <w:style w:type="character" w:styleId="866">
     <w:name w:val="Footnote Text Char"/>
-    <w:basedOn w:val="701"/>
-    <w:link w:val="181"/>
+    <w:basedOn w:val="886"/>
+    <w:link w:val="865"/>
     <w:uiPriority w:val="99"/>
     <w:semiHidden/>
     <w:pPr>
@@ -40035,9 +40577,9 @@
       <w:szCs w:val="20"/>
     </w:rPr>
   </w:style>
-  <w:style w:type="character" w:styleId="183">
+  <w:style w:type="character" w:styleId="867">
     <w:name w:val="footnote reference"/>
-    <w:basedOn w:val="701"/>
+    <w:basedOn w:val="886"/>
     <w:uiPriority w:val="99"/>
     <w:semiHidden/>
     <w:unhideWhenUsed/>
@@ -40050,10 +40592,10 @@
       <w:vertAlign w:val="superscript"/>
     </w:rPr>
   </w:style>
-  <w:style w:type="paragraph" w:styleId="184">
+  <w:style w:type="paragraph" w:styleId="868">
     <w:name w:val="endnote text"/>
-    <w:basedOn w:val="700"/>
-    <w:link w:val="185"/>
+    <w:basedOn w:val="885"/>
+    <w:link w:val="869"/>
     <w:uiPriority w:val="99"/>
     <w:semiHidden/>
     <w:unhideWhenUsed/>
@@ -40067,10 +40609,10 @@
       <w:szCs w:val="20"/>
     </w:rPr>
   </w:style>
-  <w:style w:type="character" w:styleId="185">
+  <w:style w:type="character" w:styleId="869">
     <w:name w:val="Endnote Text Char"/>
-    <w:basedOn w:val="701"/>
-    <w:link w:val="184"/>
+    <w:basedOn w:val="886"/>
+    <w:link w:val="868"/>
     <w:uiPriority w:val="99"/>
     <w:semiHidden/>
     <w:pPr>
@@ -40083,9 +40625,9 @@
       <w:szCs w:val="20"/>
     </w:rPr>
   </w:style>
-  <w:style w:type="character" w:styleId="186">
+  <w:style w:type="character" w:styleId="870">
     <w:name w:val="endnote reference"/>
-    <w:basedOn w:val="701"/>
+    <w:basedOn w:val="886"/>
     <w:uiPriority w:val="99"/>
     <w:semiHidden/>
     <w:unhideWhenUsed/>
@@ -40098,9 +40640,9 @@
       <w:vertAlign w:val="superscript"/>
     </w:rPr>
   </w:style>
-  <w:style w:type="character" w:styleId="187">
+  <w:style w:type="character" w:styleId="871">
     <w:name w:val="Hyperlink"/>
-    <w:basedOn w:val="701"/>
+    <w:basedOn w:val="886"/>
     <w:uiPriority w:val="99"/>
     <w:unhideWhenUsed/>
     <w:pPr>
@@ -40113,9 +40655,9 @@
       <w:u w:val="single"/>
     </w:rPr>
   </w:style>
-  <w:style w:type="character" w:styleId="188">
+  <w:style w:type="character" w:styleId="872">
     <w:name w:val="FollowedHyperlink"/>
-    <w:basedOn w:val="701"/>
+    <w:basedOn w:val="886"/>
     <w:uiPriority w:val="99"/>
     <w:semiHidden/>
     <w:unhideWhenUsed/>
@@ -40129,10 +40671,10 @@
       <w:u w:val="single"/>
     </w:rPr>
   </w:style>
-  <w:style w:type="paragraph" w:styleId="189">
+  <w:style w:type="paragraph" w:styleId="873">
     <w:name w:val="toc 1"/>
-    <w:basedOn w:val="700"/>
-    <w:next w:val="700"/>
+    <w:basedOn w:val="885"/>
+    <w:next w:val="885"/>
     <w:uiPriority w:val="39"/>
     <w:unhideWhenUsed/>
     <w:pPr>
@@ -40141,10 +40683,10 @@
       <w:ind/>
     </w:pPr>
   </w:style>
-  <w:style w:type="paragraph" w:styleId="190">
+  <w:style w:type="paragraph" w:styleId="874">
     <w:name w:val="toc 2"/>
-    <w:basedOn w:val="700"/>
-    <w:next w:val="700"/>
+    <w:basedOn w:val="885"/>
+    <w:next w:val="885"/>
     <w:uiPriority w:val="39"/>
     <w:unhideWhenUsed/>
     <w:pPr>
@@ -40153,10 +40695,10 @@
       <w:ind w:left="220"/>
     </w:pPr>
   </w:style>
-  <w:style w:type="paragraph" w:styleId="191">
+  <w:style w:type="paragraph" w:styleId="875">
     <w:name w:val="toc 3"/>
-    <w:basedOn w:val="700"/>
-    <w:next w:val="700"/>
+    <w:basedOn w:val="885"/>
+    <w:next w:val="885"/>
     <w:uiPriority w:val="39"/>
     <w:unhideWhenUsed/>
     <w:pPr>
@@ -40165,10 +40707,10 @@
       <w:ind w:left="440"/>
     </w:pPr>
   </w:style>
-  <w:style w:type="paragraph" w:styleId="192">
+  <w:style w:type="paragraph" w:styleId="876">
     <w:name w:val="toc 4"/>
-    <w:basedOn w:val="700"/>
-    <w:next w:val="700"/>
+    <w:basedOn w:val="885"/>
+    <w:next w:val="885"/>
     <w:uiPriority w:val="39"/>
     <w:unhideWhenUsed/>
     <w:pPr>
@@ -40177,10 +40719,10 @@
       <w:ind w:left="660"/>
     </w:pPr>
   </w:style>
-  <w:style w:type="paragraph" w:styleId="193">
+  <w:style w:type="paragraph" w:styleId="877">
     <w:name w:val="toc 5"/>
-    <w:basedOn w:val="700"/>
-    <w:next w:val="700"/>
+    <w:basedOn w:val="885"/>
+    <w:next w:val="885"/>
     <w:uiPriority w:val="39"/>
     <w:unhideWhenUsed/>
     <w:pPr>
@@ -40189,10 +40731,10 @@
       <w:ind w:left="880"/>
     </w:pPr>
   </w:style>
-  <w:style w:type="paragraph" w:styleId="194">
+  <w:style w:type="paragraph" w:styleId="878">
     <w:name w:val="toc 6"/>
-    <w:basedOn w:val="700"/>
-    <w:next w:val="700"/>
+    <w:basedOn w:val="885"/>
+    <w:next w:val="885"/>
     <w:uiPriority w:val="39"/>
     <w:unhideWhenUsed/>
     <w:pPr>
@@ -40201,10 +40743,10 @@
       <w:ind w:left="1100"/>
     </w:pPr>
   </w:style>
-  <w:style w:type="paragraph" w:styleId="195">
+  <w:style w:type="paragraph" w:styleId="879">
     <w:name w:val="toc 7"/>
-    <w:basedOn w:val="700"/>
-    <w:next w:val="700"/>
+    <w:basedOn w:val="885"/>
+    <w:next w:val="885"/>
     <w:uiPriority w:val="39"/>
     <w:unhideWhenUsed/>
     <w:pPr>
@@ -40213,10 +40755,10 @@
       <w:ind w:left="1320"/>
     </w:pPr>
   </w:style>
-  <w:style w:type="paragraph" w:styleId="196">
+  <w:style w:type="paragraph" w:styleId="880">
     <w:name w:val="toc 8"/>
-    <w:basedOn w:val="700"/>
-    <w:next w:val="700"/>
+    <w:basedOn w:val="885"/>
+    <w:next w:val="885"/>
     <w:uiPriority w:val="39"/>
     <w:unhideWhenUsed/>
     <w:pPr>
@@ -40225,10 +40767,10 @@
       <w:ind w:left="1540"/>
     </w:pPr>
   </w:style>
-  <w:style w:type="paragraph" w:styleId="197">
+  <w:style w:type="paragraph" w:styleId="881">
     <w:name w:val="toc 9"/>
-    <w:basedOn w:val="700"/>
-    <w:next w:val="700"/>
+    <w:basedOn w:val="885"/>
+    <w:next w:val="885"/>
     <w:uiPriority w:val="39"/>
     <w:unhideWhenUsed/>
     <w:pPr>
@@ -40237,9 +40779,9 @@
       <w:ind w:left="1760"/>
     </w:pPr>
   </w:style>
-  <w:style w:type="character" w:styleId="198">
+  <w:style w:type="character" w:styleId="882">
     <w:name w:val="Placeholder Text"/>
-    <w:basedOn w:val="701"/>
+    <w:basedOn w:val="886"/>
     <w:uiPriority w:val="99"/>
     <w:semiHidden/>
     <w:pPr>
@@ -40251,7 +40793,7 @@
       <w:color w:val="666666"/>
     </w:rPr>
   </w:style>
-  <w:style w:type="paragraph" w:styleId="208">
+  <w:style w:type="paragraph" w:styleId="883">
     <w:name w:val="TOC Heading"/>
     <w:uiPriority w:val="39"/>
     <w:unhideWhenUsed/>
@@ -40261,10 +40803,10 @@
       <w:ind/>
     </w:pPr>
   </w:style>
-  <w:style w:type="paragraph" w:styleId="209">
+  <w:style w:type="paragraph" w:styleId="884">
     <w:name w:val="table of figures"/>
-    <w:basedOn w:val="700"/>
-    <w:next w:val="700"/>
+    <w:basedOn w:val="885"/>
+    <w:next w:val="885"/>
     <w:uiPriority w:val="99"/>
     <w:unhideWhenUsed/>
     <w:pPr>
@@ -40273,7 +40815,7 @@
       <w:ind/>
     </w:pPr>
   </w:style>
-  <w:style w:type="paragraph" w:styleId="700" w:default="1">
+  <w:style w:type="paragraph" w:styleId="885" w:default="1">
     <w:name w:val="Normal"/>
     <w:qFormat/>
     <w:pPr>
@@ -40287,7 +40829,7 @@
       <w:lang w:val="en-US"/>
     </w:rPr>
   </w:style>
-  <w:style w:type="character" w:styleId="701" w:default="1">
+  <w:style w:type="character" w:styleId="886" w:default="1">
     <w:name w:val="Default Paragraph Font"/>
     <w:uiPriority w:val="1"/>
     <w:semiHidden/>
@@ -40298,7 +40840,7 @@
       <w:ind/>
     </w:pPr>
   </w:style>
-  <w:style w:type="table" w:styleId="702" w:default="1">
+  <w:style w:type="table" w:styleId="887" w:default="1">
     <w:name w:val="Normal Table"/>
     <w:uiPriority w:val="99"/>
     <w:semiHidden/>
@@ -40491,7 +41033,7 @@
       </w:tcPr>
     </w:tblStylePr>
   </w:style>
-  <w:style w:type="numbering" w:styleId="703" w:default="1">
+  <w:style w:type="numbering" w:styleId="888" w:default="1">
     <w:name w:val="No List"/>
     <w:uiPriority w:val="99"/>
     <w:semiHidden/>
@@ -40502,10 +41044,10 @@
       <w:ind/>
     </w:pPr>
   </w:style>
-  <w:style w:type="paragraph" w:styleId="704">
+  <w:style w:type="paragraph" w:styleId="889">
     <w:name w:val="Header"/>
-    <w:basedOn w:val="700"/>
-    <w:link w:val="705"/>
+    <w:basedOn w:val="885"/>
+    <w:link w:val="890"/>
     <w:uiPriority w:val="99"/>
     <w:unhideWhenUsed/>
     <w:pPr>
@@ -40518,10 +41060,10 @@
       <w:ind/>
     </w:pPr>
   </w:style>
-  <w:style w:type="character" w:styleId="705" w:customStyle="1">
+  <w:style w:type="character" w:styleId="890" w:customStyle="1">
     <w:name w:val="Encabezado Car"/>
-    <w:basedOn w:val="701"/>
-    <w:link w:val="704"/>
+    <w:basedOn w:val="886"/>
+    <w:link w:val="889"/>
     <w:uiPriority w:val="99"/>
     <w:pPr>
       <w:pBdr/>
@@ -40534,10 +41076,10 @@
       <w:lang w:val="en-US"/>
     </w:rPr>
   </w:style>
-  <w:style w:type="paragraph" w:styleId="706">
+  <w:style w:type="paragraph" w:styleId="891">
     <w:name w:val="Footer"/>
-    <w:basedOn w:val="700"/>
-    <w:link w:val="707"/>
+    <w:basedOn w:val="885"/>
+    <w:link w:val="892"/>
     <w:uiPriority w:val="99"/>
     <w:unhideWhenUsed/>
     <w:pPr>
@@ -40550,10 +41092,10 @@
       <w:ind/>
     </w:pPr>
   </w:style>
-  <w:style w:type="character" w:styleId="707" w:customStyle="1">
+  <w:style w:type="character" w:styleId="892" w:customStyle="1">
     <w:name w:val="Pie de página Car"/>
-    <w:basedOn w:val="701"/>
-    <w:link w:val="706"/>
+    <w:basedOn w:val="886"/>
+    <w:link w:val="891"/>
     <w:uiPriority w:val="99"/>
     <w:pPr>
       <w:pBdr/>
